--- a/Quản lý tài sản/Huong_dan_su_dung_Phan_he_Tai_san.docx
+++ b/Quản lý tài sản/Huong_dan_su_dung_Phan_he_Tai_san.docx
@@ -3190,7 +3190,7 @@
             <w:r>
               <w:drawing>
                 <wp:inline distT="0" distB="0" distL="0" distR="0">
-                  <wp:extent cx="5943600" cy="2686050"/>
+                  <wp:extent cx="5943600" cy="2476500"/>
                   <wp:effectExtent t="0" r="0" b="0" l="0"/>
                   <wp:docPr id="1" name="anh3" descr="Toàn cảnh màn hình Quản lý tài sản." title="Ảnh 3"/>
                   <wp:cNvGraphicFramePr>
@@ -3215,7 +3215,7 @@
                         <pic:spPr bwMode="auto">
                           <a:xfrm>
                             <a:off x="0" y="0"/>
-                            <a:ext cx="5943600" cy="2686050"/>
+                            <a:ext cx="5943600" cy="2476500"/>
                           </a:xfrm>
                           <a:prstGeom prst="rect">
                             <a:avLst/>
@@ -3895,6 +3895,3431 @@
       <w:tblPr>
         <w:tblW w:type="dxa" w:w="9360"/>
         <w:tblBorders>
+          <w:top w:val="dashed" w:color="1F5F9E" w:sz="6"/>
+          <w:left w:val="dashed" w:color="1F5F9E" w:sz="6"/>
+          <w:bottom w:val="dashed" w:color="1F5F9E" w:sz="6"/>
+          <w:right w:val="dashed" w:color="1F5F9E" w:sz="6"/>
+          <w:insideH w:val="single" w:color="auto" w:sz="4"/>
+          <w:insideV w:val="single" w:color="auto" w:sz="4"/>
+        </w:tblBorders>
+      </w:tblPr>
+      <w:tblGrid>
+        <w:gridCol w:w="9360"/>
+      </w:tblGrid>
+      <w:tr>
+        <w:tc>
+          <w:tcPr>
+            <w:tcW w:type="dxa" w:w="9360"/>
+            <w:shd w:fill="F7F8FA" w:val="clear"/>
+            <w:tcMar>
+              <w:top w:type="dxa" w:w="360"/>
+              <w:left w:type="dxa" w:w="180"/>
+              <w:bottom w:type="dxa" w:w="360"/>
+              <w:right w:type="dxa" w:w="180"/>
+            </w:tcMar>
+          </w:tcPr>
+          <w:p>
+            <w:pPr>
+              <w:spacing w:after="40"/>
+              <w:jc w:val="center"/>
+            </w:pPr>
+            <w:r>
+              <w:rPr>
+                <w:b/>
+                <w:bCs/>
+                <w:color w:val="1F5F9E"/>
+                <w:sz w:val="26"/>
+                <w:szCs w:val="26"/>
+              </w:rPr>
+              <w:t xml:space="preserve">[ẢNH 4]</w:t>
+            </w:r>
+          </w:p>
+          <w:p>
+            <w:pPr>
+              <w:spacing w:after="40"/>
+              <w:jc w:val="center"/>
+            </w:pPr>
+            <w:r>
+              <w:rPr>
+                <w:i/>
+                <w:iCs/>
+                <w:color w:val="6B7280"/>
+              </w:rPr>
+              <w:t xml:space="preserve">Cửa sổ xem nhanh chi tiết tài sản.</w:t>
+            </w:r>
+          </w:p>
+          <w:p>
+            <w:pPr>
+              <w:spacing w:after="0"/>
+              <w:jc w:val="center"/>
+            </w:pPr>
+            <w:r>
+              <w:rPr>
+                <w:color w:val="6B7280"/>
+                <w:sz w:val="18"/>
+                <w:szCs w:val="18"/>
+              </w:rPr>
+              <w:t xml:space="preserve">→ Chụp màn hình theo đặc tả bên dưới rồi dán ảnh (đã khoanh vẽ) vào khung này.</w:t>
+            </w:r>
+          </w:p>
+        </w:tc>
+      </w:tr>
+    </w:tbl>
+    <w:p>
+      <w:pPr>
+        <w:spacing w:after="40"/>
+      </w:pPr>
+    </w:p>
+    <w:tbl>
+      <w:tblPr>
+        <w:tblW w:type="dxa" w:w="9360"/>
+        <w:tblBorders>
+          <w:top w:val="single" w:color="D0D5DD" w:sz="1"/>
+          <w:left w:val="single" w:color="D0D5DD" w:sz="1"/>
+          <w:bottom w:val="single" w:color="D0D5DD" w:sz="1"/>
+          <w:right w:val="single" w:color="D0D5DD" w:sz="1"/>
+          <w:insideH w:val="single" w:color="D0D5DD" w:sz="1"/>
+          <w:insideV w:val="single" w:color="D0D5DD" w:sz="1"/>
+        </w:tblBorders>
+      </w:tblPr>
+      <w:tblGrid>
+        <w:gridCol w:w="2600"/>
+        <w:gridCol w:w="6760"/>
+      </w:tblGrid>
+      <w:tr>
+        <w:tc>
+          <w:tcPr>
+            <w:tcW w:type="dxa" w:w="9360"/>
+            <w:gridSpan w:val="2"/>
+            <w:shd w:fill="1F5F9E" w:val="clear"/>
+            <w:tcMar>
+              <w:top w:type="dxa" w:w="60"/>
+              <w:left w:type="dxa" w:w="120"/>
+              <w:bottom w:type="dxa" w:w="60"/>
+              <w:right w:type="dxa" w:w="120"/>
+            </w:tcMar>
+          </w:tcPr>
+          <w:p>
+            <w:r>
+              <w:rPr>
+                <w:b/>
+                <w:bCs/>
+                <w:color w:val="FFFFFF"/>
+                <w:sz w:val="20"/>
+                <w:szCs w:val="20"/>
+              </w:rPr>
+              <w:t xml:space="preserve">Đặc tả ảnh 4</w:t>
+            </w:r>
+          </w:p>
+        </w:tc>
+      </w:tr>
+      <w:tr>
+        <w:tc>
+          <w:tcPr>
+            <w:tcW w:type="dxa" w:w="2600"/>
+            <w:shd w:fill="F3F4F6" w:val="clear"/>
+            <w:tcMar>
+              <w:top w:type="dxa" w:w="70"/>
+              <w:left w:type="dxa" w:w="120"/>
+              <w:bottom w:type="dxa" w:w="70"/>
+              <w:right w:type="dxa" w:w="120"/>
+            </w:tcMar>
+            <w:vAlign w:val="center"/>
+          </w:tcPr>
+          <w:p>
+            <w:r>
+              <w:rPr>
+                <w:b/>
+                <w:bCs/>
+              </w:rPr>
+              <w:t xml:space="preserve">Màn hình cần chụp</w:t>
+            </w:r>
+          </w:p>
+        </w:tc>
+        <w:tc>
+          <w:tcPr>
+            <w:tcW w:type="dxa" w:w="6760"/>
+            <w:shd w:fill="FFFFFF" w:val="clear"/>
+            <w:tcMar>
+              <w:top w:type="dxa" w:w="70"/>
+              <w:left w:type="dxa" w:w="120"/>
+              <w:bottom w:type="dxa" w:w="70"/>
+              <w:right w:type="dxa" w:w="120"/>
+            </w:tcMar>
+            <w:vAlign w:val="center"/>
+          </w:tcPr>
+          <w:p>
+            <w:pPr>
+              <w:spacing w:after="0"/>
+            </w:pPr>
+            <w:r>
+              <w:t xml:space="preserve">Màn hình Quản lý tài sản, sau khi nhấn tên một tài sản.</w:t>
+            </w:r>
+          </w:p>
+        </w:tc>
+      </w:tr>
+      <w:tr>
+        <w:tc>
+          <w:tcPr>
+            <w:tcW w:type="dxa" w:w="2600"/>
+            <w:shd w:fill="F3F4F6" w:val="clear"/>
+            <w:tcMar>
+              <w:top w:type="dxa" w:w="70"/>
+              <w:left w:type="dxa" w:w="120"/>
+              <w:bottom w:type="dxa" w:w="70"/>
+              <w:right w:type="dxa" w:w="120"/>
+            </w:tcMar>
+            <w:vAlign w:val="center"/>
+          </w:tcPr>
+          <w:p>
+            <w:r>
+              <w:rPr>
+                <w:b/>
+                <w:bCs/>
+              </w:rPr>
+              <w:t xml:space="preserve">Khoanh tròn (đỏ)</w:t>
+            </w:r>
+          </w:p>
+        </w:tc>
+        <w:tc>
+          <w:tcPr>
+            <w:tcW w:type="dxa" w:w="6760"/>
+            <w:shd w:fill="FFFFFF" w:val="clear"/>
+            <w:tcMar>
+              <w:top w:type="dxa" w:w="70"/>
+              <w:left w:type="dxa" w:w="120"/>
+              <w:bottom w:type="dxa" w:w="70"/>
+              <w:right w:type="dxa" w:w="120"/>
+            </w:tcMar>
+            <w:vAlign w:val="center"/>
+          </w:tcPr>
+          <w:p>
+            <w:pPr>
+              <w:spacing w:after="0"/>
+            </w:pPr>
+            <w:r>
+              <w:t xml:space="preserve">Khoanh tiêu đề (tên + mã tài sản) và cụm nút [Đóng] / [Sửa] ở chân cửa sổ.</w:t>
+            </w:r>
+          </w:p>
+        </w:tc>
+      </w:tr>
+      <w:tr>
+        <w:tc>
+          <w:tcPr>
+            <w:tcW w:type="dxa" w:w="2600"/>
+            <w:shd w:fill="F3F4F6" w:val="clear"/>
+            <w:tcMar>
+              <w:top w:type="dxa" w:w="70"/>
+              <w:left w:type="dxa" w:w="120"/>
+              <w:bottom w:type="dxa" w:w="70"/>
+              <w:right w:type="dxa" w:w="120"/>
+            </w:tcMar>
+            <w:vAlign w:val="center"/>
+          </w:tcPr>
+          <w:p>
+            <w:r>
+              <w:rPr>
+                <w:b/>
+                <w:bCs/>
+              </w:rPr>
+              <w:t xml:space="preserve">Mũi tên (đỏ)</w:t>
+            </w:r>
+          </w:p>
+        </w:tc>
+        <w:tc>
+          <w:tcPr>
+            <w:tcW w:type="dxa" w:w="6760"/>
+            <w:shd w:fill="FFFFFF" w:val="clear"/>
+            <w:tcMar>
+              <w:top w:type="dxa" w:w="70"/>
+              <w:left w:type="dxa" w:w="120"/>
+              <w:bottom w:type="dxa" w:w="70"/>
+              <w:right w:type="dxa" w:w="120"/>
+            </w:tcMar>
+            <w:vAlign w:val="center"/>
+          </w:tcPr>
+          <w:p>
+            <w:pPr>
+              <w:spacing w:after="0"/>
+            </w:pPr>
+            <w:r>
+              <w:t xml:space="preserve">Mũi tên chỉ vào nút [Sửa].</w:t>
+            </w:r>
+          </w:p>
+        </w:tc>
+      </w:tr>
+      <w:tr>
+        <w:tc>
+          <w:tcPr>
+            <w:tcW w:type="dxa" w:w="2600"/>
+            <w:shd w:fill="F3F4F6" w:val="clear"/>
+            <w:tcMar>
+              <w:top w:type="dxa" w:w="70"/>
+              <w:left w:type="dxa" w:w="120"/>
+              <w:bottom w:type="dxa" w:w="70"/>
+              <w:right w:type="dxa" w:w="120"/>
+            </w:tcMar>
+            <w:vAlign w:val="center"/>
+          </w:tcPr>
+          <w:p>
+            <w:r>
+              <w:rPr>
+                <w:b/>
+                <w:bCs/>
+              </w:rPr>
+              <w:t xml:space="preserve">Chú giải số (callout)</w:t>
+            </w:r>
+          </w:p>
+        </w:tc>
+        <w:tc>
+          <w:tcPr>
+            <w:tcW w:type="dxa" w:w="6760"/>
+            <w:shd w:fill="FFFFFF" w:val="clear"/>
+            <w:tcMar>
+              <w:top w:type="dxa" w:w="70"/>
+              <w:left w:type="dxa" w:w="120"/>
+              <w:bottom w:type="dxa" w:w="70"/>
+              <w:right w:type="dxa" w:w="120"/>
+            </w:tcMar>
+            <w:vAlign w:val="center"/>
+          </w:tcPr>
+          <w:p>
+            <w:pPr>
+              <w:spacing w:after="20"/>
+            </w:pPr>
+            <w:r>
+              <w:rPr>
+                <w:b/>
+                <w:bCs/>
+                <w:color w:val="C0392B"/>
+              </w:rPr>
+              <w:t xml:space="preserve">① </w:t>
+            </w:r>
+            <w:r>
+              <w:t xml:space="preserve">Tên và mã tài sản</w:t>
+            </w:r>
+          </w:p>
+          <w:p>
+            <w:pPr>
+              <w:spacing w:after="20"/>
+            </w:pPr>
+            <w:r>
+              <w:rPr>
+                <w:b/>
+                <w:bCs/>
+                <w:color w:val="C0392B"/>
+              </w:rPr>
+              <w:t xml:space="preserve">② </w:t>
+            </w:r>
+            <w:r>
+              <w:t xml:space="preserve">Các trường thông tin</w:t>
+            </w:r>
+          </w:p>
+          <w:p>
+            <w:pPr>
+              <w:spacing w:after="20"/>
+            </w:pPr>
+            <w:r>
+              <w:rPr>
+                <w:b/>
+                <w:bCs/>
+                <w:color w:val="C0392B"/>
+              </w:rPr>
+              <w:t xml:space="preserve">③ </w:t>
+            </w:r>
+            <w:r>
+              <w:t xml:space="preserve">Nút [Đóng] và [Sửa]</w:t>
+            </w:r>
+          </w:p>
+        </w:tc>
+      </w:tr>
+    </w:tbl>
+    <w:p>
+      <w:pPr>
+        <w:spacing w:after="160"/>
+      </w:pPr>
+    </w:p>
+    <w:p>
+      <w:pPr>
+        <w:pStyle w:val="Heading2"/>
+      </w:pPr>
+      <w:r>
+        <w:t xml:space="preserve">5.6. Thêm tài sản mới</w:t>
+      </w:r>
+    </w:p>
+    <w:p>
+      <w:pPr>
+        <w:pStyle w:val="ListParagraph"/>
+        <w:numPr>
+          <w:ilvl w:val="0"/>
+          <w:numId w:val="5"/>
+        </w:numPr>
+        <w:spacing w:after="70"/>
+      </w:pPr>
+      <w:r>
+        <w:t xml:space="preserve">Nhấn nút </w:t>
+      </w:r>
+      <w:r>
+        <w:rPr>
+          <w:b/>
+          <w:bCs/>
+        </w:rPr>
+        <w:t xml:space="preserve">Thêm tài sản</w:t>
+      </w:r>
+      <w:r>
+        <w:t xml:space="preserve"> ở góc trên phải.</w:t>
+      </w:r>
+    </w:p>
+    <w:p>
+      <w:pPr>
+        <w:pStyle w:val="ListParagraph"/>
+        <w:numPr>
+          <w:ilvl w:val="0"/>
+          <w:numId w:val="5"/>
+        </w:numPr>
+        <w:spacing w:after="70"/>
+      </w:pPr>
+      <w:r>
+        <w:t xml:space="preserve">Ở nhóm </w:t>
+      </w:r>
+      <w:r>
+        <w:rPr>
+          <w:b/>
+          <w:bCs/>
+        </w:rPr>
+        <w:t xml:space="preserve">Thông tin chung</w:t>
+      </w:r>
+      <w:r>
+        <w:t xml:space="preserve">, nhập </w:t>
+      </w:r>
+      <w:r>
+        <w:rPr>
+          <w:b/>
+          <w:bCs/>
+        </w:rPr>
+        <w:t xml:space="preserve">Mã tài sản</w:t>
+      </w:r>
+      <w:r>
+        <w:t xml:space="preserve"> và </w:t>
+      </w:r>
+      <w:r>
+        <w:rPr>
+          <w:b/>
+          <w:bCs/>
+        </w:rPr>
+        <w:t xml:space="preserve">Tên tài sản</w:t>
+      </w:r>
+      <w:r>
+        <w:t xml:space="preserve"> (bắt buộc), chọn </w:t>
+      </w:r>
+      <w:r>
+        <w:rPr>
+          <w:b/>
+          <w:bCs/>
+        </w:rPr>
+        <w:t xml:space="preserve">Danh mục</w:t>
+      </w:r>
+      <w:r>
+        <w:t xml:space="preserve"> (bắt buộc).</w:t>
+      </w:r>
+    </w:p>
+    <w:p>
+      <w:pPr>
+        <w:pStyle w:val="ListParagraph"/>
+        <w:numPr>
+          <w:ilvl w:val="0"/>
+          <w:numId w:val="5"/>
+        </w:numPr>
+        <w:spacing w:after="70"/>
+      </w:pPr>
+      <w:r>
+        <w:t xml:space="preserve">Chọn </w:t>
+      </w:r>
+      <w:r>
+        <w:rPr>
+          <w:b/>
+          <w:bCs/>
+        </w:rPr>
+        <w:t xml:space="preserve">Vị trí</w:t>
+      </w:r>
+      <w:r>
+        <w:t xml:space="preserve"> (nếu có) — hệ thống tự điền </w:t>
+      </w:r>
+      <w:r>
+        <w:rPr>
+          <w:b/>
+          <w:bCs/>
+        </w:rPr>
+        <w:t xml:space="preserve">Toà nhà</w:t>
+      </w:r>
+      <w:r>
+        <w:t xml:space="preserve"> theo vị trí. Chọn </w:t>
+      </w:r>
+      <w:r>
+        <w:rPr>
+          <w:b/>
+          <w:bCs/>
+        </w:rPr>
+        <w:t xml:space="preserve">Trạng thái</w:t>
+      </w:r>
+      <w:r>
+        <w:t xml:space="preserve">, </w:t>
+      </w:r>
+      <w:r>
+        <w:rPr>
+          <w:b/>
+          <w:bCs/>
+        </w:rPr>
+        <w:t xml:space="preserve">Mức độ quan trọng</w:t>
+      </w:r>
+      <w:r>
+        <w:t xml:space="preserve">, nhập </w:t>
+      </w:r>
+      <w:r>
+        <w:rPr>
+          <w:b/>
+          <w:bCs/>
+        </w:rPr>
+        <w:t xml:space="preserve">Số serial</w:t>
+      </w:r>
+      <w:r>
+        <w:t xml:space="preserve"> nếu cần.</w:t>
+      </w:r>
+    </w:p>
+    <w:p>
+      <w:pPr>
+        <w:pStyle w:val="ListParagraph"/>
+        <w:numPr>
+          <w:ilvl w:val="0"/>
+          <w:numId w:val="5"/>
+        </w:numPr>
+        <w:spacing w:after="70"/>
+      </w:pPr>
+      <w:r>
+        <w:t xml:space="preserve">Ở nhóm </w:t>
+      </w:r>
+      <w:r>
+        <w:rPr>
+          <w:b/>
+          <w:bCs/>
+        </w:rPr>
+        <w:t xml:space="preserve">Tài chính &amp; vòng đời</w:t>
+      </w:r>
+      <w:r>
+        <w:t xml:space="preserve">, nhập </w:t>
+      </w:r>
+      <w:r>
+        <w:rPr>
+          <w:b/>
+          <w:bCs/>
+        </w:rPr>
+        <w:t xml:space="preserve">Giá mua</w:t>
+      </w:r>
+      <w:r>
+        <w:t xml:space="preserve">, </w:t>
+      </w:r>
+      <w:r>
+        <w:rPr>
+          <w:b/>
+          <w:bCs/>
+        </w:rPr>
+        <w:t xml:space="preserve">Ngày mua</w:t>
+      </w:r>
+      <w:r>
+        <w:t xml:space="preserve">, </w:t>
+      </w:r>
+      <w:r>
+        <w:rPr>
+          <w:b/>
+          <w:bCs/>
+        </w:rPr>
+        <w:t xml:space="preserve">Hết hạn bảo hành</w:t>
+      </w:r>
+      <w:r>
+        <w:t xml:space="preserve">, </w:t>
+      </w:r>
+      <w:r>
+        <w:rPr>
+          <w:b/>
+          <w:bCs/>
+        </w:rPr>
+        <w:t xml:space="preserve">Vòng đời (tháng)</w:t>
+      </w:r>
+      <w:r>
+        <w:t xml:space="preserve">, </w:t>
+      </w:r>
+      <w:r>
+        <w:rPr>
+          <w:b/>
+          <w:bCs/>
+        </w:rPr>
+        <w:t xml:space="preserve">Giá trị thanh lý</w:t>
+      </w:r>
+      <w:r>
+        <w:t xml:space="preserve">, chọn </w:t>
+      </w:r>
+      <w:r>
+        <w:rPr>
+          <w:b/>
+          <w:bCs/>
+        </w:rPr>
+        <w:t xml:space="preserve">Phương pháp khấu hao</w:t>
+      </w:r>
+      <w:r>
+        <w:t xml:space="preserve"> và </w:t>
+      </w:r>
+      <w:r>
+        <w:rPr>
+          <w:b/>
+          <w:bCs/>
+        </w:rPr>
+        <w:t xml:space="preserve">Ghi chú</w:t>
+      </w:r>
+      <w:r>
+        <w:t xml:space="preserve">.</w:t>
+      </w:r>
+    </w:p>
+    <w:p>
+      <w:pPr>
+        <w:pStyle w:val="ListParagraph"/>
+        <w:numPr>
+          <w:ilvl w:val="0"/>
+          <w:numId w:val="5"/>
+        </w:numPr>
+        <w:spacing w:after="70"/>
+      </w:pPr>
+      <w:r>
+        <w:t xml:space="preserve">Nhấn </w:t>
+      </w:r>
+      <w:r>
+        <w:rPr>
+          <w:b/>
+          <w:bCs/>
+        </w:rPr>
+        <w:t xml:space="preserve">Tạo tài sản</w:t>
+      </w:r>
+      <w:r>
+        <w:t xml:space="preserve"> để lưu.</w:t>
+      </w:r>
+    </w:p>
+    <w:tbl>
+      <w:tblPr>
+        <w:tblW w:type="dxa" w:w="9360"/>
+        <w:tblBorders>
+          <w:top w:val="dashed" w:color="1F5F9E" w:sz="6"/>
+          <w:left w:val="dashed" w:color="1F5F9E" w:sz="6"/>
+          <w:bottom w:val="dashed" w:color="1F5F9E" w:sz="6"/>
+          <w:right w:val="dashed" w:color="1F5F9E" w:sz="6"/>
+          <w:insideH w:val="single" w:color="auto" w:sz="4"/>
+          <w:insideV w:val="single" w:color="auto" w:sz="4"/>
+        </w:tblBorders>
+      </w:tblPr>
+      <w:tblGrid>
+        <w:gridCol w:w="9360"/>
+      </w:tblGrid>
+      <w:tr>
+        <w:tc>
+          <w:tcPr>
+            <w:tcW w:type="dxa" w:w="9360"/>
+            <w:shd w:fill="F7F8FA" w:val="clear"/>
+            <w:tcMar>
+              <w:top w:type="dxa" w:w="360"/>
+              <w:left w:type="dxa" w:w="180"/>
+              <w:bottom w:type="dxa" w:w="360"/>
+              <w:right w:type="dxa" w:w="180"/>
+            </w:tcMar>
+          </w:tcPr>
+          <w:p>
+            <w:pPr>
+              <w:spacing w:after="40"/>
+              <w:jc w:val="center"/>
+            </w:pPr>
+            <w:r>
+              <w:rPr>
+                <w:b/>
+                <w:bCs/>
+                <w:color w:val="1F5F9E"/>
+                <w:sz w:val="26"/>
+                <w:szCs w:val="26"/>
+              </w:rPr>
+              <w:t xml:space="preserve">[ẢNH 5]</w:t>
+            </w:r>
+          </w:p>
+          <w:p>
+            <w:pPr>
+              <w:spacing w:after="40"/>
+              <w:jc w:val="center"/>
+            </w:pPr>
+            <w:r>
+              <w:rPr>
+                <w:i/>
+                <w:iCs/>
+                <w:color w:val="6B7280"/>
+              </w:rPr>
+              <w:t xml:space="preserve">Form thêm tài sản mới (hai nhóm trường).</w:t>
+            </w:r>
+          </w:p>
+          <w:p>
+            <w:pPr>
+              <w:spacing w:after="0"/>
+              <w:jc w:val="center"/>
+            </w:pPr>
+            <w:r>
+              <w:rPr>
+                <w:color w:val="6B7280"/>
+                <w:sz w:val="18"/>
+                <w:szCs w:val="18"/>
+              </w:rPr>
+              <w:t xml:space="preserve">→ Chụp màn hình theo đặc tả bên dưới rồi dán ảnh (đã khoanh vẽ) vào khung này.</w:t>
+            </w:r>
+          </w:p>
+        </w:tc>
+      </w:tr>
+    </w:tbl>
+    <w:p>
+      <w:pPr>
+        <w:spacing w:after="40"/>
+      </w:pPr>
+    </w:p>
+    <w:tbl>
+      <w:tblPr>
+        <w:tblW w:type="dxa" w:w="9360"/>
+        <w:tblBorders>
+          <w:top w:val="single" w:color="D0D5DD" w:sz="1"/>
+          <w:left w:val="single" w:color="D0D5DD" w:sz="1"/>
+          <w:bottom w:val="single" w:color="D0D5DD" w:sz="1"/>
+          <w:right w:val="single" w:color="D0D5DD" w:sz="1"/>
+          <w:insideH w:val="single" w:color="D0D5DD" w:sz="1"/>
+          <w:insideV w:val="single" w:color="D0D5DD" w:sz="1"/>
+        </w:tblBorders>
+      </w:tblPr>
+      <w:tblGrid>
+        <w:gridCol w:w="2600"/>
+        <w:gridCol w:w="6760"/>
+      </w:tblGrid>
+      <w:tr>
+        <w:tc>
+          <w:tcPr>
+            <w:tcW w:type="dxa" w:w="9360"/>
+            <w:gridSpan w:val="2"/>
+            <w:shd w:fill="1F5F9E" w:val="clear"/>
+            <w:tcMar>
+              <w:top w:type="dxa" w:w="60"/>
+              <w:left w:type="dxa" w:w="120"/>
+              <w:bottom w:type="dxa" w:w="60"/>
+              <w:right w:type="dxa" w:w="120"/>
+            </w:tcMar>
+          </w:tcPr>
+          <w:p>
+            <w:r>
+              <w:rPr>
+                <w:b/>
+                <w:bCs/>
+                <w:color w:val="FFFFFF"/>
+                <w:sz w:val="20"/>
+                <w:szCs w:val="20"/>
+              </w:rPr>
+              <w:t xml:space="preserve">Đặc tả ảnh 5</w:t>
+            </w:r>
+          </w:p>
+        </w:tc>
+      </w:tr>
+      <w:tr>
+        <w:tc>
+          <w:tcPr>
+            <w:tcW w:type="dxa" w:w="2600"/>
+            <w:shd w:fill="F3F4F6" w:val="clear"/>
+            <w:tcMar>
+              <w:top w:type="dxa" w:w="70"/>
+              <w:left w:type="dxa" w:w="120"/>
+              <w:bottom w:type="dxa" w:w="70"/>
+              <w:right w:type="dxa" w:w="120"/>
+            </w:tcMar>
+            <w:vAlign w:val="center"/>
+          </w:tcPr>
+          <w:p>
+            <w:r>
+              <w:rPr>
+                <w:b/>
+                <w:bCs/>
+              </w:rPr>
+              <w:t xml:space="preserve">Màn hình cần chụp</w:t>
+            </w:r>
+          </w:p>
+        </w:tc>
+        <w:tc>
+          <w:tcPr>
+            <w:tcW w:type="dxa" w:w="6760"/>
+            <w:shd w:fill="FFFFFF" w:val="clear"/>
+            <w:tcMar>
+              <w:top w:type="dxa" w:w="70"/>
+              <w:left w:type="dxa" w:w="120"/>
+              <w:bottom w:type="dxa" w:w="70"/>
+              <w:right w:type="dxa" w:w="120"/>
+            </w:tcMar>
+            <w:vAlign w:val="center"/>
+          </w:tcPr>
+          <w:p>
+            <w:pPr>
+              <w:spacing w:after="0"/>
+            </w:pPr>
+            <w:r>
+              <w:t xml:space="preserve">Cửa sổ 'Thêm tài sản mới' sau khi nhấn nút Thêm tài sản.</w:t>
+            </w:r>
+          </w:p>
+        </w:tc>
+      </w:tr>
+      <w:tr>
+        <w:tc>
+          <w:tcPr>
+            <w:tcW w:type="dxa" w:w="2600"/>
+            <w:shd w:fill="F3F4F6" w:val="clear"/>
+            <w:tcMar>
+              <w:top w:type="dxa" w:w="70"/>
+              <w:left w:type="dxa" w:w="120"/>
+              <w:bottom w:type="dxa" w:w="70"/>
+              <w:right w:type="dxa" w:w="120"/>
+            </w:tcMar>
+            <w:vAlign w:val="center"/>
+          </w:tcPr>
+          <w:p>
+            <w:r>
+              <w:rPr>
+                <w:b/>
+                <w:bCs/>
+              </w:rPr>
+              <w:t xml:space="preserve">Khoanh tròn (đỏ)</w:t>
+            </w:r>
+          </w:p>
+        </w:tc>
+        <w:tc>
+          <w:tcPr>
+            <w:tcW w:type="dxa" w:w="6760"/>
+            <w:shd w:fill="FFFFFF" w:val="clear"/>
+            <w:tcMar>
+              <w:top w:type="dxa" w:w="70"/>
+              <w:left w:type="dxa" w:w="120"/>
+              <w:bottom w:type="dxa" w:w="70"/>
+              <w:right w:type="dxa" w:w="120"/>
+            </w:tcMar>
+            <w:vAlign w:val="center"/>
+          </w:tcPr>
+          <w:p>
+            <w:pPr>
+              <w:spacing w:after="0"/>
+            </w:pPr>
+            <w:r>
+              <w:t xml:space="preserve">Khoanh các trường bắt buộc (Mã tài sản, Tên tài sản, Danh mục) và nút [Tạo tài sản].</w:t>
+            </w:r>
+          </w:p>
+        </w:tc>
+      </w:tr>
+      <w:tr>
+        <w:tc>
+          <w:tcPr>
+            <w:tcW w:type="dxa" w:w="2600"/>
+            <w:shd w:fill="F3F4F6" w:val="clear"/>
+            <w:tcMar>
+              <w:top w:type="dxa" w:w="70"/>
+              <w:left w:type="dxa" w:w="120"/>
+              <w:bottom w:type="dxa" w:w="70"/>
+              <w:right w:type="dxa" w:w="120"/>
+            </w:tcMar>
+            <w:vAlign w:val="center"/>
+          </w:tcPr>
+          <w:p>
+            <w:r>
+              <w:rPr>
+                <w:b/>
+                <w:bCs/>
+              </w:rPr>
+              <w:t xml:space="preserve">Mũi tên (đỏ)</w:t>
+            </w:r>
+          </w:p>
+        </w:tc>
+        <w:tc>
+          <w:tcPr>
+            <w:tcW w:type="dxa" w:w="6760"/>
+            <w:shd w:fill="FFFFFF" w:val="clear"/>
+            <w:tcMar>
+              <w:top w:type="dxa" w:w="70"/>
+              <w:left w:type="dxa" w:w="120"/>
+              <w:bottom w:type="dxa" w:w="70"/>
+              <w:right w:type="dxa" w:w="120"/>
+            </w:tcMar>
+            <w:vAlign w:val="center"/>
+          </w:tcPr>
+          <w:p>
+            <w:pPr>
+              <w:spacing w:after="0"/>
+            </w:pPr>
+            <w:r>
+              <w:t xml:space="preserve">Mũi tên từ trường Vị trí → trường Toà nhà (minh hoạ tự điền theo vị trí).</w:t>
+            </w:r>
+          </w:p>
+        </w:tc>
+      </w:tr>
+      <w:tr>
+        <w:tc>
+          <w:tcPr>
+            <w:tcW w:type="dxa" w:w="2600"/>
+            <w:shd w:fill="F3F4F6" w:val="clear"/>
+            <w:tcMar>
+              <w:top w:type="dxa" w:w="70"/>
+              <w:left w:type="dxa" w:w="120"/>
+              <w:bottom w:type="dxa" w:w="70"/>
+              <w:right w:type="dxa" w:w="120"/>
+            </w:tcMar>
+            <w:vAlign w:val="center"/>
+          </w:tcPr>
+          <w:p>
+            <w:r>
+              <w:rPr>
+                <w:b/>
+                <w:bCs/>
+              </w:rPr>
+              <w:t xml:space="preserve">Chú giải số (callout)</w:t>
+            </w:r>
+          </w:p>
+        </w:tc>
+        <w:tc>
+          <w:tcPr>
+            <w:tcW w:type="dxa" w:w="6760"/>
+            <w:shd w:fill="FFFFFF" w:val="clear"/>
+            <w:tcMar>
+              <w:top w:type="dxa" w:w="70"/>
+              <w:left w:type="dxa" w:w="120"/>
+              <w:bottom w:type="dxa" w:w="70"/>
+              <w:right w:type="dxa" w:w="120"/>
+            </w:tcMar>
+            <w:vAlign w:val="center"/>
+          </w:tcPr>
+          <w:p>
+            <w:pPr>
+              <w:spacing w:after="20"/>
+            </w:pPr>
+            <w:r>
+              <w:rPr>
+                <w:b/>
+                <w:bCs/>
+                <w:color w:val="C0392B"/>
+              </w:rPr>
+              <w:t xml:space="preserve">① </w:t>
+            </w:r>
+            <w:r>
+              <w:t xml:space="preserve">Nhóm 'Thông tin chung'</w:t>
+            </w:r>
+          </w:p>
+          <w:p>
+            <w:pPr>
+              <w:spacing w:after="20"/>
+            </w:pPr>
+            <w:r>
+              <w:rPr>
+                <w:b/>
+                <w:bCs/>
+                <w:color w:val="C0392B"/>
+              </w:rPr>
+              <w:t xml:space="preserve">② </w:t>
+            </w:r>
+            <w:r>
+              <w:t xml:space="preserve">Trường bắt buộc: Mã tài sản, Tên tài sản, Danh mục</w:t>
+            </w:r>
+          </w:p>
+          <w:p>
+            <w:pPr>
+              <w:spacing w:after="20"/>
+            </w:pPr>
+            <w:r>
+              <w:rPr>
+                <w:b/>
+                <w:bCs/>
+                <w:color w:val="C0392B"/>
+              </w:rPr>
+              <w:t xml:space="preserve">③ </w:t>
+            </w:r>
+            <w:r>
+              <w:t xml:space="preserve">Nhóm 'Tài chính &amp; vòng đời'</w:t>
+            </w:r>
+          </w:p>
+          <w:p>
+            <w:pPr>
+              <w:spacing w:after="20"/>
+            </w:pPr>
+            <w:r>
+              <w:rPr>
+                <w:b/>
+                <w:bCs/>
+                <w:color w:val="C0392B"/>
+              </w:rPr>
+              <w:t xml:space="preserve">④ </w:t>
+            </w:r>
+            <w:r>
+              <w:t xml:space="preserve">Nút [Tạo tài sản]</w:t>
+            </w:r>
+          </w:p>
+        </w:tc>
+      </w:tr>
+    </w:tbl>
+    <w:p>
+      <w:pPr>
+        <w:spacing w:after="160"/>
+      </w:pPr>
+    </w:p>
+    <w:p>
+      <w:pPr>
+        <w:pStyle w:val="Heading3"/>
+      </w:pPr>
+      <w:r>
+        <w:t xml:space="preserve">Giải thích các trường</w:t>
+      </w:r>
+    </w:p>
+    <w:tbl>
+      <w:tblPr>
+        <w:tblW w:type="dxa" w:w="9360"/>
+        <w:tblBorders>
+          <w:top w:val="single" w:color="D0D5DD" w:sz="1"/>
+          <w:left w:val="single" w:color="D0D5DD" w:sz="1"/>
+          <w:bottom w:val="single" w:color="D0D5DD" w:sz="1"/>
+          <w:right w:val="single" w:color="D0D5DD" w:sz="1"/>
+          <w:insideH w:val="single" w:color="D0D5DD" w:sz="1"/>
+          <w:insideV w:val="single" w:color="D0D5DD" w:sz="1"/>
+        </w:tblBorders>
+      </w:tblPr>
+      <w:tblGrid>
+        <w:gridCol w:w="2700"/>
+        <w:gridCol w:w="900"/>
+        <w:gridCol w:w="5760"/>
+      </w:tblGrid>
+      <w:tr>
+        <w:trPr>
+          <w:tblHeader/>
+        </w:trPr>
+        <w:tc>
+          <w:tcPr>
+            <w:tcW w:type="dxa" w:w="2700"/>
+            <w:shd w:fill="1F5F9E" w:val="clear"/>
+            <w:tcMar>
+              <w:top w:type="dxa" w:w="70"/>
+              <w:left w:type="dxa" w:w="120"/>
+              <w:bottom w:type="dxa" w:w="70"/>
+              <w:right w:type="dxa" w:w="120"/>
+            </w:tcMar>
+            <w:vAlign w:val="center"/>
+          </w:tcPr>
+          <w:p>
+            <w:pPr>
+              <w:spacing w:after="0"/>
+            </w:pPr>
+            <w:r>
+              <w:rPr>
+                <w:b/>
+                <w:bCs/>
+                <w:color w:val="FFFFFF"/>
+              </w:rPr>
+              <w:t xml:space="preserve">Trường</w:t>
+            </w:r>
+          </w:p>
+        </w:tc>
+        <w:tc>
+          <w:tcPr>
+            <w:tcW w:type="dxa" w:w="900"/>
+            <w:shd w:fill="1F5F9E" w:val="clear"/>
+            <w:tcMar>
+              <w:top w:type="dxa" w:w="70"/>
+              <w:left w:type="dxa" w:w="120"/>
+              <w:bottom w:type="dxa" w:w="70"/>
+              <w:right w:type="dxa" w:w="120"/>
+            </w:tcMar>
+            <w:vAlign w:val="center"/>
+          </w:tcPr>
+          <w:p>
+            <w:pPr>
+              <w:spacing w:after="0"/>
+            </w:pPr>
+            <w:r>
+              <w:rPr>
+                <w:b/>
+                <w:bCs/>
+                <w:color w:val="FFFFFF"/>
+              </w:rPr>
+              <w:t xml:space="preserve">Bắt buộc</w:t>
+            </w:r>
+          </w:p>
+        </w:tc>
+        <w:tc>
+          <w:tcPr>
+            <w:tcW w:type="dxa" w:w="5760"/>
+            <w:shd w:fill="1F5F9E" w:val="clear"/>
+            <w:tcMar>
+              <w:top w:type="dxa" w:w="70"/>
+              <w:left w:type="dxa" w:w="120"/>
+              <w:bottom w:type="dxa" w:w="70"/>
+              <w:right w:type="dxa" w:w="120"/>
+            </w:tcMar>
+            <w:vAlign w:val="center"/>
+          </w:tcPr>
+          <w:p>
+            <w:pPr>
+              <w:spacing w:after="0"/>
+            </w:pPr>
+            <w:r>
+              <w:rPr>
+                <w:b/>
+                <w:bCs/>
+                <w:color w:val="FFFFFF"/>
+              </w:rPr>
+              <w:t xml:space="preserve">Mô tả</w:t>
+            </w:r>
+          </w:p>
+        </w:tc>
+      </w:tr>
+      <w:tr>
+        <w:trPr>
+          <w:tblHeader w:val="false"/>
+        </w:trPr>
+        <w:tc>
+          <w:tcPr>
+            <w:tcW w:type="dxa" w:w="2700"/>
+            <w:shd w:fill="FFFFFF" w:val="clear"/>
+            <w:tcMar>
+              <w:top w:type="dxa" w:w="70"/>
+              <w:left w:type="dxa" w:w="120"/>
+              <w:bottom w:type="dxa" w:w="70"/>
+              <w:right w:type="dxa" w:w="120"/>
+            </w:tcMar>
+            <w:vAlign w:val="center"/>
+          </w:tcPr>
+          <w:p>
+            <w:pPr>
+              <w:spacing w:after="0"/>
+            </w:pPr>
+            <w:r>
+              <w:t xml:space="preserve">Mã tài sản</w:t>
+            </w:r>
+          </w:p>
+        </w:tc>
+        <w:tc>
+          <w:tcPr>
+            <w:tcW w:type="dxa" w:w="900"/>
+            <w:shd w:fill="FFFFFF" w:val="clear"/>
+            <w:tcMar>
+              <w:top w:type="dxa" w:w="70"/>
+              <w:left w:type="dxa" w:w="120"/>
+              <w:bottom w:type="dxa" w:w="70"/>
+              <w:right w:type="dxa" w:w="120"/>
+            </w:tcMar>
+            <w:vAlign w:val="center"/>
+          </w:tcPr>
+          <w:p>
+            <w:pPr>
+              <w:spacing w:after="0"/>
+            </w:pPr>
+            <w:r>
+              <w:t xml:space="preserve">Có</w:t>
+            </w:r>
+          </w:p>
+        </w:tc>
+        <w:tc>
+          <w:tcPr>
+            <w:tcW w:type="dxa" w:w="5760"/>
+            <w:shd w:fill="FFFFFF" w:val="clear"/>
+            <w:tcMar>
+              <w:top w:type="dxa" w:w="70"/>
+              <w:left w:type="dxa" w:w="120"/>
+              <w:bottom w:type="dxa" w:w="70"/>
+              <w:right w:type="dxa" w:w="120"/>
+            </w:tcMar>
+            <w:vAlign w:val="center"/>
+          </w:tcPr>
+          <w:p>
+            <w:pPr>
+              <w:spacing w:after="0"/>
+            </w:pPr>
+            <w:r>
+              <w:t xml:space="preserve">Mã định danh duy nhất, ví dụ AST-2025-0001.</w:t>
+            </w:r>
+          </w:p>
+        </w:tc>
+      </w:tr>
+      <w:tr>
+        <w:trPr>
+          <w:tblHeader w:val="false"/>
+        </w:trPr>
+        <w:tc>
+          <w:tcPr>
+            <w:tcW w:type="dxa" w:w="2700"/>
+            <w:shd w:fill="F3F4F6" w:val="clear"/>
+            <w:tcMar>
+              <w:top w:type="dxa" w:w="70"/>
+              <w:left w:type="dxa" w:w="120"/>
+              <w:bottom w:type="dxa" w:w="70"/>
+              <w:right w:type="dxa" w:w="120"/>
+            </w:tcMar>
+            <w:vAlign w:val="center"/>
+          </w:tcPr>
+          <w:p>
+            <w:pPr>
+              <w:spacing w:after="0"/>
+            </w:pPr>
+            <w:r>
+              <w:t xml:space="preserve">Tên tài sản</w:t>
+            </w:r>
+          </w:p>
+        </w:tc>
+        <w:tc>
+          <w:tcPr>
+            <w:tcW w:type="dxa" w:w="900"/>
+            <w:shd w:fill="F3F4F6" w:val="clear"/>
+            <w:tcMar>
+              <w:top w:type="dxa" w:w="70"/>
+              <w:left w:type="dxa" w:w="120"/>
+              <w:bottom w:type="dxa" w:w="70"/>
+              <w:right w:type="dxa" w:w="120"/>
+            </w:tcMar>
+            <w:vAlign w:val="center"/>
+          </w:tcPr>
+          <w:p>
+            <w:pPr>
+              <w:spacing w:after="0"/>
+            </w:pPr>
+            <w:r>
+              <w:t xml:space="preserve">Có</w:t>
+            </w:r>
+          </w:p>
+        </w:tc>
+        <w:tc>
+          <w:tcPr>
+            <w:tcW w:type="dxa" w:w="5760"/>
+            <w:shd w:fill="F3F4F6" w:val="clear"/>
+            <w:tcMar>
+              <w:top w:type="dxa" w:w="70"/>
+              <w:left w:type="dxa" w:w="120"/>
+              <w:bottom w:type="dxa" w:w="70"/>
+              <w:right w:type="dxa" w:w="120"/>
+            </w:tcMar>
+            <w:vAlign w:val="center"/>
+          </w:tcPr>
+          <w:p>
+            <w:pPr>
+              <w:spacing w:after="0"/>
+            </w:pPr>
+            <w:r>
+              <w:t xml:space="preserve">Tên gọi dễ nhận biết, ví dụ 'Thang máy khách T1'.</w:t>
+            </w:r>
+          </w:p>
+        </w:tc>
+      </w:tr>
+      <w:tr>
+        <w:trPr>
+          <w:tblHeader w:val="false"/>
+        </w:trPr>
+        <w:tc>
+          <w:tcPr>
+            <w:tcW w:type="dxa" w:w="2700"/>
+            <w:shd w:fill="FFFFFF" w:val="clear"/>
+            <w:tcMar>
+              <w:top w:type="dxa" w:w="70"/>
+              <w:left w:type="dxa" w:w="120"/>
+              <w:bottom w:type="dxa" w:w="70"/>
+              <w:right w:type="dxa" w:w="120"/>
+            </w:tcMar>
+            <w:vAlign w:val="center"/>
+          </w:tcPr>
+          <w:p>
+            <w:pPr>
+              <w:spacing w:after="0"/>
+            </w:pPr>
+            <w:r>
+              <w:t xml:space="preserve">Danh mục</w:t>
+            </w:r>
+          </w:p>
+        </w:tc>
+        <w:tc>
+          <w:tcPr>
+            <w:tcW w:type="dxa" w:w="900"/>
+            <w:shd w:fill="FFFFFF" w:val="clear"/>
+            <w:tcMar>
+              <w:top w:type="dxa" w:w="70"/>
+              <w:left w:type="dxa" w:w="120"/>
+              <w:bottom w:type="dxa" w:w="70"/>
+              <w:right w:type="dxa" w:w="120"/>
+            </w:tcMar>
+            <w:vAlign w:val="center"/>
+          </w:tcPr>
+          <w:p>
+            <w:pPr>
+              <w:spacing w:after="0"/>
+            </w:pPr>
+            <w:r>
+              <w:t xml:space="preserve">Có</w:t>
+            </w:r>
+          </w:p>
+        </w:tc>
+        <w:tc>
+          <w:tcPr>
+            <w:tcW w:type="dxa" w:w="5760"/>
+            <w:shd w:fill="FFFFFF" w:val="clear"/>
+            <w:tcMar>
+              <w:top w:type="dxa" w:w="70"/>
+              <w:left w:type="dxa" w:w="120"/>
+              <w:bottom w:type="dxa" w:w="70"/>
+              <w:right w:type="dxa" w:w="120"/>
+            </w:tcMar>
+            <w:vAlign w:val="center"/>
+          </w:tcPr>
+          <w:p>
+            <w:pPr>
+              <w:spacing w:after="0"/>
+            </w:pPr>
+            <w:r>
+              <w:t xml:space="preserve">Nhóm phân loại; phải tạo trước ở màn Danh mục.</w:t>
+            </w:r>
+          </w:p>
+        </w:tc>
+      </w:tr>
+      <w:tr>
+        <w:trPr>
+          <w:tblHeader w:val="false"/>
+        </w:trPr>
+        <w:tc>
+          <w:tcPr>
+            <w:tcW w:type="dxa" w:w="2700"/>
+            <w:shd w:fill="F3F4F6" w:val="clear"/>
+            <w:tcMar>
+              <w:top w:type="dxa" w:w="70"/>
+              <w:left w:type="dxa" w:w="120"/>
+              <w:bottom w:type="dxa" w:w="70"/>
+              <w:right w:type="dxa" w:w="120"/>
+            </w:tcMar>
+            <w:vAlign w:val="center"/>
+          </w:tcPr>
+          <w:p>
+            <w:pPr>
+              <w:spacing w:after="0"/>
+            </w:pPr>
+            <w:r>
+              <w:t xml:space="preserve">Vị trí</w:t>
+            </w:r>
+          </w:p>
+        </w:tc>
+        <w:tc>
+          <w:tcPr>
+            <w:tcW w:type="dxa" w:w="900"/>
+            <w:shd w:fill="F3F4F6" w:val="clear"/>
+            <w:tcMar>
+              <w:top w:type="dxa" w:w="70"/>
+              <w:left w:type="dxa" w:w="120"/>
+              <w:bottom w:type="dxa" w:w="70"/>
+              <w:right w:type="dxa" w:w="120"/>
+            </w:tcMar>
+            <w:vAlign w:val="center"/>
+          </w:tcPr>
+          <w:p>
+            <w:pPr>
+              <w:spacing w:after="0"/>
+            </w:pPr>
+            <w:r>
+              <w:t xml:space="preserve">Không</w:t>
+            </w:r>
+          </w:p>
+        </w:tc>
+        <w:tc>
+          <w:tcPr>
+            <w:tcW w:type="dxa" w:w="5760"/>
+            <w:shd w:fill="F3F4F6" w:val="clear"/>
+            <w:tcMar>
+              <w:top w:type="dxa" w:w="70"/>
+              <w:left w:type="dxa" w:w="120"/>
+              <w:bottom w:type="dxa" w:w="70"/>
+              <w:right w:type="dxa" w:w="120"/>
+            </w:tcMar>
+            <w:vAlign w:val="center"/>
+          </w:tcPr>
+          <w:p>
+            <w:pPr>
+              <w:spacing w:after="0"/>
+            </w:pPr>
+            <w:r>
+              <w:t xml:space="preserve">Khu vực đặt tài sản; chọn xong tự điền Toà nhà.</w:t>
+            </w:r>
+          </w:p>
+        </w:tc>
+      </w:tr>
+      <w:tr>
+        <w:trPr>
+          <w:tblHeader w:val="false"/>
+        </w:trPr>
+        <w:tc>
+          <w:tcPr>
+            <w:tcW w:type="dxa" w:w="2700"/>
+            <w:shd w:fill="FFFFFF" w:val="clear"/>
+            <w:tcMar>
+              <w:top w:type="dxa" w:w="70"/>
+              <w:left w:type="dxa" w:w="120"/>
+              <w:bottom w:type="dxa" w:w="70"/>
+              <w:right w:type="dxa" w:w="120"/>
+            </w:tcMar>
+            <w:vAlign w:val="center"/>
+          </w:tcPr>
+          <w:p>
+            <w:pPr>
+              <w:spacing w:after="0"/>
+            </w:pPr>
+            <w:r>
+              <w:t xml:space="preserve">Toà nhà</w:t>
+            </w:r>
+          </w:p>
+        </w:tc>
+        <w:tc>
+          <w:tcPr>
+            <w:tcW w:type="dxa" w:w="900"/>
+            <w:shd w:fill="FFFFFF" w:val="clear"/>
+            <w:tcMar>
+              <w:top w:type="dxa" w:w="70"/>
+              <w:left w:type="dxa" w:w="120"/>
+              <w:bottom w:type="dxa" w:w="70"/>
+              <w:right w:type="dxa" w:w="120"/>
+            </w:tcMar>
+            <w:vAlign w:val="center"/>
+          </w:tcPr>
+          <w:p>
+            <w:pPr>
+              <w:spacing w:after="0"/>
+            </w:pPr>
+            <w:r>
+              <w:t xml:space="preserve">Có</w:t>
+            </w:r>
+          </w:p>
+        </w:tc>
+        <w:tc>
+          <w:tcPr>
+            <w:tcW w:type="dxa" w:w="5760"/>
+            <w:shd w:fill="FFFFFF" w:val="clear"/>
+            <w:tcMar>
+              <w:top w:type="dxa" w:w="70"/>
+              <w:left w:type="dxa" w:w="120"/>
+              <w:bottom w:type="dxa" w:w="70"/>
+              <w:right w:type="dxa" w:w="120"/>
+            </w:tcMar>
+            <w:vAlign w:val="center"/>
+          </w:tcPr>
+          <w:p>
+            <w:pPr>
+              <w:spacing w:after="0"/>
+            </w:pPr>
+            <w:r>
+              <w:t xml:space="preserve">Tự điền theo vị trí, hoặc chọn thủ công.</w:t>
+            </w:r>
+          </w:p>
+        </w:tc>
+      </w:tr>
+      <w:tr>
+        <w:trPr>
+          <w:tblHeader w:val="false"/>
+        </w:trPr>
+        <w:tc>
+          <w:tcPr>
+            <w:tcW w:type="dxa" w:w="2700"/>
+            <w:shd w:fill="F3F4F6" w:val="clear"/>
+            <w:tcMar>
+              <w:top w:type="dxa" w:w="70"/>
+              <w:left w:type="dxa" w:w="120"/>
+              <w:bottom w:type="dxa" w:w="70"/>
+              <w:right w:type="dxa" w:w="120"/>
+            </w:tcMar>
+            <w:vAlign w:val="center"/>
+          </w:tcPr>
+          <w:p>
+            <w:pPr>
+              <w:spacing w:after="0"/>
+            </w:pPr>
+            <w:r>
+              <w:t xml:space="preserve">Trạng thái / Mức độ</w:t>
+            </w:r>
+          </w:p>
+        </w:tc>
+        <w:tc>
+          <w:tcPr>
+            <w:tcW w:type="dxa" w:w="900"/>
+            <w:shd w:fill="F3F4F6" w:val="clear"/>
+            <w:tcMar>
+              <w:top w:type="dxa" w:w="70"/>
+              <w:left w:type="dxa" w:w="120"/>
+              <w:bottom w:type="dxa" w:w="70"/>
+              <w:right w:type="dxa" w:w="120"/>
+            </w:tcMar>
+            <w:vAlign w:val="center"/>
+          </w:tcPr>
+          <w:p>
+            <w:pPr>
+              <w:spacing w:after="0"/>
+            </w:pPr>
+            <w:r>
+              <w:t xml:space="preserve">Không</w:t>
+            </w:r>
+          </w:p>
+        </w:tc>
+        <w:tc>
+          <w:tcPr>
+            <w:tcW w:type="dxa" w:w="5760"/>
+            <w:shd w:fill="F3F4F6" w:val="clear"/>
+            <w:tcMar>
+              <w:top w:type="dxa" w:w="70"/>
+              <w:left w:type="dxa" w:w="120"/>
+              <w:bottom w:type="dxa" w:w="70"/>
+              <w:right w:type="dxa" w:w="120"/>
+            </w:tcMar>
+            <w:vAlign w:val="center"/>
+          </w:tcPr>
+          <w:p>
+            <w:pPr>
+              <w:spacing w:after="0"/>
+            </w:pPr>
+            <w:r>
+              <w:t xml:space="preserve">Mặc định Đang hoạt động / Trung bình.</w:t>
+            </w:r>
+          </w:p>
+        </w:tc>
+      </w:tr>
+      <w:tr>
+        <w:trPr>
+          <w:tblHeader w:val="false"/>
+        </w:trPr>
+        <w:tc>
+          <w:tcPr>
+            <w:tcW w:type="dxa" w:w="2700"/>
+            <w:shd w:fill="FFFFFF" w:val="clear"/>
+            <w:tcMar>
+              <w:top w:type="dxa" w:w="70"/>
+              <w:left w:type="dxa" w:w="120"/>
+              <w:bottom w:type="dxa" w:w="70"/>
+              <w:right w:type="dxa" w:w="120"/>
+            </w:tcMar>
+            <w:vAlign w:val="center"/>
+          </w:tcPr>
+          <w:p>
+            <w:pPr>
+              <w:spacing w:after="0"/>
+            </w:pPr>
+            <w:r>
+              <w:t xml:space="preserve">Giá mua, Ngày mua, Bảo hành</w:t>
+            </w:r>
+          </w:p>
+        </w:tc>
+        <w:tc>
+          <w:tcPr>
+            <w:tcW w:type="dxa" w:w="900"/>
+            <w:shd w:fill="FFFFFF" w:val="clear"/>
+            <w:tcMar>
+              <w:top w:type="dxa" w:w="70"/>
+              <w:left w:type="dxa" w:w="120"/>
+              <w:bottom w:type="dxa" w:w="70"/>
+              <w:right w:type="dxa" w:w="120"/>
+            </w:tcMar>
+            <w:vAlign w:val="center"/>
+          </w:tcPr>
+          <w:p>
+            <w:pPr>
+              <w:spacing w:after="0"/>
+            </w:pPr>
+            <w:r>
+              <w:t xml:space="preserve">Không</w:t>
+            </w:r>
+          </w:p>
+        </w:tc>
+        <w:tc>
+          <w:tcPr>
+            <w:tcW w:type="dxa" w:w="5760"/>
+            <w:shd w:fill="FFFFFF" w:val="clear"/>
+            <w:tcMar>
+              <w:top w:type="dxa" w:w="70"/>
+              <w:left w:type="dxa" w:w="120"/>
+              <w:bottom w:type="dxa" w:w="70"/>
+              <w:right w:type="dxa" w:w="120"/>
+            </w:tcMar>
+            <w:vAlign w:val="center"/>
+          </w:tcPr>
+          <w:p>
+            <w:pPr>
+              <w:spacing w:after="0"/>
+            </w:pPr>
+            <w:r>
+              <w:t xml:space="preserve">Thông tin tài chính &amp; bảo hành.</w:t>
+            </w:r>
+          </w:p>
+        </w:tc>
+      </w:tr>
+      <w:tr>
+        <w:trPr>
+          <w:tblHeader w:val="false"/>
+        </w:trPr>
+        <w:tc>
+          <w:tcPr>
+            <w:tcW w:type="dxa" w:w="2700"/>
+            <w:shd w:fill="F3F4F6" w:val="clear"/>
+            <w:tcMar>
+              <w:top w:type="dxa" w:w="70"/>
+              <w:left w:type="dxa" w:w="120"/>
+              <w:bottom w:type="dxa" w:w="70"/>
+              <w:right w:type="dxa" w:w="120"/>
+            </w:tcMar>
+            <w:vAlign w:val="center"/>
+          </w:tcPr>
+          <w:p>
+            <w:pPr>
+              <w:spacing w:after="0"/>
+            </w:pPr>
+            <w:r>
+              <w:t xml:space="preserve">Vòng đời (tháng), Giá trị thanh lý, Phương pháp KH</w:t>
+            </w:r>
+          </w:p>
+        </w:tc>
+        <w:tc>
+          <w:tcPr>
+            <w:tcW w:type="dxa" w:w="900"/>
+            <w:shd w:fill="F3F4F6" w:val="clear"/>
+            <w:tcMar>
+              <w:top w:type="dxa" w:w="70"/>
+              <w:left w:type="dxa" w:w="120"/>
+              <w:bottom w:type="dxa" w:w="70"/>
+              <w:right w:type="dxa" w:w="120"/>
+            </w:tcMar>
+            <w:vAlign w:val="center"/>
+          </w:tcPr>
+          <w:p>
+            <w:pPr>
+              <w:spacing w:after="0"/>
+            </w:pPr>
+            <w:r>
+              <w:t xml:space="preserve">Không</w:t>
+            </w:r>
+          </w:p>
+        </w:tc>
+        <w:tc>
+          <w:tcPr>
+            <w:tcW w:type="dxa" w:w="5760"/>
+            <w:shd w:fill="F3F4F6" w:val="clear"/>
+            <w:tcMar>
+              <w:top w:type="dxa" w:w="70"/>
+              <w:left w:type="dxa" w:w="120"/>
+              <w:bottom w:type="dxa" w:w="70"/>
+              <w:right w:type="dxa" w:w="120"/>
+            </w:tcMar>
+            <w:vAlign w:val="center"/>
+          </w:tcPr>
+          <w:p>
+            <w:pPr>
+              <w:spacing w:after="0"/>
+            </w:pPr>
+            <w:r>
+              <w:t xml:space="preserve">Dùng để tính khấu hao.</w:t>
+            </w:r>
+          </w:p>
+        </w:tc>
+      </w:tr>
+    </w:tbl>
+    <w:p>
+      <w:pPr>
+        <w:pStyle w:val="Heading3"/>
+      </w:pPr>
+      <w:r>
+        <w:t xml:space="preserve">Các trường hợp khi lưu</w:t>
+      </w:r>
+    </w:p>
+    <w:tbl>
+      <w:tblPr>
+        <w:tblW w:type="dxa" w:w="9360"/>
+        <w:tblBorders>
+          <w:top w:val="single" w:color="D0D5DD" w:sz="1"/>
+          <w:left w:val="single" w:color="D0D5DD" w:sz="1"/>
+          <w:bottom w:val="single" w:color="D0D5DD" w:sz="1"/>
+          <w:right w:val="single" w:color="D0D5DD" w:sz="1"/>
+          <w:insideH w:val="single" w:color="D0D5DD" w:sz="1"/>
+          <w:insideV w:val="single" w:color="D0D5DD" w:sz="1"/>
+        </w:tblBorders>
+      </w:tblPr>
+      <w:tblGrid>
+        <w:gridCol w:w="4680"/>
+        <w:gridCol w:w="4680"/>
+      </w:tblGrid>
+      <w:tr>
+        <w:trPr>
+          <w:tblHeader/>
+        </w:trPr>
+        <w:tc>
+          <w:tcPr>
+            <w:tcW w:type="dxa" w:w="4680"/>
+            <w:shd w:fill="1F5F9E" w:val="clear"/>
+            <w:tcMar>
+              <w:top w:type="dxa" w:w="70"/>
+              <w:left w:type="dxa" w:w="120"/>
+              <w:bottom w:type="dxa" w:w="70"/>
+              <w:right w:type="dxa" w:w="120"/>
+            </w:tcMar>
+            <w:vAlign w:val="center"/>
+          </w:tcPr>
+          <w:p>
+            <w:pPr>
+              <w:spacing w:after="0"/>
+            </w:pPr>
+            <w:r>
+              <w:rPr>
+                <w:b/>
+                <w:bCs/>
+                <w:color w:val="FFFFFF"/>
+              </w:rPr>
+              <w:t xml:space="preserve">Tình huống</w:t>
+            </w:r>
+          </w:p>
+        </w:tc>
+        <w:tc>
+          <w:tcPr>
+            <w:tcW w:type="dxa" w:w="4680"/>
+            <w:shd w:fill="1F5F9E" w:val="clear"/>
+            <w:tcMar>
+              <w:top w:type="dxa" w:w="70"/>
+              <w:left w:type="dxa" w:w="120"/>
+              <w:bottom w:type="dxa" w:w="70"/>
+              <w:right w:type="dxa" w:w="120"/>
+            </w:tcMar>
+            <w:vAlign w:val="center"/>
+          </w:tcPr>
+          <w:p>
+            <w:pPr>
+              <w:spacing w:after="0"/>
+            </w:pPr>
+            <w:r>
+              <w:rPr>
+                <w:b/>
+                <w:bCs/>
+                <w:color w:val="FFFFFF"/>
+              </w:rPr>
+              <w:t xml:space="preserve">Hệ thống báo</w:t>
+            </w:r>
+          </w:p>
+        </w:tc>
+      </w:tr>
+      <w:tr>
+        <w:trPr>
+          <w:tblHeader w:val="false"/>
+        </w:trPr>
+        <w:tc>
+          <w:tcPr>
+            <w:tcW w:type="dxa" w:w="4680"/>
+            <w:shd w:fill="FFFFFF" w:val="clear"/>
+            <w:tcMar>
+              <w:top w:type="dxa" w:w="70"/>
+              <w:left w:type="dxa" w:w="120"/>
+              <w:bottom w:type="dxa" w:w="70"/>
+              <w:right w:type="dxa" w:w="120"/>
+            </w:tcMar>
+            <w:vAlign w:val="center"/>
+          </w:tcPr>
+          <w:p>
+            <w:pPr>
+              <w:spacing w:after="0"/>
+            </w:pPr>
+            <w:r>
+              <w:t xml:space="preserve">Thiếu Mã hoặc Tên tài sản</w:t>
+            </w:r>
+          </w:p>
+        </w:tc>
+        <w:tc>
+          <w:tcPr>
+            <w:tcW w:type="dxa" w:w="4680"/>
+            <w:shd w:fill="FFFFFF" w:val="clear"/>
+            <w:tcMar>
+              <w:top w:type="dxa" w:w="70"/>
+              <w:left w:type="dxa" w:w="120"/>
+              <w:bottom w:type="dxa" w:w="70"/>
+              <w:right w:type="dxa" w:w="120"/>
+            </w:tcMar>
+            <w:vAlign w:val="center"/>
+          </w:tcPr>
+          <w:p>
+            <w:pPr>
+              <w:spacing w:after="0"/>
+            </w:pPr>
+            <w:r>
+              <w:t xml:space="preserve">'Nhập mã và tên tài sản.'</w:t>
+            </w:r>
+          </w:p>
+        </w:tc>
+      </w:tr>
+      <w:tr>
+        <w:trPr>
+          <w:tblHeader w:val="false"/>
+        </w:trPr>
+        <w:tc>
+          <w:tcPr>
+            <w:tcW w:type="dxa" w:w="4680"/>
+            <w:shd w:fill="F3F4F6" w:val="clear"/>
+            <w:tcMar>
+              <w:top w:type="dxa" w:w="70"/>
+              <w:left w:type="dxa" w:w="120"/>
+              <w:bottom w:type="dxa" w:w="70"/>
+              <w:right w:type="dxa" w:w="120"/>
+            </w:tcMar>
+            <w:vAlign w:val="center"/>
+          </w:tcPr>
+          <w:p>
+            <w:pPr>
+              <w:spacing w:after="0"/>
+            </w:pPr>
+            <w:r>
+              <w:t xml:space="preserve">Chưa chọn Danh mục</w:t>
+            </w:r>
+          </w:p>
+        </w:tc>
+        <w:tc>
+          <w:tcPr>
+            <w:tcW w:type="dxa" w:w="4680"/>
+            <w:shd w:fill="F3F4F6" w:val="clear"/>
+            <w:tcMar>
+              <w:top w:type="dxa" w:w="70"/>
+              <w:left w:type="dxa" w:w="120"/>
+              <w:bottom w:type="dxa" w:w="70"/>
+              <w:right w:type="dxa" w:w="120"/>
+            </w:tcMar>
+            <w:vAlign w:val="center"/>
+          </w:tcPr>
+          <w:p>
+            <w:pPr>
+              <w:spacing w:after="0"/>
+            </w:pPr>
+            <w:r>
+              <w:t xml:space="preserve">'Chọn danh mục tài sản.'</w:t>
+            </w:r>
+          </w:p>
+        </w:tc>
+      </w:tr>
+      <w:tr>
+        <w:trPr>
+          <w:tblHeader w:val="false"/>
+        </w:trPr>
+        <w:tc>
+          <w:tcPr>
+            <w:tcW w:type="dxa" w:w="4680"/>
+            <w:shd w:fill="FFFFFF" w:val="clear"/>
+            <w:tcMar>
+              <w:top w:type="dxa" w:w="70"/>
+              <w:left w:type="dxa" w:w="120"/>
+              <w:bottom w:type="dxa" w:w="70"/>
+              <w:right w:type="dxa" w:w="120"/>
+            </w:tcMar>
+            <w:vAlign w:val="center"/>
+          </w:tcPr>
+          <w:p>
+            <w:pPr>
+              <w:spacing w:after="0"/>
+            </w:pPr>
+            <w:r>
+              <w:t xml:space="preserve">Thiếu Toà nhà</w:t>
+            </w:r>
+          </w:p>
+        </w:tc>
+        <w:tc>
+          <w:tcPr>
+            <w:tcW w:type="dxa" w:w="4680"/>
+            <w:shd w:fill="FFFFFF" w:val="clear"/>
+            <w:tcMar>
+              <w:top w:type="dxa" w:w="70"/>
+              <w:left w:type="dxa" w:w="120"/>
+              <w:bottom w:type="dxa" w:w="70"/>
+              <w:right w:type="dxa" w:w="120"/>
+            </w:tcMar>
+            <w:vAlign w:val="center"/>
+          </w:tcPr>
+          <w:p>
+            <w:pPr>
+              <w:spacing w:after="0"/>
+            </w:pPr>
+            <w:r>
+              <w:t xml:space="preserve">'Thiếu mã toà nhà (chọn vị trí hoặc nhập thủ công).'</w:t>
+            </w:r>
+          </w:p>
+        </w:tc>
+      </w:tr>
+      <w:tr>
+        <w:trPr>
+          <w:tblHeader w:val="false"/>
+        </w:trPr>
+        <w:tc>
+          <w:tcPr>
+            <w:tcW w:type="dxa" w:w="4680"/>
+            <w:shd w:fill="F3F4F6" w:val="clear"/>
+            <w:tcMar>
+              <w:top w:type="dxa" w:w="70"/>
+              <w:left w:type="dxa" w:w="120"/>
+              <w:bottom w:type="dxa" w:w="70"/>
+              <w:right w:type="dxa" w:w="120"/>
+            </w:tcMar>
+            <w:vAlign w:val="center"/>
+          </w:tcPr>
+          <w:p>
+            <w:pPr>
+              <w:spacing w:after="0"/>
+            </w:pPr>
+            <w:r>
+              <w:t xml:space="preserve">Lưu thành công</w:t>
+            </w:r>
+          </w:p>
+        </w:tc>
+        <w:tc>
+          <w:tcPr>
+            <w:tcW w:type="dxa" w:w="4680"/>
+            <w:shd w:fill="F3F4F6" w:val="clear"/>
+            <w:tcMar>
+              <w:top w:type="dxa" w:w="70"/>
+              <w:left w:type="dxa" w:w="120"/>
+              <w:bottom w:type="dxa" w:w="70"/>
+              <w:right w:type="dxa" w:w="120"/>
+            </w:tcMar>
+            <w:vAlign w:val="center"/>
+          </w:tcPr>
+          <w:p>
+            <w:pPr>
+              <w:spacing w:after="0"/>
+            </w:pPr>
+            <w:r>
+              <w:t xml:space="preserve">'Đã thêm tài sản mới.' và danh sách tự làm mới.</w:t>
+            </w:r>
+          </w:p>
+        </w:tc>
+      </w:tr>
+      <w:tr>
+        <w:trPr>
+          <w:tblHeader w:val="false"/>
+        </w:trPr>
+        <w:tc>
+          <w:tcPr>
+            <w:tcW w:type="dxa" w:w="4680"/>
+            <w:shd w:fill="FFFFFF" w:val="clear"/>
+            <w:tcMar>
+              <w:top w:type="dxa" w:w="70"/>
+              <w:left w:type="dxa" w:w="120"/>
+              <w:bottom w:type="dxa" w:w="70"/>
+              <w:right w:type="dxa" w:w="120"/>
+            </w:tcMar>
+            <w:vAlign w:val="center"/>
+          </w:tcPr>
+          <w:p>
+            <w:pPr>
+              <w:spacing w:after="0"/>
+            </w:pPr>
+            <w:r>
+              <w:t xml:space="preserve">Lưu thất bại (lỗi máy chủ)</w:t>
+            </w:r>
+          </w:p>
+        </w:tc>
+        <w:tc>
+          <w:tcPr>
+            <w:tcW w:type="dxa" w:w="4680"/>
+            <w:shd w:fill="FFFFFF" w:val="clear"/>
+            <w:tcMar>
+              <w:top w:type="dxa" w:w="70"/>
+              <w:left w:type="dxa" w:w="120"/>
+              <w:bottom w:type="dxa" w:w="70"/>
+              <w:right w:type="dxa" w:w="120"/>
+            </w:tcMar>
+            <w:vAlign w:val="center"/>
+          </w:tcPr>
+          <w:p>
+            <w:pPr>
+              <w:spacing w:after="0"/>
+            </w:pPr>
+            <w:r>
+              <w:t xml:space="preserve">Hiện thông báo lỗi trả về từ hệ thống.</w:t>
+            </w:r>
+          </w:p>
+        </w:tc>
+      </w:tr>
+    </w:tbl>
+    <w:p>
+      <w:pPr>
+        <w:pStyle w:val="Heading2"/>
+      </w:pPr>
+      <w:r>
+        <w:t xml:space="preserve">5.7. Sửa tài sản</w:t>
+      </w:r>
+    </w:p>
+    <w:p>
+      <w:pPr>
+        <w:pStyle w:val="ListParagraph"/>
+        <w:numPr>
+          <w:ilvl w:val="0"/>
+          <w:numId w:val="6"/>
+        </w:numPr>
+        <w:spacing w:after="70"/>
+      </w:pPr>
+      <w:r>
+        <w:t xml:space="preserve">Nhấn biểu tượng </w:t>
+      </w:r>
+      <w:r>
+        <w:rPr>
+          <w:b/>
+          <w:bCs/>
+        </w:rPr>
+        <w:t xml:space="preserve">Sửa</w:t>
+      </w:r>
+      <w:r>
+        <w:t xml:space="preserve"> (bút chì) ở cột thao tác, hoặc nhấn </w:t>
+      </w:r>
+      <w:r>
+        <w:rPr>
+          <w:b/>
+          <w:bCs/>
+        </w:rPr>
+        <w:t xml:space="preserve">Sửa</w:t>
+      </w:r>
+      <w:r>
+        <w:t xml:space="preserve"> trong cửa sổ xem nhanh.</w:t>
+      </w:r>
+    </w:p>
+    <w:p>
+      <w:pPr>
+        <w:pStyle w:val="ListParagraph"/>
+        <w:numPr>
+          <w:ilvl w:val="0"/>
+          <w:numId w:val="6"/>
+        </w:numPr>
+        <w:spacing w:after="70"/>
+      </w:pPr>
+      <w:r>
+        <w:t xml:space="preserve">Chỉnh các trường cần thiết trong form </w:t>
+      </w:r>
+      <w:r>
+        <w:rPr>
+          <w:b/>
+          <w:bCs/>
+        </w:rPr>
+        <w:t xml:space="preserve">Cập nhật tài sản</w:t>
+      </w:r>
+      <w:r>
+        <w:t xml:space="preserve">.</w:t>
+      </w:r>
+    </w:p>
+    <w:p>
+      <w:pPr>
+        <w:pStyle w:val="ListParagraph"/>
+        <w:numPr>
+          <w:ilvl w:val="0"/>
+          <w:numId w:val="6"/>
+        </w:numPr>
+        <w:spacing w:after="70"/>
+      </w:pPr>
+      <w:r>
+        <w:t xml:space="preserve">Nhấn </w:t>
+      </w:r>
+      <w:r>
+        <w:rPr>
+          <w:b/>
+          <w:bCs/>
+        </w:rPr>
+        <w:t xml:space="preserve">Lưu thay đổi</w:t>
+      </w:r>
+      <w:r>
+        <w:t xml:space="preserve">. Khi thành công hệ thống báo 'Đã cập nhật tài sản.'</w:t>
+      </w:r>
+    </w:p>
+    <w:p>
+      <w:pPr>
+        <w:pStyle w:val="Heading2"/>
+      </w:pPr>
+      <w:r>
+        <w:t xml:space="preserve">5.8. Xoá tài sản</w:t>
+      </w:r>
+    </w:p>
+    <w:p>
+      <w:pPr>
+        <w:pStyle w:val="ListParagraph"/>
+        <w:numPr>
+          <w:ilvl w:val="0"/>
+          <w:numId w:val="7"/>
+        </w:numPr>
+        <w:spacing w:after="70"/>
+      </w:pPr>
+      <w:r>
+        <w:t xml:space="preserve">Nhấn biểu tượng </w:t>
+      </w:r>
+      <w:r>
+        <w:rPr>
+          <w:b/>
+          <w:bCs/>
+        </w:rPr>
+        <w:t xml:space="preserve">Xoá</w:t>
+      </w:r>
+      <w:r>
+        <w:t xml:space="preserve"> (thùng rác, màu đỏ) ở cột thao tác.</w:t>
+      </w:r>
+    </w:p>
+    <w:p>
+      <w:pPr>
+        <w:pStyle w:val="ListParagraph"/>
+        <w:numPr>
+          <w:ilvl w:val="0"/>
+          <w:numId w:val="7"/>
+        </w:numPr>
+        <w:spacing w:after="70"/>
+      </w:pPr>
+      <w:r>
+        <w:t xml:space="preserve">Đọc cảnh báo trong cửa sổ xác nhận (có tên và mã tài sản).</w:t>
+      </w:r>
+    </w:p>
+    <w:p>
+      <w:pPr>
+        <w:pStyle w:val="ListParagraph"/>
+        <w:numPr>
+          <w:ilvl w:val="0"/>
+          <w:numId w:val="7"/>
+        </w:numPr>
+        <w:spacing w:after="70"/>
+      </w:pPr>
+      <w:r>
+        <w:t xml:space="preserve">Nhấn </w:t>
+      </w:r>
+      <w:r>
+        <w:rPr>
+          <w:b/>
+          <w:bCs/>
+        </w:rPr>
+        <w:t xml:space="preserve">Xoá</w:t>
+      </w:r>
+      <w:r>
+        <w:t xml:space="preserve"> để xác nhận, hoặc </w:t>
+      </w:r>
+      <w:r>
+        <w:rPr>
+          <w:b/>
+          <w:bCs/>
+        </w:rPr>
+        <w:t xml:space="preserve">Huỷ</w:t>
+      </w:r>
+      <w:r>
+        <w:t xml:space="preserve"> để bỏ.</w:t>
+      </w:r>
+    </w:p>
+    <w:tbl>
+      <w:tblPr>
+        <w:tblW w:type="dxa" w:w="9360"/>
+        <w:tblBorders>
+          <w:top w:val="dashed" w:color="1F5F9E" w:sz="6"/>
+          <w:left w:val="dashed" w:color="1F5F9E" w:sz="6"/>
+          <w:bottom w:val="dashed" w:color="1F5F9E" w:sz="6"/>
+          <w:right w:val="dashed" w:color="1F5F9E" w:sz="6"/>
+          <w:insideH w:val="single" w:color="auto" w:sz="4"/>
+          <w:insideV w:val="single" w:color="auto" w:sz="4"/>
+        </w:tblBorders>
+      </w:tblPr>
+      <w:tblGrid>
+        <w:gridCol w:w="9360"/>
+      </w:tblGrid>
+      <w:tr>
+        <w:tc>
+          <w:tcPr>
+            <w:tcW w:type="dxa" w:w="9360"/>
+            <w:shd w:fill="F7F8FA" w:val="clear"/>
+            <w:tcMar>
+              <w:top w:type="dxa" w:w="360"/>
+              <w:left w:type="dxa" w:w="180"/>
+              <w:bottom w:type="dxa" w:w="360"/>
+              <w:right w:type="dxa" w:w="180"/>
+            </w:tcMar>
+          </w:tcPr>
+          <w:p>
+            <w:pPr>
+              <w:spacing w:after="40"/>
+              <w:jc w:val="center"/>
+            </w:pPr>
+            <w:r>
+              <w:rPr>
+                <w:b/>
+                <w:bCs/>
+                <w:color w:val="1F5F9E"/>
+                <w:sz w:val="26"/>
+                <w:szCs w:val="26"/>
+              </w:rPr>
+              <w:t xml:space="preserve">[ẢNH 6]</w:t>
+            </w:r>
+          </w:p>
+          <w:p>
+            <w:pPr>
+              <w:spacing w:after="40"/>
+              <w:jc w:val="center"/>
+            </w:pPr>
+            <w:r>
+              <w:rPr>
+                <w:i/>
+                <w:iCs/>
+                <w:color w:val="6B7280"/>
+              </w:rPr>
+              <w:t xml:space="preserve">Cửa sổ xác nhận xoá tài sản.</w:t>
+            </w:r>
+          </w:p>
+          <w:p>
+            <w:pPr>
+              <w:spacing w:after="0"/>
+              <w:jc w:val="center"/>
+            </w:pPr>
+            <w:r>
+              <w:rPr>
+                <w:color w:val="6B7280"/>
+                <w:sz w:val="18"/>
+                <w:szCs w:val="18"/>
+              </w:rPr>
+              <w:t xml:space="preserve">→ Chụp màn hình theo đặc tả bên dưới rồi dán ảnh (đã khoanh vẽ) vào khung này.</w:t>
+            </w:r>
+          </w:p>
+        </w:tc>
+      </w:tr>
+    </w:tbl>
+    <w:p>
+      <w:pPr>
+        <w:spacing w:after="40"/>
+      </w:pPr>
+    </w:p>
+    <w:tbl>
+      <w:tblPr>
+        <w:tblW w:type="dxa" w:w="9360"/>
+        <w:tblBorders>
+          <w:top w:val="single" w:color="D0D5DD" w:sz="1"/>
+          <w:left w:val="single" w:color="D0D5DD" w:sz="1"/>
+          <w:bottom w:val="single" w:color="D0D5DD" w:sz="1"/>
+          <w:right w:val="single" w:color="D0D5DD" w:sz="1"/>
+          <w:insideH w:val="single" w:color="D0D5DD" w:sz="1"/>
+          <w:insideV w:val="single" w:color="D0D5DD" w:sz="1"/>
+        </w:tblBorders>
+      </w:tblPr>
+      <w:tblGrid>
+        <w:gridCol w:w="2600"/>
+        <w:gridCol w:w="6760"/>
+      </w:tblGrid>
+      <w:tr>
+        <w:tc>
+          <w:tcPr>
+            <w:tcW w:type="dxa" w:w="9360"/>
+            <w:gridSpan w:val="2"/>
+            <w:shd w:fill="1F5F9E" w:val="clear"/>
+            <w:tcMar>
+              <w:top w:type="dxa" w:w="60"/>
+              <w:left w:type="dxa" w:w="120"/>
+              <w:bottom w:type="dxa" w:w="60"/>
+              <w:right w:type="dxa" w:w="120"/>
+            </w:tcMar>
+          </w:tcPr>
+          <w:p>
+            <w:r>
+              <w:rPr>
+                <w:b/>
+                <w:bCs/>
+                <w:color w:val="FFFFFF"/>
+                <w:sz w:val="20"/>
+                <w:szCs w:val="20"/>
+              </w:rPr>
+              <w:t xml:space="preserve">Đặc tả ảnh 6</w:t>
+            </w:r>
+          </w:p>
+        </w:tc>
+      </w:tr>
+      <w:tr>
+        <w:tc>
+          <w:tcPr>
+            <w:tcW w:type="dxa" w:w="2600"/>
+            <w:shd w:fill="F3F4F6" w:val="clear"/>
+            <w:tcMar>
+              <w:top w:type="dxa" w:w="70"/>
+              <w:left w:type="dxa" w:w="120"/>
+              <w:bottom w:type="dxa" w:w="70"/>
+              <w:right w:type="dxa" w:w="120"/>
+            </w:tcMar>
+            <w:vAlign w:val="center"/>
+          </w:tcPr>
+          <w:p>
+            <w:r>
+              <w:rPr>
+                <w:b/>
+                <w:bCs/>
+              </w:rPr>
+              <w:t xml:space="preserve">Màn hình cần chụp</w:t>
+            </w:r>
+          </w:p>
+        </w:tc>
+        <w:tc>
+          <w:tcPr>
+            <w:tcW w:type="dxa" w:w="6760"/>
+            <w:shd w:fill="FFFFFF" w:val="clear"/>
+            <w:tcMar>
+              <w:top w:type="dxa" w:w="70"/>
+              <w:left w:type="dxa" w:w="120"/>
+              <w:bottom w:type="dxa" w:w="70"/>
+              <w:right w:type="dxa" w:w="120"/>
+            </w:tcMar>
+            <w:vAlign w:val="center"/>
+          </w:tcPr>
+          <w:p>
+            <w:pPr>
+              <w:spacing w:after="0"/>
+            </w:pPr>
+            <w:r>
+              <w:t xml:space="preserve">Màn Quản lý tài sản, sau khi nhấn nút Xoá của một dòng.</w:t>
+            </w:r>
+          </w:p>
+        </w:tc>
+      </w:tr>
+      <w:tr>
+        <w:tc>
+          <w:tcPr>
+            <w:tcW w:type="dxa" w:w="2600"/>
+            <w:shd w:fill="F3F4F6" w:val="clear"/>
+            <w:tcMar>
+              <w:top w:type="dxa" w:w="70"/>
+              <w:left w:type="dxa" w:w="120"/>
+              <w:bottom w:type="dxa" w:w="70"/>
+              <w:right w:type="dxa" w:w="120"/>
+            </w:tcMar>
+            <w:vAlign w:val="center"/>
+          </w:tcPr>
+          <w:p>
+            <w:r>
+              <w:rPr>
+                <w:b/>
+                <w:bCs/>
+              </w:rPr>
+              <w:t xml:space="preserve">Khoanh tròn (đỏ)</w:t>
+            </w:r>
+          </w:p>
+        </w:tc>
+        <w:tc>
+          <w:tcPr>
+            <w:tcW w:type="dxa" w:w="6760"/>
+            <w:shd w:fill="FFFFFF" w:val="clear"/>
+            <w:tcMar>
+              <w:top w:type="dxa" w:w="70"/>
+              <w:left w:type="dxa" w:w="120"/>
+              <w:bottom w:type="dxa" w:w="70"/>
+              <w:right w:type="dxa" w:w="120"/>
+            </w:tcMar>
+            <w:vAlign w:val="center"/>
+          </w:tcPr>
+          <w:p>
+            <w:pPr>
+              <w:spacing w:after="0"/>
+            </w:pPr>
+            <w:r>
+              <w:t xml:space="preserve">Khoanh nút [Xoá] (đỏ) và nút [Huỷ].</w:t>
+            </w:r>
+          </w:p>
+        </w:tc>
+      </w:tr>
+      <w:tr>
+        <w:tc>
+          <w:tcPr>
+            <w:tcW w:type="dxa" w:w="2600"/>
+            <w:shd w:fill="F3F4F6" w:val="clear"/>
+            <w:tcMar>
+              <w:top w:type="dxa" w:w="70"/>
+              <w:left w:type="dxa" w:w="120"/>
+              <w:bottom w:type="dxa" w:w="70"/>
+              <w:right w:type="dxa" w:w="120"/>
+            </w:tcMar>
+            <w:vAlign w:val="center"/>
+          </w:tcPr>
+          <w:p>
+            <w:r>
+              <w:rPr>
+                <w:b/>
+                <w:bCs/>
+              </w:rPr>
+              <w:t xml:space="preserve">Mũi tên (đỏ)</w:t>
+            </w:r>
+          </w:p>
+        </w:tc>
+        <w:tc>
+          <w:tcPr>
+            <w:tcW w:type="dxa" w:w="6760"/>
+            <w:shd w:fill="FFFFFF" w:val="clear"/>
+            <w:tcMar>
+              <w:top w:type="dxa" w:w="70"/>
+              <w:left w:type="dxa" w:w="120"/>
+              <w:bottom w:type="dxa" w:w="70"/>
+              <w:right w:type="dxa" w:w="120"/>
+            </w:tcMar>
+            <w:vAlign w:val="center"/>
+          </w:tcPr>
+          <w:p>
+            <w:pPr>
+              <w:spacing w:after="0"/>
+            </w:pPr>
+            <w:r>
+              <w:t xml:space="preserve">Mũi tên chỉ vào dòng cảnh báo 'không thể hoàn tác'.</w:t>
+            </w:r>
+          </w:p>
+        </w:tc>
+      </w:tr>
+      <w:tr>
+        <w:tc>
+          <w:tcPr>
+            <w:tcW w:type="dxa" w:w="2600"/>
+            <w:shd w:fill="F3F4F6" w:val="clear"/>
+            <w:tcMar>
+              <w:top w:type="dxa" w:w="70"/>
+              <w:left w:type="dxa" w:w="120"/>
+              <w:bottom w:type="dxa" w:w="70"/>
+              <w:right w:type="dxa" w:w="120"/>
+            </w:tcMar>
+            <w:vAlign w:val="center"/>
+          </w:tcPr>
+          <w:p>
+            <w:r>
+              <w:rPr>
+                <w:b/>
+                <w:bCs/>
+              </w:rPr>
+              <w:t xml:space="preserve">Chú giải số (callout)</w:t>
+            </w:r>
+          </w:p>
+        </w:tc>
+        <w:tc>
+          <w:tcPr>
+            <w:tcW w:type="dxa" w:w="6760"/>
+            <w:shd w:fill="FFFFFF" w:val="clear"/>
+            <w:tcMar>
+              <w:top w:type="dxa" w:w="70"/>
+              <w:left w:type="dxa" w:w="120"/>
+              <w:bottom w:type="dxa" w:w="70"/>
+              <w:right w:type="dxa" w:w="120"/>
+            </w:tcMar>
+            <w:vAlign w:val="center"/>
+          </w:tcPr>
+          <w:p>
+            <w:pPr>
+              <w:spacing w:after="20"/>
+            </w:pPr>
+            <w:r>
+              <w:rPr>
+                <w:b/>
+                <w:bCs/>
+                <w:color w:val="C0392B"/>
+              </w:rPr>
+              <w:t xml:space="preserve">① </w:t>
+            </w:r>
+            <w:r>
+              <w:t xml:space="preserve">Nội dung cảnh báo (tên + mã tài sản)</w:t>
+            </w:r>
+          </w:p>
+          <w:p>
+            <w:pPr>
+              <w:spacing w:after="20"/>
+            </w:pPr>
+            <w:r>
+              <w:rPr>
+                <w:b/>
+                <w:bCs/>
+                <w:color w:val="C0392B"/>
+              </w:rPr>
+              <w:t xml:space="preserve">② </w:t>
+            </w:r>
+            <w:r>
+              <w:t xml:space="preserve">Nút [Huỷ]</w:t>
+            </w:r>
+          </w:p>
+          <w:p>
+            <w:pPr>
+              <w:spacing w:after="20"/>
+            </w:pPr>
+            <w:r>
+              <w:rPr>
+                <w:b/>
+                <w:bCs/>
+                <w:color w:val="C0392B"/>
+              </w:rPr>
+              <w:t xml:space="preserve">③ </w:t>
+            </w:r>
+            <w:r>
+              <w:t xml:space="preserve">Nút [Xoá]</w:t>
+            </w:r>
+          </w:p>
+        </w:tc>
+      </w:tr>
+    </w:tbl>
+    <w:p>
+      <w:pPr>
+        <w:spacing w:after="160"/>
+      </w:pPr>
+    </w:p>
+    <w:tbl>
+      <w:tblPr>
+        <w:tblW w:type="dxa" w:w="9360"/>
+        <w:tblBorders>
+          <w:top w:val="single" w:color="E0A536" w:sz="2"/>
+          <w:left w:val="single" w:color="E0A536" w:sz="18"/>
+          <w:bottom w:val="single" w:color="E0A536" w:sz="2"/>
+          <w:right w:val="single" w:color="E0A536" w:sz="2"/>
+          <w:insideH w:val="single" w:color="auto" w:sz="4"/>
+          <w:insideV w:val="single" w:color="auto" w:sz="4"/>
+        </w:tblBorders>
+      </w:tblPr>
+      <w:tblGrid>
+        <w:gridCol w:w="9360"/>
+      </w:tblGrid>
+      <w:tr>
+        <w:tc>
+          <w:tcPr>
+            <w:tcW w:type="dxa" w:w="9360"/>
+            <w:shd w:fill="FFF4E5" w:val="clear"/>
+            <w:tcMar>
+              <w:top w:type="dxa" w:w="120"/>
+              <w:left w:type="dxa" w:w="180"/>
+              <w:bottom w:type="dxa" w:w="120"/>
+              <w:right w:type="dxa" w:w="180"/>
+            </w:tcMar>
+          </w:tcPr>
+          <w:p>
+            <w:pPr>
+              <w:spacing w:after="40"/>
+            </w:pPr>
+            <w:r>
+              <w:rPr>
+                <w:b/>
+                <w:bCs/>
+                <w:color w:val="E0A536"/>
+                <w:sz w:val="20"/>
+                <w:szCs w:val="20"/>
+              </w:rPr>
+              <w:t xml:space="preserve">LƯU Ý</w:t>
+            </w:r>
+          </w:p>
+          <w:p>
+            <w:pPr>
+              <w:spacing w:after="120"/>
+            </w:pPr>
+            <w:r>
+              <w:t xml:space="preserve">Xoá tài sản là thao tác KHÔNG THỂ HOÀN TÁC. Hãy kiểm tra kỹ tên và mã tài sản trước khi xác nhận.</w:t>
+            </w:r>
+          </w:p>
+        </w:tc>
+      </w:tr>
+    </w:tbl>
+    <w:p>
+      <w:pPr>
+        <w:pStyle w:val="Heading2"/>
+      </w:pPr>
+      <w:r>
+        <w:t xml:space="preserve">5.9. Mã QR tài sản</w:t>
+      </w:r>
+    </w:p>
+    <w:p>
+      <w:pPr>
+        <w:pStyle w:val="ListParagraph"/>
+        <w:numPr>
+          <w:ilvl w:val="0"/>
+          <w:numId w:val="8"/>
+        </w:numPr>
+        <w:spacing w:after="70"/>
+      </w:pPr>
+      <w:r>
+        <w:t xml:space="preserve">Nhấn biểu tượng </w:t>
+      </w:r>
+      <w:r>
+        <w:rPr>
+          <w:b/>
+          <w:bCs/>
+        </w:rPr>
+        <w:t xml:space="preserve">Mã QR</w:t>
+      </w:r>
+      <w:r>
+        <w:t xml:space="preserve"> ở cột thao tác của tài sản.</w:t>
+      </w:r>
+    </w:p>
+    <w:p>
+      <w:pPr>
+        <w:pStyle w:val="ListParagraph"/>
+        <w:numPr>
+          <w:ilvl w:val="0"/>
+          <w:numId w:val="8"/>
+        </w:numPr>
+        <w:spacing w:after="70"/>
+      </w:pPr>
+      <w:r>
+        <w:t xml:space="preserve">Cửa sổ hiển thị mã QR (dạng </w:t>
+      </w:r>
+      <w:r>
+        <w:rPr>
+          <w:rFonts w:ascii="Consolas" w:cs="Consolas" w:eastAsia="Consolas" w:hAnsi="Consolas"/>
+          <w:sz w:val="20"/>
+          <w:szCs w:val="20"/>
+        </w:rPr>
+        <w:t xml:space="preserve">QR-&lt;mã tài sản&gt;</w:t>
+      </w:r>
+      <w:r>
+        <w:t xml:space="preserve">).</w:t>
+      </w:r>
+    </w:p>
+    <w:p>
+      <w:pPr>
+        <w:pStyle w:val="ListParagraph"/>
+        <w:numPr>
+          <w:ilvl w:val="0"/>
+          <w:numId w:val="8"/>
+        </w:numPr>
+        <w:spacing w:after="70"/>
+      </w:pPr>
+      <w:r>
+        <w:t xml:space="preserve">Nhấn </w:t>
+      </w:r>
+      <w:r>
+        <w:rPr>
+          <w:b/>
+          <w:bCs/>
+        </w:rPr>
+        <w:t xml:space="preserve">Tải PNG</w:t>
+      </w:r>
+      <w:r>
+        <w:t xml:space="preserve"> để tải ảnh mã QR về, hoặc </w:t>
+      </w:r>
+      <w:r>
+        <w:rPr>
+          <w:b/>
+          <w:bCs/>
+        </w:rPr>
+        <w:t xml:space="preserve">Sao chép mã</w:t>
+      </w:r>
+      <w:r>
+        <w:t xml:space="preserve"> để chép chuỗi mã.</w:t>
+      </w:r>
+    </w:p>
+    <w:p>
+      <w:pPr>
+        <w:pStyle w:val="ListParagraph"/>
+        <w:numPr>
+          <w:ilvl w:val="0"/>
+          <w:numId w:val="8"/>
+        </w:numPr>
+        <w:spacing w:after="70"/>
+      </w:pPr>
+      <w:r>
+        <w:t xml:space="preserve">In và dán mã QR lên tài sản; kỹ thuật viên quét ở màn </w:t>
+      </w:r>
+      <w:r>
+        <w:rPr>
+          <w:b/>
+          <w:bCs/>
+        </w:rPr>
+        <w:t xml:space="preserve">Quét mã QR</w:t>
+      </w:r>
+      <w:r>
+        <w:t xml:space="preserve"> để mở nhanh hồ sơ.</w:t>
+      </w:r>
+    </w:p>
+    <w:tbl>
+      <w:tblPr>
+        <w:tblW w:type="dxa" w:w="9360"/>
+        <w:tblBorders>
+          <w:top w:val="dashed" w:color="1F5F9E" w:sz="6"/>
+          <w:left w:val="dashed" w:color="1F5F9E" w:sz="6"/>
+          <w:bottom w:val="dashed" w:color="1F5F9E" w:sz="6"/>
+          <w:right w:val="dashed" w:color="1F5F9E" w:sz="6"/>
+          <w:insideH w:val="single" w:color="auto" w:sz="4"/>
+          <w:insideV w:val="single" w:color="auto" w:sz="4"/>
+        </w:tblBorders>
+      </w:tblPr>
+      <w:tblGrid>
+        <w:gridCol w:w="9360"/>
+      </w:tblGrid>
+      <w:tr>
+        <w:tc>
+          <w:tcPr>
+            <w:tcW w:type="dxa" w:w="9360"/>
+            <w:shd w:fill="F7F8FA" w:val="clear"/>
+            <w:tcMar>
+              <w:top w:type="dxa" w:w="360"/>
+              <w:left w:type="dxa" w:w="180"/>
+              <w:bottom w:type="dxa" w:w="360"/>
+              <w:right w:type="dxa" w:w="180"/>
+            </w:tcMar>
+          </w:tcPr>
+          <w:p>
+            <w:pPr>
+              <w:spacing w:after="40"/>
+              <w:jc w:val="center"/>
+            </w:pPr>
+            <w:r>
+              <w:rPr>
+                <w:b/>
+                <w:bCs/>
+                <w:color w:val="1F5F9E"/>
+                <w:sz w:val="26"/>
+                <w:szCs w:val="26"/>
+              </w:rPr>
+              <w:t xml:space="preserve">[ẢNH 7]</w:t>
+            </w:r>
+          </w:p>
+          <w:p>
+            <w:pPr>
+              <w:spacing w:after="40"/>
+              <w:jc w:val="center"/>
+            </w:pPr>
+            <w:r>
+              <w:rPr>
+                <w:i/>
+                <w:iCs/>
+                <w:color w:val="6B7280"/>
+              </w:rPr>
+              <w:t xml:space="preserve">Cửa sổ mã QR tài sản.</w:t>
+            </w:r>
+          </w:p>
+          <w:p>
+            <w:pPr>
+              <w:spacing w:after="0"/>
+              <w:jc w:val="center"/>
+            </w:pPr>
+            <w:r>
+              <w:rPr>
+                <w:color w:val="6B7280"/>
+                <w:sz w:val="18"/>
+                <w:szCs w:val="18"/>
+              </w:rPr>
+              <w:t xml:space="preserve">→ Chụp màn hình theo đặc tả bên dưới rồi dán ảnh (đã khoanh vẽ) vào khung này.</w:t>
+            </w:r>
+          </w:p>
+        </w:tc>
+      </w:tr>
+    </w:tbl>
+    <w:p>
+      <w:pPr>
+        <w:spacing w:after="40"/>
+      </w:pPr>
+    </w:p>
+    <w:tbl>
+      <w:tblPr>
+        <w:tblW w:type="dxa" w:w="9360"/>
+        <w:tblBorders>
+          <w:top w:val="single" w:color="D0D5DD" w:sz="1"/>
+          <w:left w:val="single" w:color="D0D5DD" w:sz="1"/>
+          <w:bottom w:val="single" w:color="D0D5DD" w:sz="1"/>
+          <w:right w:val="single" w:color="D0D5DD" w:sz="1"/>
+          <w:insideH w:val="single" w:color="D0D5DD" w:sz="1"/>
+          <w:insideV w:val="single" w:color="D0D5DD" w:sz="1"/>
+        </w:tblBorders>
+      </w:tblPr>
+      <w:tblGrid>
+        <w:gridCol w:w="2600"/>
+        <w:gridCol w:w="6760"/>
+      </w:tblGrid>
+      <w:tr>
+        <w:tc>
+          <w:tcPr>
+            <w:tcW w:type="dxa" w:w="9360"/>
+            <w:gridSpan w:val="2"/>
+            <w:shd w:fill="1F5F9E" w:val="clear"/>
+            <w:tcMar>
+              <w:top w:type="dxa" w:w="60"/>
+              <w:left w:type="dxa" w:w="120"/>
+              <w:bottom w:type="dxa" w:w="60"/>
+              <w:right w:type="dxa" w:w="120"/>
+            </w:tcMar>
+          </w:tcPr>
+          <w:p>
+            <w:r>
+              <w:rPr>
+                <w:b/>
+                <w:bCs/>
+                <w:color w:val="FFFFFF"/>
+                <w:sz w:val="20"/>
+                <w:szCs w:val="20"/>
+              </w:rPr>
+              <w:t xml:space="preserve">Đặc tả ảnh 7</w:t>
+            </w:r>
+          </w:p>
+        </w:tc>
+      </w:tr>
+      <w:tr>
+        <w:tc>
+          <w:tcPr>
+            <w:tcW w:type="dxa" w:w="2600"/>
+            <w:shd w:fill="F3F4F6" w:val="clear"/>
+            <w:tcMar>
+              <w:top w:type="dxa" w:w="70"/>
+              <w:left w:type="dxa" w:w="120"/>
+              <w:bottom w:type="dxa" w:w="70"/>
+              <w:right w:type="dxa" w:w="120"/>
+            </w:tcMar>
+            <w:vAlign w:val="center"/>
+          </w:tcPr>
+          <w:p>
+            <w:r>
+              <w:rPr>
+                <w:b/>
+                <w:bCs/>
+              </w:rPr>
+              <w:t xml:space="preserve">Màn hình cần chụp</w:t>
+            </w:r>
+          </w:p>
+        </w:tc>
+        <w:tc>
+          <w:tcPr>
+            <w:tcW w:type="dxa" w:w="6760"/>
+            <w:shd w:fill="FFFFFF" w:val="clear"/>
+            <w:tcMar>
+              <w:top w:type="dxa" w:w="70"/>
+              <w:left w:type="dxa" w:w="120"/>
+              <w:bottom w:type="dxa" w:w="70"/>
+              <w:right w:type="dxa" w:w="120"/>
+            </w:tcMar>
+            <w:vAlign w:val="center"/>
+          </w:tcPr>
+          <w:p>
+            <w:pPr>
+              <w:spacing w:after="0"/>
+            </w:pPr>
+            <w:r>
+              <w:t xml:space="preserve">Cửa sổ 'Mã QR tài sản' sau khi nhấn biểu tượng QR của một dòng.</w:t>
+            </w:r>
+          </w:p>
+        </w:tc>
+      </w:tr>
+      <w:tr>
+        <w:tc>
+          <w:tcPr>
+            <w:tcW w:type="dxa" w:w="2600"/>
+            <w:shd w:fill="F3F4F6" w:val="clear"/>
+            <w:tcMar>
+              <w:top w:type="dxa" w:w="70"/>
+              <w:left w:type="dxa" w:w="120"/>
+              <w:bottom w:type="dxa" w:w="70"/>
+              <w:right w:type="dxa" w:w="120"/>
+            </w:tcMar>
+            <w:vAlign w:val="center"/>
+          </w:tcPr>
+          <w:p>
+            <w:r>
+              <w:rPr>
+                <w:b/>
+                <w:bCs/>
+              </w:rPr>
+              <w:t xml:space="preserve">Khoanh tròn (đỏ)</w:t>
+            </w:r>
+          </w:p>
+        </w:tc>
+        <w:tc>
+          <w:tcPr>
+            <w:tcW w:type="dxa" w:w="6760"/>
+            <w:shd w:fill="FFFFFF" w:val="clear"/>
+            <w:tcMar>
+              <w:top w:type="dxa" w:w="70"/>
+              <w:left w:type="dxa" w:w="120"/>
+              <w:bottom w:type="dxa" w:w="70"/>
+              <w:right w:type="dxa" w:w="120"/>
+            </w:tcMar>
+            <w:vAlign w:val="center"/>
+          </w:tcPr>
+          <w:p>
+            <w:pPr>
+              <w:spacing w:after="0"/>
+            </w:pPr>
+            <w:r>
+              <w:t xml:space="preserve">Khoanh ảnh QR và cụm nút [Tải PNG] / [Sao chép mã].</w:t>
+            </w:r>
+          </w:p>
+        </w:tc>
+      </w:tr>
+      <w:tr>
+        <w:tc>
+          <w:tcPr>
+            <w:tcW w:type="dxa" w:w="2600"/>
+            <w:shd w:fill="F3F4F6" w:val="clear"/>
+            <w:tcMar>
+              <w:top w:type="dxa" w:w="70"/>
+              <w:left w:type="dxa" w:w="120"/>
+              <w:bottom w:type="dxa" w:w="70"/>
+              <w:right w:type="dxa" w:w="120"/>
+            </w:tcMar>
+            <w:vAlign w:val="center"/>
+          </w:tcPr>
+          <w:p>
+            <w:r>
+              <w:rPr>
+                <w:b/>
+                <w:bCs/>
+              </w:rPr>
+              <w:t xml:space="preserve">Mũi tên (đỏ)</w:t>
+            </w:r>
+          </w:p>
+        </w:tc>
+        <w:tc>
+          <w:tcPr>
+            <w:tcW w:type="dxa" w:w="6760"/>
+            <w:shd w:fill="FFFFFF" w:val="clear"/>
+            <w:tcMar>
+              <w:top w:type="dxa" w:w="70"/>
+              <w:left w:type="dxa" w:w="120"/>
+              <w:bottom w:type="dxa" w:w="70"/>
+              <w:right w:type="dxa" w:w="120"/>
+            </w:tcMar>
+            <w:vAlign w:val="center"/>
+          </w:tcPr>
+          <w:p>
+            <w:pPr>
+              <w:spacing w:after="0"/>
+            </w:pPr>
+            <w:r>
+              <w:t xml:space="preserve">Mũi tên từ ảnh QR → chuỗi mã QR-… bên dưới.</w:t>
+            </w:r>
+          </w:p>
+        </w:tc>
+      </w:tr>
+      <w:tr>
+        <w:tc>
+          <w:tcPr>
+            <w:tcW w:type="dxa" w:w="2600"/>
+            <w:shd w:fill="F3F4F6" w:val="clear"/>
+            <w:tcMar>
+              <w:top w:type="dxa" w:w="70"/>
+              <w:left w:type="dxa" w:w="120"/>
+              <w:bottom w:type="dxa" w:w="70"/>
+              <w:right w:type="dxa" w:w="120"/>
+            </w:tcMar>
+            <w:vAlign w:val="center"/>
+          </w:tcPr>
+          <w:p>
+            <w:r>
+              <w:rPr>
+                <w:b/>
+                <w:bCs/>
+              </w:rPr>
+              <w:t xml:space="preserve">Chú giải số (callout)</w:t>
+            </w:r>
+          </w:p>
+        </w:tc>
+        <w:tc>
+          <w:tcPr>
+            <w:tcW w:type="dxa" w:w="6760"/>
+            <w:shd w:fill="FFFFFF" w:val="clear"/>
+            <w:tcMar>
+              <w:top w:type="dxa" w:w="70"/>
+              <w:left w:type="dxa" w:w="120"/>
+              <w:bottom w:type="dxa" w:w="70"/>
+              <w:right w:type="dxa" w:w="120"/>
+            </w:tcMar>
+            <w:vAlign w:val="center"/>
+          </w:tcPr>
+          <w:p>
+            <w:pPr>
+              <w:spacing w:after="20"/>
+            </w:pPr>
+            <w:r>
+              <w:rPr>
+                <w:b/>
+                <w:bCs/>
+                <w:color w:val="C0392B"/>
+              </w:rPr>
+              <w:t xml:space="preserve">① </w:t>
+            </w:r>
+            <w:r>
+              <w:t xml:space="preserve">Ảnh mã QR</w:t>
+            </w:r>
+          </w:p>
+          <w:p>
+            <w:pPr>
+              <w:spacing w:after="20"/>
+            </w:pPr>
+            <w:r>
+              <w:rPr>
+                <w:b/>
+                <w:bCs/>
+                <w:color w:val="C0392B"/>
+              </w:rPr>
+              <w:t xml:space="preserve">② </w:t>
+            </w:r>
+            <w:r>
+              <w:t xml:space="preserve">Chuỗi mã QR-&lt;mã tài sản&gt;</w:t>
+            </w:r>
+          </w:p>
+          <w:p>
+            <w:pPr>
+              <w:spacing w:after="20"/>
+            </w:pPr>
+            <w:r>
+              <w:rPr>
+                <w:b/>
+                <w:bCs/>
+                <w:color w:val="C0392B"/>
+              </w:rPr>
+              <w:t xml:space="preserve">③ </w:t>
+            </w:r>
+            <w:r>
+              <w:t xml:space="preserve">Nút [Tải PNG]</w:t>
+            </w:r>
+          </w:p>
+          <w:p>
+            <w:pPr>
+              <w:spacing w:after="20"/>
+            </w:pPr>
+            <w:r>
+              <w:rPr>
+                <w:b/>
+                <w:bCs/>
+                <w:color w:val="C0392B"/>
+              </w:rPr>
+              <w:t xml:space="preserve">④ </w:t>
+            </w:r>
+            <w:r>
+              <w:t xml:space="preserve">Nút [Sao chép mã]</w:t>
+            </w:r>
+          </w:p>
+        </w:tc>
+      </w:tr>
+    </w:tbl>
+    <w:p>
+      <w:pPr>
+        <w:spacing w:after="160"/>
+      </w:pPr>
+    </w:p>
+    <w:p>
+      <w:pPr>
+        <w:pStyle w:val="Heading2"/>
+      </w:pPr>
+      <w:r>
+        <w:t xml:space="preserve">5.10. Xuất danh sách ra CSV</w:t>
+      </w:r>
+    </w:p>
+    <w:p>
+      <w:pPr>
+        <w:spacing w:after="120"/>
+      </w:pPr>
+      <w:r>
+        <w:t xml:space="preserve">Nhấn </w:t>
+      </w:r>
+      <w:r>
+        <w:rPr>
+          <w:b/>
+          <w:bCs/>
+        </w:rPr>
+        <w:t xml:space="preserve">Xuất CSV</w:t>
+      </w:r>
+      <w:r>
+        <w:t xml:space="preserve"> để tải file danh sách </w:t>
+      </w:r>
+      <w:r>
+        <w:rPr>
+          <w:b/>
+          <w:bCs/>
+        </w:rPr>
+        <w:t xml:space="preserve">theo đúng bộ lọc đang áp dụng</w:t>
+      </w:r>
+      <w:r>
+        <w:t xml:space="preserve">. File gồm các cột: Mã, Tên, Danh mục, Vị trí, Trạng thái, Mức độ, Giá mua, Giá trị còn lại.</w:t>
+      </w:r>
+    </w:p>
+    <w:p>
+      <w:pPr>
+        <w:pStyle w:val="Heading2"/>
+      </w:pPr>
+      <w:r>
+        <w:t xml:space="preserve">5.11. Các trường hợp đặc biệt</w:t>
+      </w:r>
+    </w:p>
+    <w:tbl>
+      <w:tblPr>
+        <w:tblW w:type="dxa" w:w="9360"/>
+        <w:tblBorders>
+          <w:top w:val="single" w:color="D0D5DD" w:sz="1"/>
+          <w:left w:val="single" w:color="D0D5DD" w:sz="1"/>
+          <w:bottom w:val="single" w:color="D0D5DD" w:sz="1"/>
+          <w:right w:val="single" w:color="D0D5DD" w:sz="1"/>
+          <w:insideH w:val="single" w:color="D0D5DD" w:sz="1"/>
+          <w:insideV w:val="single" w:color="D0D5DD" w:sz="1"/>
+        </w:tblBorders>
+      </w:tblPr>
+      <w:tblGrid>
+        <w:gridCol w:w="3000"/>
+        <w:gridCol w:w="6360"/>
+      </w:tblGrid>
+      <w:tr>
+        <w:trPr>
+          <w:tblHeader/>
+        </w:trPr>
+        <w:tc>
+          <w:tcPr>
+            <w:tcW w:type="dxa" w:w="3000"/>
+            <w:shd w:fill="1F5F9E" w:val="clear"/>
+            <w:tcMar>
+              <w:top w:type="dxa" w:w="70"/>
+              <w:left w:type="dxa" w:w="120"/>
+              <w:bottom w:type="dxa" w:w="70"/>
+              <w:right w:type="dxa" w:w="120"/>
+            </w:tcMar>
+            <w:vAlign w:val="center"/>
+          </w:tcPr>
+          <w:p>
+            <w:pPr>
+              <w:spacing w:after="0"/>
+            </w:pPr>
+            <w:r>
+              <w:rPr>
+                <w:b/>
+                <w:bCs/>
+                <w:color w:val="FFFFFF"/>
+              </w:rPr>
+              <w:t xml:space="preserve">Trường hợp</w:t>
+            </w:r>
+          </w:p>
+        </w:tc>
+        <w:tc>
+          <w:tcPr>
+            <w:tcW w:type="dxa" w:w="6360"/>
+            <w:shd w:fill="1F5F9E" w:val="clear"/>
+            <w:tcMar>
+              <w:top w:type="dxa" w:w="70"/>
+              <w:left w:type="dxa" w:w="120"/>
+              <w:bottom w:type="dxa" w:w="70"/>
+              <w:right w:type="dxa" w:w="120"/>
+            </w:tcMar>
+            <w:vAlign w:val="center"/>
+          </w:tcPr>
+          <w:p>
+            <w:pPr>
+              <w:spacing w:after="0"/>
+            </w:pPr>
+            <w:r>
+              <w:rPr>
+                <w:b/>
+                <w:bCs/>
+                <w:color w:val="FFFFFF"/>
+              </w:rPr>
+              <w:t xml:space="preserve">Hiển thị / cách xử lý</w:t>
+            </w:r>
+          </w:p>
+        </w:tc>
+      </w:tr>
+      <w:tr>
+        <w:trPr>
+          <w:tblHeader w:val="false"/>
+        </w:trPr>
+        <w:tc>
+          <w:tcPr>
+            <w:tcW w:type="dxa" w:w="3000"/>
+            <w:shd w:fill="FFFFFF" w:val="clear"/>
+            <w:tcMar>
+              <w:top w:type="dxa" w:w="70"/>
+              <w:left w:type="dxa" w:w="120"/>
+              <w:bottom w:type="dxa" w:w="70"/>
+              <w:right w:type="dxa" w:w="120"/>
+            </w:tcMar>
+            <w:vAlign w:val="center"/>
+          </w:tcPr>
+          <w:p>
+            <w:pPr>
+              <w:spacing w:after="0"/>
+            </w:pPr>
+            <w:r>
+              <w:t xml:space="preserve">Danh sách trống</w:t>
+            </w:r>
+          </w:p>
+        </w:tc>
+        <w:tc>
+          <w:tcPr>
+            <w:tcW w:type="dxa" w:w="6360"/>
+            <w:shd w:fill="FFFFFF" w:val="clear"/>
+            <w:tcMar>
+              <w:top w:type="dxa" w:w="70"/>
+              <w:left w:type="dxa" w:w="120"/>
+              <w:bottom w:type="dxa" w:w="70"/>
+              <w:right w:type="dxa" w:w="120"/>
+            </w:tcMar>
+            <w:vAlign w:val="center"/>
+          </w:tcPr>
+          <w:p>
+            <w:pPr>
+              <w:spacing w:after="0"/>
+            </w:pPr>
+            <w:r>
+              <w:t xml:space="preserve">Bảng hiện thông báo không có dữ liệu — hãy thêm tài sản mới.</w:t>
+            </w:r>
+          </w:p>
+        </w:tc>
+      </w:tr>
+      <w:tr>
+        <w:trPr>
+          <w:tblHeader w:val="false"/>
+        </w:trPr>
+        <w:tc>
+          <w:tcPr>
+            <w:tcW w:type="dxa" w:w="3000"/>
+            <w:shd w:fill="F3F4F6" w:val="clear"/>
+            <w:tcMar>
+              <w:top w:type="dxa" w:w="70"/>
+              <w:left w:type="dxa" w:w="120"/>
+              <w:bottom w:type="dxa" w:w="70"/>
+              <w:right w:type="dxa" w:w="120"/>
+            </w:tcMar>
+            <w:vAlign w:val="center"/>
+          </w:tcPr>
+          <w:p>
+            <w:pPr>
+              <w:spacing w:after="0"/>
+            </w:pPr>
+            <w:r>
+              <w:t xml:space="preserve">Đang tải dữ liệu</w:t>
+            </w:r>
+          </w:p>
+        </w:tc>
+        <w:tc>
+          <w:tcPr>
+            <w:tcW w:type="dxa" w:w="6360"/>
+            <w:shd w:fill="F3F4F6" w:val="clear"/>
+            <w:tcMar>
+              <w:top w:type="dxa" w:w="70"/>
+              <w:left w:type="dxa" w:w="120"/>
+              <w:bottom w:type="dxa" w:w="70"/>
+              <w:right w:type="dxa" w:w="120"/>
+            </w:tcMar>
+            <w:vAlign w:val="center"/>
+          </w:tcPr>
+          <w:p>
+            <w:pPr>
+              <w:spacing w:after="0"/>
+            </w:pPr>
+            <w:r>
+              <w:t xml:space="preserve">Bảng và thẻ thống kê hiển thị trạng thái đang tải.</w:t>
+            </w:r>
+          </w:p>
+        </w:tc>
+      </w:tr>
+      <w:tr>
+        <w:trPr>
+          <w:tblHeader w:val="false"/>
+        </w:trPr>
+        <w:tc>
+          <w:tcPr>
+            <w:tcW w:type="dxa" w:w="3000"/>
+            <w:shd w:fill="FFFFFF" w:val="clear"/>
+            <w:tcMar>
+              <w:top w:type="dxa" w:w="70"/>
+              <w:left w:type="dxa" w:w="120"/>
+              <w:bottom w:type="dxa" w:w="70"/>
+              <w:right w:type="dxa" w:w="120"/>
+            </w:tcMar>
+            <w:vAlign w:val="center"/>
+          </w:tcPr>
+          <w:p>
+            <w:pPr>
+              <w:spacing w:after="0"/>
+            </w:pPr>
+            <w:r>
+              <w:t xml:space="preserve">Lỗi tải dữ liệu</w:t>
+            </w:r>
+          </w:p>
+        </w:tc>
+        <w:tc>
+          <w:tcPr>
+            <w:tcW w:type="dxa" w:w="6360"/>
+            <w:shd w:fill="FFFFFF" w:val="clear"/>
+            <w:tcMar>
+              <w:top w:type="dxa" w:w="70"/>
+              <w:left w:type="dxa" w:w="120"/>
+              <w:bottom w:type="dxa" w:w="70"/>
+              <w:right w:type="dxa" w:w="120"/>
+            </w:tcMar>
+            <w:vAlign w:val="center"/>
+          </w:tcPr>
+          <w:p>
+            <w:pPr>
+              <w:spacing w:after="0"/>
+            </w:pPr>
+            <w:r>
+              <w:t xml:space="preserve">Hiện nút Thử lại — nhấn để tải lại.</w:t>
+            </w:r>
+          </w:p>
+        </w:tc>
+      </w:tr>
+      <w:tr>
+        <w:trPr>
+          <w:tblHeader w:val="false"/>
+        </w:trPr>
+        <w:tc>
+          <w:tcPr>
+            <w:tcW w:type="dxa" w:w="3000"/>
+            <w:shd w:fill="F3F4F6" w:val="clear"/>
+            <w:tcMar>
+              <w:top w:type="dxa" w:w="70"/>
+              <w:left w:type="dxa" w:w="120"/>
+              <w:bottom w:type="dxa" w:w="70"/>
+              <w:right w:type="dxa" w:w="120"/>
+            </w:tcMar>
+            <w:vAlign w:val="center"/>
+          </w:tcPr>
+          <w:p>
+            <w:pPr>
+              <w:spacing w:after="0"/>
+            </w:pPr>
+            <w:r>
+              <w:t xml:space="preserve">Đang dùng dữ liệu mẫu</w:t>
+            </w:r>
+          </w:p>
+        </w:tc>
+        <w:tc>
+          <w:tcPr>
+            <w:tcW w:type="dxa" w:w="6360"/>
+            <w:shd w:fill="F3F4F6" w:val="clear"/>
+            <w:tcMar>
+              <w:top w:type="dxa" w:w="70"/>
+              <w:left w:type="dxa" w:w="120"/>
+              <w:bottom w:type="dxa" w:w="70"/>
+              <w:right w:type="dxa" w:w="120"/>
+            </w:tcMar>
+            <w:vAlign w:val="center"/>
+          </w:tcPr>
+          <w:p>
+            <w:pPr>
+              <w:spacing w:after="0"/>
+            </w:pPr>
+            <w:r>
+              <w:t xml:space="preserve">Có dải băng thông báo dữ liệu mẫu (khi chưa kết nối máy chủ).</w:t>
+            </w:r>
+          </w:p>
+        </w:tc>
+      </w:tr>
+      <w:tr>
+        <w:trPr>
+          <w:tblHeader w:val="false"/>
+        </w:trPr>
+        <w:tc>
+          <w:tcPr>
+            <w:tcW w:type="dxa" w:w="3000"/>
+            <w:shd w:fill="FFFFFF" w:val="clear"/>
+            <w:tcMar>
+              <w:top w:type="dxa" w:w="70"/>
+              <w:left w:type="dxa" w:w="120"/>
+              <w:bottom w:type="dxa" w:w="70"/>
+              <w:right w:type="dxa" w:w="120"/>
+            </w:tcMar>
+            <w:vAlign w:val="center"/>
+          </w:tcPr>
+          <w:p>
+            <w:pPr>
+              <w:spacing w:after="0"/>
+            </w:pPr>
+            <w:r>
+              <w:t xml:space="preserve">Lọc không ra kết quả</w:t>
+            </w:r>
+          </w:p>
+        </w:tc>
+        <w:tc>
+          <w:tcPr>
+            <w:tcW w:type="dxa" w:w="6360"/>
+            <w:shd w:fill="FFFFFF" w:val="clear"/>
+            <w:tcMar>
+              <w:top w:type="dxa" w:w="70"/>
+              <w:left w:type="dxa" w:w="120"/>
+              <w:bottom w:type="dxa" w:w="70"/>
+              <w:right w:type="dxa" w:w="120"/>
+            </w:tcMar>
+            <w:vAlign w:val="center"/>
+          </w:tcPr>
+          <w:p>
+            <w:pPr>
+              <w:spacing w:after="0"/>
+            </w:pPr>
+            <w:r>
+              <w:t xml:space="preserve">Bảng trống — nới lỏng từ khoá hoặc đặt lại bộ lọc về 'Tất cả'.</w:t>
+            </w:r>
+          </w:p>
+        </w:tc>
+      </w:tr>
+      <w:tr>
+        <w:trPr>
+          <w:tblHeader w:val="false"/>
+        </w:trPr>
+        <w:tc>
+          <w:tcPr>
+            <w:tcW w:type="dxa" w:w="3000"/>
+            <w:shd w:fill="F3F4F6" w:val="clear"/>
+            <w:tcMar>
+              <w:top w:type="dxa" w:w="70"/>
+              <w:left w:type="dxa" w:w="120"/>
+              <w:bottom w:type="dxa" w:w="70"/>
+              <w:right w:type="dxa" w:w="120"/>
+            </w:tcMar>
+            <w:vAlign w:val="center"/>
+          </w:tcPr>
+          <w:p>
+            <w:pPr>
+              <w:spacing w:after="0"/>
+            </w:pPr>
+            <w:r>
+              <w:t xml:space="preserve">Thiếu quyền</w:t>
+            </w:r>
+          </w:p>
+        </w:tc>
+        <w:tc>
+          <w:tcPr>
+            <w:tcW w:type="dxa" w:w="6360"/>
+            <w:shd w:fill="F3F4F6" w:val="clear"/>
+            <w:tcMar>
+              <w:top w:type="dxa" w:w="70"/>
+              <w:left w:type="dxa" w:w="120"/>
+              <w:bottom w:type="dxa" w:w="70"/>
+              <w:right w:type="dxa" w:w="120"/>
+            </w:tcMar>
+            <w:vAlign w:val="center"/>
+          </w:tcPr>
+          <w:p>
+            <w:pPr>
+              <w:spacing w:after="0"/>
+            </w:pPr>
+            <w:r>
+              <w:t xml:space="preserve">Các nút Thêm/Sửa/Xoá bị ẩn hoặc thao tác bị từ chối.</w:t>
+            </w:r>
+          </w:p>
+        </w:tc>
+      </w:tr>
+    </w:tbl>
+    <w:p>
+      <w:pPr>
+        <w:pStyle w:val="Heading1"/>
+        <w:pageBreakBefore/>
+      </w:pPr>
+      <w:r>
+        <w:t xml:space="preserve">6. Màn hình "Danh mục tài sản"</w:t>
+      </w:r>
+    </w:p>
+    <w:p>
+      <w:pPr>
+        <w:pStyle w:val="Heading2"/>
+      </w:pPr>
+      <w:r>
+        <w:t xml:space="preserve">6.1. Mục đích &amp; truy cập</w:t>
+      </w:r>
+    </w:p>
+    <w:p>
+      <w:pPr>
+        <w:spacing w:after="120"/>
+      </w:pPr>
+      <w:r>
+        <w:t xml:space="preserve">Quản lý các nhóm phân loại tài sản theo cây danh mục (có danh mục cha - con). Truy cập: </w:t>
+      </w:r>
+      <w:r>
+        <w:rPr>
+          <w:b/>
+          <w:bCs/>
+        </w:rPr>
+        <w:t xml:space="preserve">Menu → Tài sản → Danh mục tài sản.</w:t>
+      </w:r>
+    </w:p>
+    <w:p>
+      <w:pPr>
+        <w:pStyle w:val="Heading2"/>
+      </w:pPr>
+      <w:r>
+        <w:t xml:space="preserve">6.2. Tổng quan màn hình</w:t>
+      </w:r>
+    </w:p>
+    <w:tbl>
+      <w:tblPr>
+        <w:tblW w:type="dxa" w:w="9360"/>
+        <w:tblBorders>
           <w:top w:val="single" w:color="D0D5DD" w:sz="4"/>
           <w:left w:val="single" w:color="D0D5DD" w:sz="4"/>
           <w:bottom w:val="single" w:color="D0D5DD" w:sz="4"/>
@@ -3925,9 +7350,9 @@
             <w:r>
               <w:drawing>
                 <wp:inline distT="0" distB="0" distL="0" distR="0">
-                  <wp:extent cx="5943600" cy="2686050"/>
+                  <wp:extent cx="5943600" cy="2495550"/>
                   <wp:effectExtent t="0" r="0" b="0" l="0"/>
-                  <wp:docPr id="1" name="anh4" descr="Cửa sổ xem nhanh chi tiết tài sản." title="Ảnh 4"/>
+                  <wp:docPr id="1" name="anh8" descr="Toàn cảnh màn hình Danh mục tài sản." title="Ảnh 8"/>
                   <wp:cNvGraphicFramePr>
                     <a:graphicFrameLocks xmlns:a="http://schemas.openxmlformats.org/drawingml/2006/main" noChangeAspect="1"/>
                   </wp:cNvGraphicFramePr>
@@ -3950,7 +7375,7 @@
                         <pic:spPr bwMode="auto">
                           <a:xfrm>
                             <a:off x="0" y="0"/>
-                            <a:ext cx="5943600" cy="2686050"/>
+                            <a:ext cx="5943600" cy="2495550"/>
                           </a:xfrm>
                           <a:prstGeom prst="rect">
                             <a:avLst/>
@@ -3979,2903 +7404,8 @@
           <w:sz w:val="18"/>
           <w:szCs w:val="18"/>
         </w:rPr>
-        <w:t xml:space="preserve">Ảnh 4 — Cửa sổ xem nhanh chi tiết tài sản.</w:t>
-      </w:r>
-    </w:p>
-    <w:p>
-      <w:pPr>
-        <w:pStyle w:val="Heading2"/>
-      </w:pPr>
-      <w:r>
-        <w:t xml:space="preserve">5.6. Thêm tài sản mới</w:t>
-      </w:r>
-    </w:p>
-    <w:p>
-      <w:pPr>
-        <w:pStyle w:val="ListParagraph"/>
-        <w:numPr>
-          <w:ilvl w:val="0"/>
-          <w:numId w:val="5"/>
-        </w:numPr>
-        <w:spacing w:after="70"/>
-      </w:pPr>
-      <w:r>
-        <w:t xml:space="preserve">Nhấn nút </w:t>
-      </w:r>
-      <w:r>
-        <w:rPr>
-          <w:b/>
-          <w:bCs/>
-        </w:rPr>
-        <w:t xml:space="preserve">Thêm tài sản</w:t>
-      </w:r>
-      <w:r>
-        <w:t xml:space="preserve"> ở góc trên phải.</w:t>
-      </w:r>
-    </w:p>
-    <w:p>
-      <w:pPr>
-        <w:pStyle w:val="ListParagraph"/>
-        <w:numPr>
-          <w:ilvl w:val="0"/>
-          <w:numId w:val="5"/>
-        </w:numPr>
-        <w:spacing w:after="70"/>
-      </w:pPr>
-      <w:r>
-        <w:t xml:space="preserve">Ở nhóm </w:t>
-      </w:r>
-      <w:r>
-        <w:rPr>
-          <w:b/>
-          <w:bCs/>
-        </w:rPr>
-        <w:t xml:space="preserve">Thông tin chung</w:t>
-      </w:r>
-      <w:r>
-        <w:t xml:space="preserve">, nhập </w:t>
-      </w:r>
-      <w:r>
-        <w:rPr>
-          <w:b/>
-          <w:bCs/>
-        </w:rPr>
-        <w:t xml:space="preserve">Mã tài sản</w:t>
-      </w:r>
-      <w:r>
-        <w:t xml:space="preserve"> và </w:t>
-      </w:r>
-      <w:r>
-        <w:rPr>
-          <w:b/>
-          <w:bCs/>
-        </w:rPr>
-        <w:t xml:space="preserve">Tên tài sản</w:t>
-      </w:r>
-      <w:r>
-        <w:t xml:space="preserve"> (bắt buộc), chọn </w:t>
-      </w:r>
-      <w:r>
-        <w:rPr>
-          <w:b/>
-          <w:bCs/>
-        </w:rPr>
-        <w:t xml:space="preserve">Danh mục</w:t>
-      </w:r>
-      <w:r>
-        <w:t xml:space="preserve"> (bắt buộc).</w:t>
-      </w:r>
-    </w:p>
-    <w:p>
-      <w:pPr>
-        <w:pStyle w:val="ListParagraph"/>
-        <w:numPr>
-          <w:ilvl w:val="0"/>
-          <w:numId w:val="5"/>
-        </w:numPr>
-        <w:spacing w:after="70"/>
-      </w:pPr>
-      <w:r>
-        <w:t xml:space="preserve">Chọn </w:t>
-      </w:r>
-      <w:r>
-        <w:rPr>
-          <w:b/>
-          <w:bCs/>
-        </w:rPr>
-        <w:t xml:space="preserve">Vị trí</w:t>
-      </w:r>
-      <w:r>
-        <w:t xml:space="preserve"> (nếu có) — hệ thống tự điền </w:t>
-      </w:r>
-      <w:r>
-        <w:rPr>
-          <w:b/>
-          <w:bCs/>
-        </w:rPr>
-        <w:t xml:space="preserve">Toà nhà</w:t>
-      </w:r>
-      <w:r>
-        <w:t xml:space="preserve"> theo vị trí. Chọn </w:t>
-      </w:r>
-      <w:r>
-        <w:rPr>
-          <w:b/>
-          <w:bCs/>
-        </w:rPr>
-        <w:t xml:space="preserve">Trạng thái</w:t>
-      </w:r>
-      <w:r>
-        <w:t xml:space="preserve">, </w:t>
-      </w:r>
-      <w:r>
-        <w:rPr>
-          <w:b/>
-          <w:bCs/>
-        </w:rPr>
-        <w:t xml:space="preserve">Mức độ quan trọng</w:t>
-      </w:r>
-      <w:r>
-        <w:t xml:space="preserve">, nhập </w:t>
-      </w:r>
-      <w:r>
-        <w:rPr>
-          <w:b/>
-          <w:bCs/>
-        </w:rPr>
-        <w:t xml:space="preserve">Số serial</w:t>
-      </w:r>
-      <w:r>
-        <w:t xml:space="preserve"> nếu cần.</w:t>
-      </w:r>
-    </w:p>
-    <w:p>
-      <w:pPr>
-        <w:pStyle w:val="ListParagraph"/>
-        <w:numPr>
-          <w:ilvl w:val="0"/>
-          <w:numId w:val="5"/>
-        </w:numPr>
-        <w:spacing w:after="70"/>
-      </w:pPr>
-      <w:r>
-        <w:t xml:space="preserve">Ở nhóm </w:t>
-      </w:r>
-      <w:r>
-        <w:rPr>
-          <w:b/>
-          <w:bCs/>
-        </w:rPr>
-        <w:t xml:space="preserve">Tài chính &amp; vòng đời</w:t>
-      </w:r>
-      <w:r>
-        <w:t xml:space="preserve">, nhập </w:t>
-      </w:r>
-      <w:r>
-        <w:rPr>
-          <w:b/>
-          <w:bCs/>
-        </w:rPr>
-        <w:t xml:space="preserve">Giá mua</w:t>
-      </w:r>
-      <w:r>
-        <w:t xml:space="preserve">, </w:t>
-      </w:r>
-      <w:r>
-        <w:rPr>
-          <w:b/>
-          <w:bCs/>
-        </w:rPr>
-        <w:t xml:space="preserve">Ngày mua</w:t>
-      </w:r>
-      <w:r>
-        <w:t xml:space="preserve">, </w:t>
-      </w:r>
-      <w:r>
-        <w:rPr>
-          <w:b/>
-          <w:bCs/>
-        </w:rPr>
-        <w:t xml:space="preserve">Hết hạn bảo hành</w:t>
-      </w:r>
-      <w:r>
-        <w:t xml:space="preserve">, </w:t>
-      </w:r>
-      <w:r>
-        <w:rPr>
-          <w:b/>
-          <w:bCs/>
-        </w:rPr>
-        <w:t xml:space="preserve">Vòng đời (tháng)</w:t>
-      </w:r>
-      <w:r>
-        <w:t xml:space="preserve">, </w:t>
-      </w:r>
-      <w:r>
-        <w:rPr>
-          <w:b/>
-          <w:bCs/>
-        </w:rPr>
-        <w:t xml:space="preserve">Giá trị thanh lý</w:t>
-      </w:r>
-      <w:r>
-        <w:t xml:space="preserve">, chọn </w:t>
-      </w:r>
-      <w:r>
-        <w:rPr>
-          <w:b/>
-          <w:bCs/>
-        </w:rPr>
-        <w:t xml:space="preserve">Phương pháp khấu hao</w:t>
-      </w:r>
-      <w:r>
-        <w:t xml:space="preserve"> và </w:t>
-      </w:r>
-      <w:r>
-        <w:rPr>
-          <w:b/>
-          <w:bCs/>
-        </w:rPr>
-        <w:t xml:space="preserve">Ghi chú</w:t>
-      </w:r>
-      <w:r>
-        <w:t xml:space="preserve">.</w:t>
-      </w:r>
-    </w:p>
-    <w:p>
-      <w:pPr>
-        <w:pStyle w:val="ListParagraph"/>
-        <w:numPr>
-          <w:ilvl w:val="0"/>
-          <w:numId w:val="5"/>
-        </w:numPr>
-        <w:spacing w:after="70"/>
-      </w:pPr>
-      <w:r>
-        <w:t xml:space="preserve">Nhấn </w:t>
-      </w:r>
-      <w:r>
-        <w:rPr>
-          <w:b/>
-          <w:bCs/>
-        </w:rPr>
-        <w:t xml:space="preserve">Tạo tài sản</w:t>
-      </w:r>
-      <w:r>
-        <w:t xml:space="preserve"> để lưu.</w:t>
-      </w:r>
-    </w:p>
-    <w:tbl>
-      <w:tblPr>
-        <w:tblW w:type="dxa" w:w="9360"/>
-        <w:tblBorders>
-          <w:top w:val="single" w:color="D0D5DD" w:sz="4"/>
-          <w:left w:val="single" w:color="D0D5DD" w:sz="4"/>
-          <w:bottom w:val="single" w:color="D0D5DD" w:sz="4"/>
-          <w:right w:val="single" w:color="D0D5DD" w:sz="4"/>
-          <w:insideH w:val="single" w:color="D0D5DD" w:sz="4"/>
-          <w:insideV w:val="single" w:color="D0D5DD" w:sz="4"/>
-        </w:tblBorders>
-      </w:tblPr>
-      <w:tblGrid>
-        <w:gridCol w:w="9360"/>
-      </w:tblGrid>
-      <w:tr>
-        <w:tc>
-          <w:tcPr>
-            <w:tcW w:type="dxa" w:w="9360"/>
-            <w:tcMar>
-              <w:top w:type="dxa" w:w="80"/>
-              <w:left w:type="dxa" w:w="80"/>
-              <w:bottom w:type="dxa" w:w="80"/>
-              <w:right w:type="dxa" w:w="80"/>
-            </w:tcMar>
-          </w:tcPr>
-          <w:p>
-            <w:pPr>
-              <w:spacing w:after="0"/>
-              <w:jc w:val="center"/>
-            </w:pPr>
-            <w:r>
-              <w:drawing>
-                <wp:inline distT="0" distB="0" distL="0" distR="0">
-                  <wp:extent cx="5943600" cy="2686050"/>
-                  <wp:effectExtent t="0" r="0" b="0" l="0"/>
-                  <wp:docPr id="1" name="anh5" descr="Form thêm tài sản mới (hai nhóm trường)." title="Ảnh 5"/>
-                  <wp:cNvGraphicFramePr>
-                    <a:graphicFrameLocks xmlns:a="http://schemas.openxmlformats.org/drawingml/2006/main" noChangeAspect="1"/>
-                  </wp:cNvGraphicFramePr>
-                  <a:graphic xmlns:a="http://schemas.openxmlformats.org/drawingml/2006/main">
-                    <a:graphicData uri="http://schemas.openxmlformats.org/drawingml/2006/picture">
-                      <pic:pic xmlns:pic="http://schemas.openxmlformats.org/drawingml/2006/picture">
-                        <pic:nvPicPr>
-                          <pic:cNvPr id="0" name="" descr=""/>
-                          <pic:cNvPicPr>
-                            <a:picLocks noChangeAspect="1" noChangeArrowheads="1"/>
-                          </pic:cNvPicPr>
-                        </pic:nvPicPr>
-                        <pic:blipFill>
-                          <a:blip r:embed="rId14" cstate="none"/>
-                          <a:srcRect/>
-                          <a:stretch>
-                            <a:fillRect/>
-                          </a:stretch>
-                        </pic:blipFill>
-                        <pic:spPr bwMode="auto">
-                          <a:xfrm>
-                            <a:off x="0" y="0"/>
-                            <a:ext cx="5943600" cy="2686050"/>
-                          </a:xfrm>
-                          <a:prstGeom prst="rect">
-                            <a:avLst/>
-                          </a:prstGeom>
-                        </pic:spPr>
-                      </pic:pic>
-                    </a:graphicData>
-                  </a:graphic>
-                </wp:inline>
-              </w:drawing>
-            </w:r>
-          </w:p>
-        </w:tc>
-      </w:tr>
-    </w:tbl>
-    <w:p>
-      <w:pPr>
-        <w:spacing w:after="180" w:before="60"/>
-        <w:jc w:val="center"/>
-      </w:pPr>
-      <w:r>
-        <w:rPr>
-          <w:i/>
-          <w:iCs/>
-          <w:color w:val="6B7280"/>
-          <w:sz w:val="18"/>
-          <w:szCs w:val="18"/>
-        </w:rPr>
-        <w:t xml:space="preserve">Ảnh 5 — Form thêm tài sản mới (hai nhóm trường).</w:t>
-      </w:r>
-    </w:p>
-    <w:p>
-      <w:pPr>
-        <w:pStyle w:val="Heading3"/>
-      </w:pPr>
-      <w:r>
-        <w:t xml:space="preserve">Giải thích các trường</w:t>
-      </w:r>
-    </w:p>
-    <w:tbl>
-      <w:tblPr>
-        <w:tblW w:type="dxa" w:w="9360"/>
-        <w:tblBorders>
-          <w:top w:val="single" w:color="D0D5DD" w:sz="1"/>
-          <w:left w:val="single" w:color="D0D5DD" w:sz="1"/>
-          <w:bottom w:val="single" w:color="D0D5DD" w:sz="1"/>
-          <w:right w:val="single" w:color="D0D5DD" w:sz="1"/>
-          <w:insideH w:val="single" w:color="D0D5DD" w:sz="1"/>
-          <w:insideV w:val="single" w:color="D0D5DD" w:sz="1"/>
-        </w:tblBorders>
-      </w:tblPr>
-      <w:tblGrid>
-        <w:gridCol w:w="2700"/>
-        <w:gridCol w:w="900"/>
-        <w:gridCol w:w="5760"/>
-      </w:tblGrid>
-      <w:tr>
-        <w:trPr>
-          <w:tblHeader/>
-        </w:trPr>
-        <w:tc>
-          <w:tcPr>
-            <w:tcW w:type="dxa" w:w="2700"/>
-            <w:shd w:fill="1F5F9E" w:val="clear"/>
-            <w:tcMar>
-              <w:top w:type="dxa" w:w="70"/>
-              <w:left w:type="dxa" w:w="120"/>
-              <w:bottom w:type="dxa" w:w="70"/>
-              <w:right w:type="dxa" w:w="120"/>
-            </w:tcMar>
-            <w:vAlign w:val="center"/>
-          </w:tcPr>
-          <w:p>
-            <w:pPr>
-              <w:spacing w:after="0"/>
-            </w:pPr>
-            <w:r>
-              <w:rPr>
-                <w:b/>
-                <w:bCs/>
-                <w:color w:val="FFFFFF"/>
-              </w:rPr>
-              <w:t xml:space="preserve">Trường</w:t>
-            </w:r>
-          </w:p>
-        </w:tc>
-        <w:tc>
-          <w:tcPr>
-            <w:tcW w:type="dxa" w:w="900"/>
-            <w:shd w:fill="1F5F9E" w:val="clear"/>
-            <w:tcMar>
-              <w:top w:type="dxa" w:w="70"/>
-              <w:left w:type="dxa" w:w="120"/>
-              <w:bottom w:type="dxa" w:w="70"/>
-              <w:right w:type="dxa" w:w="120"/>
-            </w:tcMar>
-            <w:vAlign w:val="center"/>
-          </w:tcPr>
-          <w:p>
-            <w:pPr>
-              <w:spacing w:after="0"/>
-            </w:pPr>
-            <w:r>
-              <w:rPr>
-                <w:b/>
-                <w:bCs/>
-                <w:color w:val="FFFFFF"/>
-              </w:rPr>
-              <w:t xml:space="preserve">Bắt buộc</w:t>
-            </w:r>
-          </w:p>
-        </w:tc>
-        <w:tc>
-          <w:tcPr>
-            <w:tcW w:type="dxa" w:w="5760"/>
-            <w:shd w:fill="1F5F9E" w:val="clear"/>
-            <w:tcMar>
-              <w:top w:type="dxa" w:w="70"/>
-              <w:left w:type="dxa" w:w="120"/>
-              <w:bottom w:type="dxa" w:w="70"/>
-              <w:right w:type="dxa" w:w="120"/>
-            </w:tcMar>
-            <w:vAlign w:val="center"/>
-          </w:tcPr>
-          <w:p>
-            <w:pPr>
-              <w:spacing w:after="0"/>
-            </w:pPr>
-            <w:r>
-              <w:rPr>
-                <w:b/>
-                <w:bCs/>
-                <w:color w:val="FFFFFF"/>
-              </w:rPr>
-              <w:t xml:space="preserve">Mô tả</w:t>
-            </w:r>
-          </w:p>
-        </w:tc>
-      </w:tr>
-      <w:tr>
-        <w:trPr>
-          <w:tblHeader w:val="false"/>
-        </w:trPr>
-        <w:tc>
-          <w:tcPr>
-            <w:tcW w:type="dxa" w:w="2700"/>
-            <w:shd w:fill="FFFFFF" w:val="clear"/>
-            <w:tcMar>
-              <w:top w:type="dxa" w:w="70"/>
-              <w:left w:type="dxa" w:w="120"/>
-              <w:bottom w:type="dxa" w:w="70"/>
-              <w:right w:type="dxa" w:w="120"/>
-            </w:tcMar>
-            <w:vAlign w:val="center"/>
-          </w:tcPr>
-          <w:p>
-            <w:pPr>
-              <w:spacing w:after="0"/>
-            </w:pPr>
-            <w:r>
-              <w:t xml:space="preserve">Mã tài sản</w:t>
-            </w:r>
-          </w:p>
-        </w:tc>
-        <w:tc>
-          <w:tcPr>
-            <w:tcW w:type="dxa" w:w="900"/>
-            <w:shd w:fill="FFFFFF" w:val="clear"/>
-            <w:tcMar>
-              <w:top w:type="dxa" w:w="70"/>
-              <w:left w:type="dxa" w:w="120"/>
-              <w:bottom w:type="dxa" w:w="70"/>
-              <w:right w:type="dxa" w:w="120"/>
-            </w:tcMar>
-            <w:vAlign w:val="center"/>
-          </w:tcPr>
-          <w:p>
-            <w:pPr>
-              <w:spacing w:after="0"/>
-            </w:pPr>
-            <w:r>
-              <w:t xml:space="preserve">Có</w:t>
-            </w:r>
-          </w:p>
-        </w:tc>
-        <w:tc>
-          <w:tcPr>
-            <w:tcW w:type="dxa" w:w="5760"/>
-            <w:shd w:fill="FFFFFF" w:val="clear"/>
-            <w:tcMar>
-              <w:top w:type="dxa" w:w="70"/>
-              <w:left w:type="dxa" w:w="120"/>
-              <w:bottom w:type="dxa" w:w="70"/>
-              <w:right w:type="dxa" w:w="120"/>
-            </w:tcMar>
-            <w:vAlign w:val="center"/>
-          </w:tcPr>
-          <w:p>
-            <w:pPr>
-              <w:spacing w:after="0"/>
-            </w:pPr>
-            <w:r>
-              <w:t xml:space="preserve">Mã định danh duy nhất, ví dụ AST-2025-0001.</w:t>
-            </w:r>
-          </w:p>
-        </w:tc>
-      </w:tr>
-      <w:tr>
-        <w:trPr>
-          <w:tblHeader w:val="false"/>
-        </w:trPr>
-        <w:tc>
-          <w:tcPr>
-            <w:tcW w:type="dxa" w:w="2700"/>
-            <w:shd w:fill="F3F4F6" w:val="clear"/>
-            <w:tcMar>
-              <w:top w:type="dxa" w:w="70"/>
-              <w:left w:type="dxa" w:w="120"/>
-              <w:bottom w:type="dxa" w:w="70"/>
-              <w:right w:type="dxa" w:w="120"/>
-            </w:tcMar>
-            <w:vAlign w:val="center"/>
-          </w:tcPr>
-          <w:p>
-            <w:pPr>
-              <w:spacing w:after="0"/>
-            </w:pPr>
-            <w:r>
-              <w:t xml:space="preserve">Tên tài sản</w:t>
-            </w:r>
-          </w:p>
-        </w:tc>
-        <w:tc>
-          <w:tcPr>
-            <w:tcW w:type="dxa" w:w="900"/>
-            <w:shd w:fill="F3F4F6" w:val="clear"/>
-            <w:tcMar>
-              <w:top w:type="dxa" w:w="70"/>
-              <w:left w:type="dxa" w:w="120"/>
-              <w:bottom w:type="dxa" w:w="70"/>
-              <w:right w:type="dxa" w:w="120"/>
-            </w:tcMar>
-            <w:vAlign w:val="center"/>
-          </w:tcPr>
-          <w:p>
-            <w:pPr>
-              <w:spacing w:after="0"/>
-            </w:pPr>
-            <w:r>
-              <w:t xml:space="preserve">Có</w:t>
-            </w:r>
-          </w:p>
-        </w:tc>
-        <w:tc>
-          <w:tcPr>
-            <w:tcW w:type="dxa" w:w="5760"/>
-            <w:shd w:fill="F3F4F6" w:val="clear"/>
-            <w:tcMar>
-              <w:top w:type="dxa" w:w="70"/>
-              <w:left w:type="dxa" w:w="120"/>
-              <w:bottom w:type="dxa" w:w="70"/>
-              <w:right w:type="dxa" w:w="120"/>
-            </w:tcMar>
-            <w:vAlign w:val="center"/>
-          </w:tcPr>
-          <w:p>
-            <w:pPr>
-              <w:spacing w:after="0"/>
-            </w:pPr>
-            <w:r>
-              <w:t xml:space="preserve">Tên gọi dễ nhận biết, ví dụ 'Thang máy khách T1'.</w:t>
-            </w:r>
-          </w:p>
-        </w:tc>
-      </w:tr>
-      <w:tr>
-        <w:trPr>
-          <w:tblHeader w:val="false"/>
-        </w:trPr>
-        <w:tc>
-          <w:tcPr>
-            <w:tcW w:type="dxa" w:w="2700"/>
-            <w:shd w:fill="FFFFFF" w:val="clear"/>
-            <w:tcMar>
-              <w:top w:type="dxa" w:w="70"/>
-              <w:left w:type="dxa" w:w="120"/>
-              <w:bottom w:type="dxa" w:w="70"/>
-              <w:right w:type="dxa" w:w="120"/>
-            </w:tcMar>
-            <w:vAlign w:val="center"/>
-          </w:tcPr>
-          <w:p>
-            <w:pPr>
-              <w:spacing w:after="0"/>
-            </w:pPr>
-            <w:r>
-              <w:t xml:space="preserve">Danh mục</w:t>
-            </w:r>
-          </w:p>
-        </w:tc>
-        <w:tc>
-          <w:tcPr>
-            <w:tcW w:type="dxa" w:w="900"/>
-            <w:shd w:fill="FFFFFF" w:val="clear"/>
-            <w:tcMar>
-              <w:top w:type="dxa" w:w="70"/>
-              <w:left w:type="dxa" w:w="120"/>
-              <w:bottom w:type="dxa" w:w="70"/>
-              <w:right w:type="dxa" w:w="120"/>
-            </w:tcMar>
-            <w:vAlign w:val="center"/>
-          </w:tcPr>
-          <w:p>
-            <w:pPr>
-              <w:spacing w:after="0"/>
-            </w:pPr>
-            <w:r>
-              <w:t xml:space="preserve">Có</w:t>
-            </w:r>
-          </w:p>
-        </w:tc>
-        <w:tc>
-          <w:tcPr>
-            <w:tcW w:type="dxa" w:w="5760"/>
-            <w:shd w:fill="FFFFFF" w:val="clear"/>
-            <w:tcMar>
-              <w:top w:type="dxa" w:w="70"/>
-              <w:left w:type="dxa" w:w="120"/>
-              <w:bottom w:type="dxa" w:w="70"/>
-              <w:right w:type="dxa" w:w="120"/>
-            </w:tcMar>
-            <w:vAlign w:val="center"/>
-          </w:tcPr>
-          <w:p>
-            <w:pPr>
-              <w:spacing w:after="0"/>
-            </w:pPr>
-            <w:r>
-              <w:t xml:space="preserve">Nhóm phân loại; phải tạo trước ở màn Danh mục.</w:t>
-            </w:r>
-          </w:p>
-        </w:tc>
-      </w:tr>
-      <w:tr>
-        <w:trPr>
-          <w:tblHeader w:val="false"/>
-        </w:trPr>
-        <w:tc>
-          <w:tcPr>
-            <w:tcW w:type="dxa" w:w="2700"/>
-            <w:shd w:fill="F3F4F6" w:val="clear"/>
-            <w:tcMar>
-              <w:top w:type="dxa" w:w="70"/>
-              <w:left w:type="dxa" w:w="120"/>
-              <w:bottom w:type="dxa" w:w="70"/>
-              <w:right w:type="dxa" w:w="120"/>
-            </w:tcMar>
-            <w:vAlign w:val="center"/>
-          </w:tcPr>
-          <w:p>
-            <w:pPr>
-              <w:spacing w:after="0"/>
-            </w:pPr>
-            <w:r>
-              <w:t xml:space="preserve">Vị trí</w:t>
-            </w:r>
-          </w:p>
-        </w:tc>
-        <w:tc>
-          <w:tcPr>
-            <w:tcW w:type="dxa" w:w="900"/>
-            <w:shd w:fill="F3F4F6" w:val="clear"/>
-            <w:tcMar>
-              <w:top w:type="dxa" w:w="70"/>
-              <w:left w:type="dxa" w:w="120"/>
-              <w:bottom w:type="dxa" w:w="70"/>
-              <w:right w:type="dxa" w:w="120"/>
-            </w:tcMar>
-            <w:vAlign w:val="center"/>
-          </w:tcPr>
-          <w:p>
-            <w:pPr>
-              <w:spacing w:after="0"/>
-            </w:pPr>
-            <w:r>
-              <w:t xml:space="preserve">Không</w:t>
-            </w:r>
-          </w:p>
-        </w:tc>
-        <w:tc>
-          <w:tcPr>
-            <w:tcW w:type="dxa" w:w="5760"/>
-            <w:shd w:fill="F3F4F6" w:val="clear"/>
-            <w:tcMar>
-              <w:top w:type="dxa" w:w="70"/>
-              <w:left w:type="dxa" w:w="120"/>
-              <w:bottom w:type="dxa" w:w="70"/>
-              <w:right w:type="dxa" w:w="120"/>
-            </w:tcMar>
-            <w:vAlign w:val="center"/>
-          </w:tcPr>
-          <w:p>
-            <w:pPr>
-              <w:spacing w:after="0"/>
-            </w:pPr>
-            <w:r>
-              <w:t xml:space="preserve">Khu vực đặt tài sản; chọn xong tự điền Toà nhà.</w:t>
-            </w:r>
-          </w:p>
-        </w:tc>
-      </w:tr>
-      <w:tr>
-        <w:trPr>
-          <w:tblHeader w:val="false"/>
-        </w:trPr>
-        <w:tc>
-          <w:tcPr>
-            <w:tcW w:type="dxa" w:w="2700"/>
-            <w:shd w:fill="FFFFFF" w:val="clear"/>
-            <w:tcMar>
-              <w:top w:type="dxa" w:w="70"/>
-              <w:left w:type="dxa" w:w="120"/>
-              <w:bottom w:type="dxa" w:w="70"/>
-              <w:right w:type="dxa" w:w="120"/>
-            </w:tcMar>
-            <w:vAlign w:val="center"/>
-          </w:tcPr>
-          <w:p>
-            <w:pPr>
-              <w:spacing w:after="0"/>
-            </w:pPr>
-            <w:r>
-              <w:t xml:space="preserve">Toà nhà</w:t>
-            </w:r>
-          </w:p>
-        </w:tc>
-        <w:tc>
-          <w:tcPr>
-            <w:tcW w:type="dxa" w:w="900"/>
-            <w:shd w:fill="FFFFFF" w:val="clear"/>
-            <w:tcMar>
-              <w:top w:type="dxa" w:w="70"/>
-              <w:left w:type="dxa" w:w="120"/>
-              <w:bottom w:type="dxa" w:w="70"/>
-              <w:right w:type="dxa" w:w="120"/>
-            </w:tcMar>
-            <w:vAlign w:val="center"/>
-          </w:tcPr>
-          <w:p>
-            <w:pPr>
-              <w:spacing w:after="0"/>
-            </w:pPr>
-            <w:r>
-              <w:t xml:space="preserve">Có</w:t>
-            </w:r>
-          </w:p>
-        </w:tc>
-        <w:tc>
-          <w:tcPr>
-            <w:tcW w:type="dxa" w:w="5760"/>
-            <w:shd w:fill="FFFFFF" w:val="clear"/>
-            <w:tcMar>
-              <w:top w:type="dxa" w:w="70"/>
-              <w:left w:type="dxa" w:w="120"/>
-              <w:bottom w:type="dxa" w:w="70"/>
-              <w:right w:type="dxa" w:w="120"/>
-            </w:tcMar>
-            <w:vAlign w:val="center"/>
-          </w:tcPr>
-          <w:p>
-            <w:pPr>
-              <w:spacing w:after="0"/>
-            </w:pPr>
-            <w:r>
-              <w:t xml:space="preserve">Tự điền theo vị trí, hoặc chọn thủ công.</w:t>
-            </w:r>
-          </w:p>
-        </w:tc>
-      </w:tr>
-      <w:tr>
-        <w:trPr>
-          <w:tblHeader w:val="false"/>
-        </w:trPr>
-        <w:tc>
-          <w:tcPr>
-            <w:tcW w:type="dxa" w:w="2700"/>
-            <w:shd w:fill="F3F4F6" w:val="clear"/>
-            <w:tcMar>
-              <w:top w:type="dxa" w:w="70"/>
-              <w:left w:type="dxa" w:w="120"/>
-              <w:bottom w:type="dxa" w:w="70"/>
-              <w:right w:type="dxa" w:w="120"/>
-            </w:tcMar>
-            <w:vAlign w:val="center"/>
-          </w:tcPr>
-          <w:p>
-            <w:pPr>
-              <w:spacing w:after="0"/>
-            </w:pPr>
-            <w:r>
-              <w:t xml:space="preserve">Trạng thái / Mức độ</w:t>
-            </w:r>
-          </w:p>
-        </w:tc>
-        <w:tc>
-          <w:tcPr>
-            <w:tcW w:type="dxa" w:w="900"/>
-            <w:shd w:fill="F3F4F6" w:val="clear"/>
-            <w:tcMar>
-              <w:top w:type="dxa" w:w="70"/>
-              <w:left w:type="dxa" w:w="120"/>
-              <w:bottom w:type="dxa" w:w="70"/>
-              <w:right w:type="dxa" w:w="120"/>
-            </w:tcMar>
-            <w:vAlign w:val="center"/>
-          </w:tcPr>
-          <w:p>
-            <w:pPr>
-              <w:spacing w:after="0"/>
-            </w:pPr>
-            <w:r>
-              <w:t xml:space="preserve">Không</w:t>
-            </w:r>
-          </w:p>
-        </w:tc>
-        <w:tc>
-          <w:tcPr>
-            <w:tcW w:type="dxa" w:w="5760"/>
-            <w:shd w:fill="F3F4F6" w:val="clear"/>
-            <w:tcMar>
-              <w:top w:type="dxa" w:w="70"/>
-              <w:left w:type="dxa" w:w="120"/>
-              <w:bottom w:type="dxa" w:w="70"/>
-              <w:right w:type="dxa" w:w="120"/>
-            </w:tcMar>
-            <w:vAlign w:val="center"/>
-          </w:tcPr>
-          <w:p>
-            <w:pPr>
-              <w:spacing w:after="0"/>
-            </w:pPr>
-            <w:r>
-              <w:t xml:space="preserve">Mặc định Đang hoạt động / Trung bình.</w:t>
-            </w:r>
-          </w:p>
-        </w:tc>
-      </w:tr>
-      <w:tr>
-        <w:trPr>
-          <w:tblHeader w:val="false"/>
-        </w:trPr>
-        <w:tc>
-          <w:tcPr>
-            <w:tcW w:type="dxa" w:w="2700"/>
-            <w:shd w:fill="FFFFFF" w:val="clear"/>
-            <w:tcMar>
-              <w:top w:type="dxa" w:w="70"/>
-              <w:left w:type="dxa" w:w="120"/>
-              <w:bottom w:type="dxa" w:w="70"/>
-              <w:right w:type="dxa" w:w="120"/>
-            </w:tcMar>
-            <w:vAlign w:val="center"/>
-          </w:tcPr>
-          <w:p>
-            <w:pPr>
-              <w:spacing w:after="0"/>
-            </w:pPr>
-            <w:r>
-              <w:t xml:space="preserve">Giá mua, Ngày mua, Bảo hành</w:t>
-            </w:r>
-          </w:p>
-        </w:tc>
-        <w:tc>
-          <w:tcPr>
-            <w:tcW w:type="dxa" w:w="900"/>
-            <w:shd w:fill="FFFFFF" w:val="clear"/>
-            <w:tcMar>
-              <w:top w:type="dxa" w:w="70"/>
-              <w:left w:type="dxa" w:w="120"/>
-              <w:bottom w:type="dxa" w:w="70"/>
-              <w:right w:type="dxa" w:w="120"/>
-            </w:tcMar>
-            <w:vAlign w:val="center"/>
-          </w:tcPr>
-          <w:p>
-            <w:pPr>
-              <w:spacing w:after="0"/>
-            </w:pPr>
-            <w:r>
-              <w:t xml:space="preserve">Không</w:t>
-            </w:r>
-          </w:p>
-        </w:tc>
-        <w:tc>
-          <w:tcPr>
-            <w:tcW w:type="dxa" w:w="5760"/>
-            <w:shd w:fill="FFFFFF" w:val="clear"/>
-            <w:tcMar>
-              <w:top w:type="dxa" w:w="70"/>
-              <w:left w:type="dxa" w:w="120"/>
-              <w:bottom w:type="dxa" w:w="70"/>
-              <w:right w:type="dxa" w:w="120"/>
-            </w:tcMar>
-            <w:vAlign w:val="center"/>
-          </w:tcPr>
-          <w:p>
-            <w:pPr>
-              <w:spacing w:after="0"/>
-            </w:pPr>
-            <w:r>
-              <w:t xml:space="preserve">Thông tin tài chính &amp; bảo hành.</w:t>
-            </w:r>
-          </w:p>
-        </w:tc>
-      </w:tr>
-      <w:tr>
-        <w:trPr>
-          <w:tblHeader w:val="false"/>
-        </w:trPr>
-        <w:tc>
-          <w:tcPr>
-            <w:tcW w:type="dxa" w:w="2700"/>
-            <w:shd w:fill="F3F4F6" w:val="clear"/>
-            <w:tcMar>
-              <w:top w:type="dxa" w:w="70"/>
-              <w:left w:type="dxa" w:w="120"/>
-              <w:bottom w:type="dxa" w:w="70"/>
-              <w:right w:type="dxa" w:w="120"/>
-            </w:tcMar>
-            <w:vAlign w:val="center"/>
-          </w:tcPr>
-          <w:p>
-            <w:pPr>
-              <w:spacing w:after="0"/>
-            </w:pPr>
-            <w:r>
-              <w:t xml:space="preserve">Vòng đời (tháng), Giá trị thanh lý, Phương pháp KH</w:t>
-            </w:r>
-          </w:p>
-        </w:tc>
-        <w:tc>
-          <w:tcPr>
-            <w:tcW w:type="dxa" w:w="900"/>
-            <w:shd w:fill="F3F4F6" w:val="clear"/>
-            <w:tcMar>
-              <w:top w:type="dxa" w:w="70"/>
-              <w:left w:type="dxa" w:w="120"/>
-              <w:bottom w:type="dxa" w:w="70"/>
-              <w:right w:type="dxa" w:w="120"/>
-            </w:tcMar>
-            <w:vAlign w:val="center"/>
-          </w:tcPr>
-          <w:p>
-            <w:pPr>
-              <w:spacing w:after="0"/>
-            </w:pPr>
-            <w:r>
-              <w:t xml:space="preserve">Không</w:t>
-            </w:r>
-          </w:p>
-        </w:tc>
-        <w:tc>
-          <w:tcPr>
-            <w:tcW w:type="dxa" w:w="5760"/>
-            <w:shd w:fill="F3F4F6" w:val="clear"/>
-            <w:tcMar>
-              <w:top w:type="dxa" w:w="70"/>
-              <w:left w:type="dxa" w:w="120"/>
-              <w:bottom w:type="dxa" w:w="70"/>
-              <w:right w:type="dxa" w:w="120"/>
-            </w:tcMar>
-            <w:vAlign w:val="center"/>
-          </w:tcPr>
-          <w:p>
-            <w:pPr>
-              <w:spacing w:after="0"/>
-            </w:pPr>
-            <w:r>
-              <w:t xml:space="preserve">Dùng để tính khấu hao.</w:t>
-            </w:r>
-          </w:p>
-        </w:tc>
-      </w:tr>
-    </w:tbl>
-    <w:p>
-      <w:pPr>
-        <w:pStyle w:val="Heading3"/>
-      </w:pPr>
-      <w:r>
-        <w:t xml:space="preserve">Các trường hợp khi lưu</w:t>
-      </w:r>
-    </w:p>
-    <w:tbl>
-      <w:tblPr>
-        <w:tblW w:type="dxa" w:w="9360"/>
-        <w:tblBorders>
-          <w:top w:val="single" w:color="D0D5DD" w:sz="1"/>
-          <w:left w:val="single" w:color="D0D5DD" w:sz="1"/>
-          <w:bottom w:val="single" w:color="D0D5DD" w:sz="1"/>
-          <w:right w:val="single" w:color="D0D5DD" w:sz="1"/>
-          <w:insideH w:val="single" w:color="D0D5DD" w:sz="1"/>
-          <w:insideV w:val="single" w:color="D0D5DD" w:sz="1"/>
-        </w:tblBorders>
-      </w:tblPr>
-      <w:tblGrid>
-        <w:gridCol w:w="4680"/>
-        <w:gridCol w:w="4680"/>
-      </w:tblGrid>
-      <w:tr>
-        <w:trPr>
-          <w:tblHeader/>
-        </w:trPr>
-        <w:tc>
-          <w:tcPr>
-            <w:tcW w:type="dxa" w:w="4680"/>
-            <w:shd w:fill="1F5F9E" w:val="clear"/>
-            <w:tcMar>
-              <w:top w:type="dxa" w:w="70"/>
-              <w:left w:type="dxa" w:w="120"/>
-              <w:bottom w:type="dxa" w:w="70"/>
-              <w:right w:type="dxa" w:w="120"/>
-            </w:tcMar>
-            <w:vAlign w:val="center"/>
-          </w:tcPr>
-          <w:p>
-            <w:pPr>
-              <w:spacing w:after="0"/>
-            </w:pPr>
-            <w:r>
-              <w:rPr>
-                <w:b/>
-                <w:bCs/>
-                <w:color w:val="FFFFFF"/>
-              </w:rPr>
-              <w:t xml:space="preserve">Tình huống</w:t>
-            </w:r>
-          </w:p>
-        </w:tc>
-        <w:tc>
-          <w:tcPr>
-            <w:tcW w:type="dxa" w:w="4680"/>
-            <w:shd w:fill="1F5F9E" w:val="clear"/>
-            <w:tcMar>
-              <w:top w:type="dxa" w:w="70"/>
-              <w:left w:type="dxa" w:w="120"/>
-              <w:bottom w:type="dxa" w:w="70"/>
-              <w:right w:type="dxa" w:w="120"/>
-            </w:tcMar>
-            <w:vAlign w:val="center"/>
-          </w:tcPr>
-          <w:p>
-            <w:pPr>
-              <w:spacing w:after="0"/>
-            </w:pPr>
-            <w:r>
-              <w:rPr>
-                <w:b/>
-                <w:bCs/>
-                <w:color w:val="FFFFFF"/>
-              </w:rPr>
-              <w:t xml:space="preserve">Hệ thống báo</w:t>
-            </w:r>
-          </w:p>
-        </w:tc>
-      </w:tr>
-      <w:tr>
-        <w:trPr>
-          <w:tblHeader w:val="false"/>
-        </w:trPr>
-        <w:tc>
-          <w:tcPr>
-            <w:tcW w:type="dxa" w:w="4680"/>
-            <w:shd w:fill="FFFFFF" w:val="clear"/>
-            <w:tcMar>
-              <w:top w:type="dxa" w:w="70"/>
-              <w:left w:type="dxa" w:w="120"/>
-              <w:bottom w:type="dxa" w:w="70"/>
-              <w:right w:type="dxa" w:w="120"/>
-            </w:tcMar>
-            <w:vAlign w:val="center"/>
-          </w:tcPr>
-          <w:p>
-            <w:pPr>
-              <w:spacing w:after="0"/>
-            </w:pPr>
-            <w:r>
-              <w:t xml:space="preserve">Thiếu Mã hoặc Tên tài sản</w:t>
-            </w:r>
-          </w:p>
-        </w:tc>
-        <w:tc>
-          <w:tcPr>
-            <w:tcW w:type="dxa" w:w="4680"/>
-            <w:shd w:fill="FFFFFF" w:val="clear"/>
-            <w:tcMar>
-              <w:top w:type="dxa" w:w="70"/>
-              <w:left w:type="dxa" w:w="120"/>
-              <w:bottom w:type="dxa" w:w="70"/>
-              <w:right w:type="dxa" w:w="120"/>
-            </w:tcMar>
-            <w:vAlign w:val="center"/>
-          </w:tcPr>
-          <w:p>
-            <w:pPr>
-              <w:spacing w:after="0"/>
-            </w:pPr>
-            <w:r>
-              <w:t xml:space="preserve">'Nhập mã và tên tài sản.'</w:t>
-            </w:r>
-          </w:p>
-        </w:tc>
-      </w:tr>
-      <w:tr>
-        <w:trPr>
-          <w:tblHeader w:val="false"/>
-        </w:trPr>
-        <w:tc>
-          <w:tcPr>
-            <w:tcW w:type="dxa" w:w="4680"/>
-            <w:shd w:fill="F3F4F6" w:val="clear"/>
-            <w:tcMar>
-              <w:top w:type="dxa" w:w="70"/>
-              <w:left w:type="dxa" w:w="120"/>
-              <w:bottom w:type="dxa" w:w="70"/>
-              <w:right w:type="dxa" w:w="120"/>
-            </w:tcMar>
-            <w:vAlign w:val="center"/>
-          </w:tcPr>
-          <w:p>
-            <w:pPr>
-              <w:spacing w:after="0"/>
-            </w:pPr>
-            <w:r>
-              <w:t xml:space="preserve">Chưa chọn Danh mục</w:t>
-            </w:r>
-          </w:p>
-        </w:tc>
-        <w:tc>
-          <w:tcPr>
-            <w:tcW w:type="dxa" w:w="4680"/>
-            <w:shd w:fill="F3F4F6" w:val="clear"/>
-            <w:tcMar>
-              <w:top w:type="dxa" w:w="70"/>
-              <w:left w:type="dxa" w:w="120"/>
-              <w:bottom w:type="dxa" w:w="70"/>
-              <w:right w:type="dxa" w:w="120"/>
-            </w:tcMar>
-            <w:vAlign w:val="center"/>
-          </w:tcPr>
-          <w:p>
-            <w:pPr>
-              <w:spacing w:after="0"/>
-            </w:pPr>
-            <w:r>
-              <w:t xml:space="preserve">'Chọn danh mục tài sản.'</w:t>
-            </w:r>
-          </w:p>
-        </w:tc>
-      </w:tr>
-      <w:tr>
-        <w:trPr>
-          <w:tblHeader w:val="false"/>
-        </w:trPr>
-        <w:tc>
-          <w:tcPr>
-            <w:tcW w:type="dxa" w:w="4680"/>
-            <w:shd w:fill="FFFFFF" w:val="clear"/>
-            <w:tcMar>
-              <w:top w:type="dxa" w:w="70"/>
-              <w:left w:type="dxa" w:w="120"/>
-              <w:bottom w:type="dxa" w:w="70"/>
-              <w:right w:type="dxa" w:w="120"/>
-            </w:tcMar>
-            <w:vAlign w:val="center"/>
-          </w:tcPr>
-          <w:p>
-            <w:pPr>
-              <w:spacing w:after="0"/>
-            </w:pPr>
-            <w:r>
-              <w:t xml:space="preserve">Thiếu Toà nhà</w:t>
-            </w:r>
-          </w:p>
-        </w:tc>
-        <w:tc>
-          <w:tcPr>
-            <w:tcW w:type="dxa" w:w="4680"/>
-            <w:shd w:fill="FFFFFF" w:val="clear"/>
-            <w:tcMar>
-              <w:top w:type="dxa" w:w="70"/>
-              <w:left w:type="dxa" w:w="120"/>
-              <w:bottom w:type="dxa" w:w="70"/>
-              <w:right w:type="dxa" w:w="120"/>
-            </w:tcMar>
-            <w:vAlign w:val="center"/>
-          </w:tcPr>
-          <w:p>
-            <w:pPr>
-              <w:spacing w:after="0"/>
-            </w:pPr>
-            <w:r>
-              <w:t xml:space="preserve">'Thiếu mã toà nhà (chọn vị trí hoặc nhập thủ công).'</w:t>
-            </w:r>
-          </w:p>
-        </w:tc>
-      </w:tr>
-      <w:tr>
-        <w:trPr>
-          <w:tblHeader w:val="false"/>
-        </w:trPr>
-        <w:tc>
-          <w:tcPr>
-            <w:tcW w:type="dxa" w:w="4680"/>
-            <w:shd w:fill="F3F4F6" w:val="clear"/>
-            <w:tcMar>
-              <w:top w:type="dxa" w:w="70"/>
-              <w:left w:type="dxa" w:w="120"/>
-              <w:bottom w:type="dxa" w:w="70"/>
-              <w:right w:type="dxa" w:w="120"/>
-            </w:tcMar>
-            <w:vAlign w:val="center"/>
-          </w:tcPr>
-          <w:p>
-            <w:pPr>
-              <w:spacing w:after="0"/>
-            </w:pPr>
-            <w:r>
-              <w:t xml:space="preserve">Lưu thành công</w:t>
-            </w:r>
-          </w:p>
-        </w:tc>
-        <w:tc>
-          <w:tcPr>
-            <w:tcW w:type="dxa" w:w="4680"/>
-            <w:shd w:fill="F3F4F6" w:val="clear"/>
-            <w:tcMar>
-              <w:top w:type="dxa" w:w="70"/>
-              <w:left w:type="dxa" w:w="120"/>
-              <w:bottom w:type="dxa" w:w="70"/>
-              <w:right w:type="dxa" w:w="120"/>
-            </w:tcMar>
-            <w:vAlign w:val="center"/>
-          </w:tcPr>
-          <w:p>
-            <w:pPr>
-              <w:spacing w:after="0"/>
-            </w:pPr>
-            <w:r>
-              <w:t xml:space="preserve">'Đã thêm tài sản mới.' và danh sách tự làm mới.</w:t>
-            </w:r>
-          </w:p>
-        </w:tc>
-      </w:tr>
-      <w:tr>
-        <w:trPr>
-          <w:tblHeader w:val="false"/>
-        </w:trPr>
-        <w:tc>
-          <w:tcPr>
-            <w:tcW w:type="dxa" w:w="4680"/>
-            <w:shd w:fill="FFFFFF" w:val="clear"/>
-            <w:tcMar>
-              <w:top w:type="dxa" w:w="70"/>
-              <w:left w:type="dxa" w:w="120"/>
-              <w:bottom w:type="dxa" w:w="70"/>
-              <w:right w:type="dxa" w:w="120"/>
-            </w:tcMar>
-            <w:vAlign w:val="center"/>
-          </w:tcPr>
-          <w:p>
-            <w:pPr>
-              <w:spacing w:after="0"/>
-            </w:pPr>
-            <w:r>
-              <w:t xml:space="preserve">Lưu thất bại (lỗi máy chủ)</w:t>
-            </w:r>
-          </w:p>
-        </w:tc>
-        <w:tc>
-          <w:tcPr>
-            <w:tcW w:type="dxa" w:w="4680"/>
-            <w:shd w:fill="FFFFFF" w:val="clear"/>
-            <w:tcMar>
-              <w:top w:type="dxa" w:w="70"/>
-              <w:left w:type="dxa" w:w="120"/>
-              <w:bottom w:type="dxa" w:w="70"/>
-              <w:right w:type="dxa" w:w="120"/>
-            </w:tcMar>
-            <w:vAlign w:val="center"/>
-          </w:tcPr>
-          <w:p>
-            <w:pPr>
-              <w:spacing w:after="0"/>
-            </w:pPr>
-            <w:r>
-              <w:t xml:space="preserve">Hiện thông báo lỗi trả về từ hệ thống.</w:t>
-            </w:r>
-          </w:p>
-        </w:tc>
-      </w:tr>
-    </w:tbl>
-    <w:p>
-      <w:pPr>
-        <w:pStyle w:val="Heading2"/>
-      </w:pPr>
-      <w:r>
-        <w:t xml:space="preserve">5.7. Sửa tài sản</w:t>
-      </w:r>
-    </w:p>
-    <w:p>
-      <w:pPr>
-        <w:pStyle w:val="ListParagraph"/>
-        <w:numPr>
-          <w:ilvl w:val="0"/>
-          <w:numId w:val="6"/>
-        </w:numPr>
-        <w:spacing w:after="70"/>
-      </w:pPr>
-      <w:r>
-        <w:t xml:space="preserve">Nhấn biểu tượng </w:t>
-      </w:r>
-      <w:r>
-        <w:rPr>
-          <w:b/>
-          <w:bCs/>
-        </w:rPr>
-        <w:t xml:space="preserve">Sửa</w:t>
-      </w:r>
-      <w:r>
-        <w:t xml:space="preserve"> (bút chì) ở cột thao tác, hoặc nhấn </w:t>
-      </w:r>
-      <w:r>
-        <w:rPr>
-          <w:b/>
-          <w:bCs/>
-        </w:rPr>
-        <w:t xml:space="preserve">Sửa</w:t>
-      </w:r>
-      <w:r>
-        <w:t xml:space="preserve"> trong cửa sổ xem nhanh.</w:t>
-      </w:r>
-    </w:p>
-    <w:p>
-      <w:pPr>
-        <w:pStyle w:val="ListParagraph"/>
-        <w:numPr>
-          <w:ilvl w:val="0"/>
-          <w:numId w:val="6"/>
-        </w:numPr>
-        <w:spacing w:after="70"/>
-      </w:pPr>
-      <w:r>
-        <w:t xml:space="preserve">Chỉnh các trường cần thiết trong form </w:t>
-      </w:r>
-      <w:r>
-        <w:rPr>
-          <w:b/>
-          <w:bCs/>
-        </w:rPr>
-        <w:t xml:space="preserve">Cập nhật tài sản</w:t>
-      </w:r>
-      <w:r>
-        <w:t xml:space="preserve">.</w:t>
-      </w:r>
-    </w:p>
-    <w:p>
-      <w:pPr>
-        <w:pStyle w:val="ListParagraph"/>
-        <w:numPr>
-          <w:ilvl w:val="0"/>
-          <w:numId w:val="6"/>
-        </w:numPr>
-        <w:spacing w:after="70"/>
-      </w:pPr>
-      <w:r>
-        <w:t xml:space="preserve">Nhấn </w:t>
-      </w:r>
-      <w:r>
-        <w:rPr>
-          <w:b/>
-          <w:bCs/>
-        </w:rPr>
-        <w:t xml:space="preserve">Lưu thay đổi</w:t>
-      </w:r>
-      <w:r>
-        <w:t xml:space="preserve">. Khi thành công hệ thống báo 'Đã cập nhật tài sản.'</w:t>
-      </w:r>
-    </w:p>
-    <w:p>
-      <w:pPr>
-        <w:pStyle w:val="Heading2"/>
-      </w:pPr>
-      <w:r>
-        <w:t xml:space="preserve">5.8. Xoá tài sản</w:t>
-      </w:r>
-    </w:p>
-    <w:p>
-      <w:pPr>
-        <w:pStyle w:val="ListParagraph"/>
-        <w:numPr>
-          <w:ilvl w:val="0"/>
-          <w:numId w:val="7"/>
-        </w:numPr>
-        <w:spacing w:after="70"/>
-      </w:pPr>
-      <w:r>
-        <w:t xml:space="preserve">Nhấn biểu tượng </w:t>
-      </w:r>
-      <w:r>
-        <w:rPr>
-          <w:b/>
-          <w:bCs/>
-        </w:rPr>
-        <w:t xml:space="preserve">Xoá</w:t>
-      </w:r>
-      <w:r>
-        <w:t xml:space="preserve"> (thùng rác, màu đỏ) ở cột thao tác.</w:t>
-      </w:r>
-    </w:p>
-    <w:p>
-      <w:pPr>
-        <w:pStyle w:val="ListParagraph"/>
-        <w:numPr>
-          <w:ilvl w:val="0"/>
-          <w:numId w:val="7"/>
-        </w:numPr>
-        <w:spacing w:after="70"/>
-      </w:pPr>
-      <w:r>
-        <w:t xml:space="preserve">Đọc cảnh báo trong cửa sổ xác nhận (có tên và mã tài sản).</w:t>
-      </w:r>
-    </w:p>
-    <w:p>
-      <w:pPr>
-        <w:pStyle w:val="ListParagraph"/>
-        <w:numPr>
-          <w:ilvl w:val="0"/>
-          <w:numId w:val="7"/>
-        </w:numPr>
-        <w:spacing w:after="70"/>
-      </w:pPr>
-      <w:r>
-        <w:t xml:space="preserve">Nhấn </w:t>
-      </w:r>
-      <w:r>
-        <w:rPr>
-          <w:b/>
-          <w:bCs/>
-        </w:rPr>
-        <w:t xml:space="preserve">Xoá</w:t>
-      </w:r>
-      <w:r>
-        <w:t xml:space="preserve"> để xác nhận, hoặc </w:t>
-      </w:r>
-      <w:r>
-        <w:rPr>
-          <w:b/>
-          <w:bCs/>
-        </w:rPr>
-        <w:t xml:space="preserve">Huỷ</w:t>
-      </w:r>
-      <w:r>
-        <w:t xml:space="preserve"> để bỏ.</w:t>
-      </w:r>
-    </w:p>
-    <w:tbl>
-      <w:tblPr>
-        <w:tblW w:type="dxa" w:w="9360"/>
-        <w:tblBorders>
-          <w:top w:val="dashed" w:color="1F5F9E" w:sz="6"/>
-          <w:left w:val="dashed" w:color="1F5F9E" w:sz="6"/>
-          <w:bottom w:val="dashed" w:color="1F5F9E" w:sz="6"/>
-          <w:right w:val="dashed" w:color="1F5F9E" w:sz="6"/>
-          <w:insideH w:val="single" w:color="auto" w:sz="4"/>
-          <w:insideV w:val="single" w:color="auto" w:sz="4"/>
-        </w:tblBorders>
-      </w:tblPr>
-      <w:tblGrid>
-        <w:gridCol w:w="9360"/>
-      </w:tblGrid>
-      <w:tr>
-        <w:tc>
-          <w:tcPr>
-            <w:tcW w:type="dxa" w:w="9360"/>
-            <w:shd w:fill="F7F8FA" w:val="clear"/>
-            <w:tcMar>
-              <w:top w:type="dxa" w:w="360"/>
-              <w:left w:type="dxa" w:w="180"/>
-              <w:bottom w:type="dxa" w:w="360"/>
-              <w:right w:type="dxa" w:w="180"/>
-            </w:tcMar>
-          </w:tcPr>
-          <w:p>
-            <w:pPr>
-              <w:spacing w:after="40"/>
-              <w:jc w:val="center"/>
-            </w:pPr>
-            <w:r>
-              <w:rPr>
-                <w:b/>
-                <w:bCs/>
-                <w:color w:val="1F5F9E"/>
-                <w:sz w:val="26"/>
-                <w:szCs w:val="26"/>
-              </w:rPr>
-              <w:t xml:space="preserve">[ẢNH 6]</w:t>
-            </w:r>
-          </w:p>
-          <w:p>
-            <w:pPr>
-              <w:spacing w:after="40"/>
-              <w:jc w:val="center"/>
-            </w:pPr>
-            <w:r>
-              <w:rPr>
-                <w:i/>
-                <w:iCs/>
-                <w:color w:val="6B7280"/>
-              </w:rPr>
-              <w:t xml:space="preserve">Cửa sổ xác nhận xoá tài sản.</w:t>
-            </w:r>
-          </w:p>
-          <w:p>
-            <w:pPr>
-              <w:spacing w:after="0"/>
-              <w:jc w:val="center"/>
-            </w:pPr>
-            <w:r>
-              <w:rPr>
-                <w:color w:val="6B7280"/>
-                <w:sz w:val="18"/>
-                <w:szCs w:val="18"/>
-              </w:rPr>
-              <w:t xml:space="preserve">→ Chụp màn hình theo đặc tả bên dưới rồi dán ảnh (đã khoanh vẽ) vào khung này.</w:t>
-            </w:r>
-          </w:p>
-        </w:tc>
-      </w:tr>
-    </w:tbl>
-    <w:p>
-      <w:pPr>
-        <w:spacing w:after="40"/>
-      </w:pPr>
-    </w:p>
-    <w:tbl>
-      <w:tblPr>
-        <w:tblW w:type="dxa" w:w="9360"/>
-        <w:tblBorders>
-          <w:top w:val="single" w:color="D0D5DD" w:sz="1"/>
-          <w:left w:val="single" w:color="D0D5DD" w:sz="1"/>
-          <w:bottom w:val="single" w:color="D0D5DD" w:sz="1"/>
-          <w:right w:val="single" w:color="D0D5DD" w:sz="1"/>
-          <w:insideH w:val="single" w:color="D0D5DD" w:sz="1"/>
-          <w:insideV w:val="single" w:color="D0D5DD" w:sz="1"/>
-        </w:tblBorders>
-      </w:tblPr>
-      <w:tblGrid>
-        <w:gridCol w:w="2600"/>
-        <w:gridCol w:w="6760"/>
-      </w:tblGrid>
-      <w:tr>
-        <w:tc>
-          <w:tcPr>
-            <w:tcW w:type="dxa" w:w="9360"/>
-            <w:gridSpan w:val="2"/>
-            <w:shd w:fill="1F5F9E" w:val="clear"/>
-            <w:tcMar>
-              <w:top w:type="dxa" w:w="60"/>
-              <w:left w:type="dxa" w:w="120"/>
-              <w:bottom w:type="dxa" w:w="60"/>
-              <w:right w:type="dxa" w:w="120"/>
-            </w:tcMar>
-          </w:tcPr>
-          <w:p>
-            <w:r>
-              <w:rPr>
-                <w:b/>
-                <w:bCs/>
-                <w:color w:val="FFFFFF"/>
-                <w:sz w:val="20"/>
-                <w:szCs w:val="20"/>
-              </w:rPr>
-              <w:t xml:space="preserve">Đặc tả ảnh 6</w:t>
-            </w:r>
-          </w:p>
-        </w:tc>
-      </w:tr>
-      <w:tr>
-        <w:tc>
-          <w:tcPr>
-            <w:tcW w:type="dxa" w:w="2600"/>
-            <w:shd w:fill="F3F4F6" w:val="clear"/>
-            <w:tcMar>
-              <w:top w:type="dxa" w:w="70"/>
-              <w:left w:type="dxa" w:w="120"/>
-              <w:bottom w:type="dxa" w:w="70"/>
-              <w:right w:type="dxa" w:w="120"/>
-            </w:tcMar>
-            <w:vAlign w:val="center"/>
-          </w:tcPr>
-          <w:p>
-            <w:r>
-              <w:rPr>
-                <w:b/>
-                <w:bCs/>
-              </w:rPr>
-              <w:t xml:space="preserve">Màn hình cần chụp</w:t>
-            </w:r>
-          </w:p>
-        </w:tc>
-        <w:tc>
-          <w:tcPr>
-            <w:tcW w:type="dxa" w:w="6760"/>
-            <w:shd w:fill="FFFFFF" w:val="clear"/>
-            <w:tcMar>
-              <w:top w:type="dxa" w:w="70"/>
-              <w:left w:type="dxa" w:w="120"/>
-              <w:bottom w:type="dxa" w:w="70"/>
-              <w:right w:type="dxa" w:w="120"/>
-            </w:tcMar>
-            <w:vAlign w:val="center"/>
-          </w:tcPr>
-          <w:p>
-            <w:pPr>
-              <w:spacing w:after="0"/>
-            </w:pPr>
-            <w:r>
-              <w:t xml:space="preserve">Màn Quản lý tài sản, sau khi nhấn nút Xoá của một dòng.</w:t>
-            </w:r>
-          </w:p>
-        </w:tc>
-      </w:tr>
-      <w:tr>
-        <w:tc>
-          <w:tcPr>
-            <w:tcW w:type="dxa" w:w="2600"/>
-            <w:shd w:fill="F3F4F6" w:val="clear"/>
-            <w:tcMar>
-              <w:top w:type="dxa" w:w="70"/>
-              <w:left w:type="dxa" w:w="120"/>
-              <w:bottom w:type="dxa" w:w="70"/>
-              <w:right w:type="dxa" w:w="120"/>
-            </w:tcMar>
-            <w:vAlign w:val="center"/>
-          </w:tcPr>
-          <w:p>
-            <w:r>
-              <w:rPr>
-                <w:b/>
-                <w:bCs/>
-              </w:rPr>
-              <w:t xml:space="preserve">Khoanh tròn (đỏ)</w:t>
-            </w:r>
-          </w:p>
-        </w:tc>
-        <w:tc>
-          <w:tcPr>
-            <w:tcW w:type="dxa" w:w="6760"/>
-            <w:shd w:fill="FFFFFF" w:val="clear"/>
-            <w:tcMar>
-              <w:top w:type="dxa" w:w="70"/>
-              <w:left w:type="dxa" w:w="120"/>
-              <w:bottom w:type="dxa" w:w="70"/>
-              <w:right w:type="dxa" w:w="120"/>
-            </w:tcMar>
-            <w:vAlign w:val="center"/>
-          </w:tcPr>
-          <w:p>
-            <w:pPr>
-              <w:spacing w:after="0"/>
-            </w:pPr>
-            <w:r>
-              <w:t xml:space="preserve">Khoanh nút [Xoá] (đỏ) và nút [Huỷ].</w:t>
-            </w:r>
-          </w:p>
-        </w:tc>
-      </w:tr>
-      <w:tr>
-        <w:tc>
-          <w:tcPr>
-            <w:tcW w:type="dxa" w:w="2600"/>
-            <w:shd w:fill="F3F4F6" w:val="clear"/>
-            <w:tcMar>
-              <w:top w:type="dxa" w:w="70"/>
-              <w:left w:type="dxa" w:w="120"/>
-              <w:bottom w:type="dxa" w:w="70"/>
-              <w:right w:type="dxa" w:w="120"/>
-            </w:tcMar>
-            <w:vAlign w:val="center"/>
-          </w:tcPr>
-          <w:p>
-            <w:r>
-              <w:rPr>
-                <w:b/>
-                <w:bCs/>
-              </w:rPr>
-              <w:t xml:space="preserve">Mũi tên (đỏ)</w:t>
-            </w:r>
-          </w:p>
-        </w:tc>
-        <w:tc>
-          <w:tcPr>
-            <w:tcW w:type="dxa" w:w="6760"/>
-            <w:shd w:fill="FFFFFF" w:val="clear"/>
-            <w:tcMar>
-              <w:top w:type="dxa" w:w="70"/>
-              <w:left w:type="dxa" w:w="120"/>
-              <w:bottom w:type="dxa" w:w="70"/>
-              <w:right w:type="dxa" w:w="120"/>
-            </w:tcMar>
-            <w:vAlign w:val="center"/>
-          </w:tcPr>
-          <w:p>
-            <w:pPr>
-              <w:spacing w:after="0"/>
-            </w:pPr>
-            <w:r>
-              <w:t xml:space="preserve">Mũi tên chỉ vào dòng cảnh báo 'không thể hoàn tác'.</w:t>
-            </w:r>
-          </w:p>
-        </w:tc>
-      </w:tr>
-      <w:tr>
-        <w:tc>
-          <w:tcPr>
-            <w:tcW w:type="dxa" w:w="2600"/>
-            <w:shd w:fill="F3F4F6" w:val="clear"/>
-            <w:tcMar>
-              <w:top w:type="dxa" w:w="70"/>
-              <w:left w:type="dxa" w:w="120"/>
-              <w:bottom w:type="dxa" w:w="70"/>
-              <w:right w:type="dxa" w:w="120"/>
-            </w:tcMar>
-            <w:vAlign w:val="center"/>
-          </w:tcPr>
-          <w:p>
-            <w:r>
-              <w:rPr>
-                <w:b/>
-                <w:bCs/>
-              </w:rPr>
-              <w:t xml:space="preserve">Chú giải số (callout)</w:t>
-            </w:r>
-          </w:p>
-        </w:tc>
-        <w:tc>
-          <w:tcPr>
-            <w:tcW w:type="dxa" w:w="6760"/>
-            <w:shd w:fill="FFFFFF" w:val="clear"/>
-            <w:tcMar>
-              <w:top w:type="dxa" w:w="70"/>
-              <w:left w:type="dxa" w:w="120"/>
-              <w:bottom w:type="dxa" w:w="70"/>
-              <w:right w:type="dxa" w:w="120"/>
-            </w:tcMar>
-            <w:vAlign w:val="center"/>
-          </w:tcPr>
-          <w:p>
-            <w:pPr>
-              <w:spacing w:after="20"/>
-            </w:pPr>
-            <w:r>
-              <w:rPr>
-                <w:b/>
-                <w:bCs/>
-                <w:color w:val="C0392B"/>
-              </w:rPr>
-              <w:t xml:space="preserve">① </w:t>
-            </w:r>
-            <w:r>
-              <w:t xml:space="preserve">Nội dung cảnh báo (tên + mã tài sản)</w:t>
-            </w:r>
-          </w:p>
-          <w:p>
-            <w:pPr>
-              <w:spacing w:after="20"/>
-            </w:pPr>
-            <w:r>
-              <w:rPr>
-                <w:b/>
-                <w:bCs/>
-                <w:color w:val="C0392B"/>
-              </w:rPr>
-              <w:t xml:space="preserve">② </w:t>
-            </w:r>
-            <w:r>
-              <w:t xml:space="preserve">Nút [Huỷ]</w:t>
-            </w:r>
-          </w:p>
-          <w:p>
-            <w:pPr>
-              <w:spacing w:after="20"/>
-            </w:pPr>
-            <w:r>
-              <w:rPr>
-                <w:b/>
-                <w:bCs/>
-                <w:color w:val="C0392B"/>
-              </w:rPr>
-              <w:t xml:space="preserve">③ </w:t>
-            </w:r>
-            <w:r>
-              <w:t xml:space="preserve">Nút [Xoá]</w:t>
-            </w:r>
-          </w:p>
-        </w:tc>
-      </w:tr>
-    </w:tbl>
-    <w:p>
-      <w:pPr>
-        <w:spacing w:after="160"/>
-      </w:pPr>
-    </w:p>
-    <w:tbl>
-      <w:tblPr>
-        <w:tblW w:type="dxa" w:w="9360"/>
-        <w:tblBorders>
-          <w:top w:val="single" w:color="E0A536" w:sz="2"/>
-          <w:left w:val="single" w:color="E0A536" w:sz="18"/>
-          <w:bottom w:val="single" w:color="E0A536" w:sz="2"/>
-          <w:right w:val="single" w:color="E0A536" w:sz="2"/>
-          <w:insideH w:val="single" w:color="auto" w:sz="4"/>
-          <w:insideV w:val="single" w:color="auto" w:sz="4"/>
-        </w:tblBorders>
-      </w:tblPr>
-      <w:tblGrid>
-        <w:gridCol w:w="9360"/>
-      </w:tblGrid>
-      <w:tr>
-        <w:tc>
-          <w:tcPr>
-            <w:tcW w:type="dxa" w:w="9360"/>
-            <w:shd w:fill="FFF4E5" w:val="clear"/>
-            <w:tcMar>
-              <w:top w:type="dxa" w:w="120"/>
-              <w:left w:type="dxa" w:w="180"/>
-              <w:bottom w:type="dxa" w:w="120"/>
-              <w:right w:type="dxa" w:w="180"/>
-            </w:tcMar>
-          </w:tcPr>
-          <w:p>
-            <w:pPr>
-              <w:spacing w:after="40"/>
-            </w:pPr>
-            <w:r>
-              <w:rPr>
-                <w:b/>
-                <w:bCs/>
-                <w:color w:val="E0A536"/>
-                <w:sz w:val="20"/>
-                <w:szCs w:val="20"/>
-              </w:rPr>
-              <w:t xml:space="preserve">LƯU Ý</w:t>
-            </w:r>
-          </w:p>
-          <w:p>
-            <w:pPr>
-              <w:spacing w:after="120"/>
-            </w:pPr>
-            <w:r>
-              <w:t xml:space="preserve">Xoá tài sản là thao tác KHÔNG THỂ HOÀN TÁC. Hãy kiểm tra kỹ tên và mã tài sản trước khi xác nhận.</w:t>
-            </w:r>
-          </w:p>
-        </w:tc>
-      </w:tr>
-    </w:tbl>
-    <w:p>
-      <w:pPr>
-        <w:pStyle w:val="Heading2"/>
-      </w:pPr>
-      <w:r>
-        <w:t xml:space="preserve">5.9. Mã QR tài sản</w:t>
-      </w:r>
-    </w:p>
-    <w:p>
-      <w:pPr>
-        <w:pStyle w:val="ListParagraph"/>
-        <w:numPr>
-          <w:ilvl w:val="0"/>
-          <w:numId w:val="8"/>
-        </w:numPr>
-        <w:spacing w:after="70"/>
-      </w:pPr>
-      <w:r>
-        <w:t xml:space="preserve">Nhấn biểu tượng </w:t>
-      </w:r>
-      <w:r>
-        <w:rPr>
-          <w:b/>
-          <w:bCs/>
-        </w:rPr>
-        <w:t xml:space="preserve">Mã QR</w:t>
-      </w:r>
-      <w:r>
-        <w:t xml:space="preserve"> ở cột thao tác của tài sản.</w:t>
-      </w:r>
-    </w:p>
-    <w:p>
-      <w:pPr>
-        <w:pStyle w:val="ListParagraph"/>
-        <w:numPr>
-          <w:ilvl w:val="0"/>
-          <w:numId w:val="8"/>
-        </w:numPr>
-        <w:spacing w:after="70"/>
-      </w:pPr>
-      <w:r>
-        <w:t xml:space="preserve">Cửa sổ hiển thị mã QR (dạng </w:t>
-      </w:r>
-      <w:r>
-        <w:rPr>
-          <w:rFonts w:ascii="Consolas" w:cs="Consolas" w:eastAsia="Consolas" w:hAnsi="Consolas"/>
-          <w:sz w:val="20"/>
-          <w:szCs w:val="20"/>
-        </w:rPr>
-        <w:t xml:space="preserve">QR-&lt;mã tài sản&gt;</w:t>
-      </w:r>
-      <w:r>
-        <w:t xml:space="preserve">).</w:t>
-      </w:r>
-    </w:p>
-    <w:p>
-      <w:pPr>
-        <w:pStyle w:val="ListParagraph"/>
-        <w:numPr>
-          <w:ilvl w:val="0"/>
-          <w:numId w:val="8"/>
-        </w:numPr>
-        <w:spacing w:after="70"/>
-      </w:pPr>
-      <w:r>
-        <w:t xml:space="preserve">Nhấn </w:t>
-      </w:r>
-      <w:r>
-        <w:rPr>
-          <w:b/>
-          <w:bCs/>
-        </w:rPr>
-        <w:t xml:space="preserve">Tải PNG</w:t>
-      </w:r>
-      <w:r>
-        <w:t xml:space="preserve"> để tải ảnh mã QR về, hoặc </w:t>
-      </w:r>
-      <w:r>
-        <w:rPr>
-          <w:b/>
-          <w:bCs/>
-        </w:rPr>
-        <w:t xml:space="preserve">Sao chép mã</w:t>
-      </w:r>
-      <w:r>
-        <w:t xml:space="preserve"> để chép chuỗi mã.</w:t>
-      </w:r>
-    </w:p>
-    <w:p>
-      <w:pPr>
-        <w:pStyle w:val="ListParagraph"/>
-        <w:numPr>
-          <w:ilvl w:val="0"/>
-          <w:numId w:val="8"/>
-        </w:numPr>
-        <w:spacing w:after="70"/>
-      </w:pPr>
-      <w:r>
-        <w:t xml:space="preserve">In và dán mã QR lên tài sản; kỹ thuật viên quét ở màn </w:t>
-      </w:r>
-      <w:r>
-        <w:rPr>
-          <w:b/>
-          <w:bCs/>
-        </w:rPr>
-        <w:t xml:space="preserve">Quét mã QR</w:t>
-      </w:r>
-      <w:r>
-        <w:t xml:space="preserve"> để mở nhanh hồ sơ.</w:t>
-      </w:r>
-    </w:p>
-    <w:tbl>
-      <w:tblPr>
-        <w:tblW w:type="dxa" w:w="9360"/>
-        <w:tblBorders>
-          <w:top w:val="single" w:color="D0D5DD" w:sz="4"/>
-          <w:left w:val="single" w:color="D0D5DD" w:sz="4"/>
-          <w:bottom w:val="single" w:color="D0D5DD" w:sz="4"/>
-          <w:right w:val="single" w:color="D0D5DD" w:sz="4"/>
-          <w:insideH w:val="single" w:color="D0D5DD" w:sz="4"/>
-          <w:insideV w:val="single" w:color="D0D5DD" w:sz="4"/>
-        </w:tblBorders>
-      </w:tblPr>
-      <w:tblGrid>
-        <w:gridCol w:w="9360"/>
-      </w:tblGrid>
-      <w:tr>
-        <w:tc>
-          <w:tcPr>
-            <w:tcW w:type="dxa" w:w="9360"/>
-            <w:tcMar>
-              <w:top w:type="dxa" w:w="80"/>
-              <w:left w:type="dxa" w:w="80"/>
-              <w:bottom w:type="dxa" w:w="80"/>
-              <w:right w:type="dxa" w:w="80"/>
-            </w:tcMar>
-          </w:tcPr>
-          <w:p>
-            <w:pPr>
-              <w:spacing w:after="0"/>
-              <w:jc w:val="center"/>
-            </w:pPr>
-            <w:r>
-              <w:drawing>
-                <wp:inline distT="0" distB="0" distL="0" distR="0">
-                  <wp:extent cx="5943600" cy="2686050"/>
-                  <wp:effectExtent t="0" r="0" b="0" l="0"/>
-                  <wp:docPr id="1" name="anh7" descr="Cửa sổ mã QR tài sản." title="Ảnh 7"/>
-                  <wp:cNvGraphicFramePr>
-                    <a:graphicFrameLocks xmlns:a="http://schemas.openxmlformats.org/drawingml/2006/main" noChangeAspect="1"/>
-                  </wp:cNvGraphicFramePr>
-                  <a:graphic xmlns:a="http://schemas.openxmlformats.org/drawingml/2006/main">
-                    <a:graphicData uri="http://schemas.openxmlformats.org/drawingml/2006/picture">
-                      <pic:pic xmlns:pic="http://schemas.openxmlformats.org/drawingml/2006/picture">
-                        <pic:nvPicPr>
-                          <pic:cNvPr id="0" name="" descr=""/>
-                          <pic:cNvPicPr>
-                            <a:picLocks noChangeAspect="1" noChangeArrowheads="1"/>
-                          </pic:cNvPicPr>
-                        </pic:nvPicPr>
-                        <pic:blipFill>
-                          <a:blip r:embed="rId15" cstate="none"/>
-                          <a:srcRect/>
-                          <a:stretch>
-                            <a:fillRect/>
-                          </a:stretch>
-                        </pic:blipFill>
-                        <pic:spPr bwMode="auto">
-                          <a:xfrm>
-                            <a:off x="0" y="0"/>
-                            <a:ext cx="5943600" cy="2686050"/>
-                          </a:xfrm>
-                          <a:prstGeom prst="rect">
-                            <a:avLst/>
-                          </a:prstGeom>
-                        </pic:spPr>
-                      </pic:pic>
-                    </a:graphicData>
-                  </a:graphic>
-                </wp:inline>
-              </w:drawing>
-            </w:r>
-          </w:p>
-        </w:tc>
-      </w:tr>
-    </w:tbl>
-    <w:p>
-      <w:pPr>
-        <w:spacing w:after="180" w:before="60"/>
-        <w:jc w:val="center"/>
-      </w:pPr>
-      <w:r>
-        <w:rPr>
-          <w:i/>
-          <w:iCs/>
-          <w:color w:val="6B7280"/>
-          <w:sz w:val="18"/>
-          <w:szCs w:val="18"/>
-        </w:rPr>
-        <w:t xml:space="preserve">Ảnh 7 — Cửa sổ mã QR tài sản.</w:t>
-      </w:r>
-    </w:p>
-    <w:p>
-      <w:pPr>
-        <w:pStyle w:val="Heading2"/>
-      </w:pPr>
-      <w:r>
-        <w:t xml:space="preserve">5.10. Xuất danh sách ra CSV</w:t>
-      </w:r>
-    </w:p>
-    <w:p>
-      <w:pPr>
-        <w:spacing w:after="120"/>
-      </w:pPr>
-      <w:r>
-        <w:t xml:space="preserve">Nhấn </w:t>
-      </w:r>
-      <w:r>
-        <w:rPr>
-          <w:b/>
-          <w:bCs/>
-        </w:rPr>
-        <w:t xml:space="preserve">Xuất CSV</w:t>
-      </w:r>
-      <w:r>
-        <w:t xml:space="preserve"> để tải file danh sách </w:t>
-      </w:r>
-      <w:r>
-        <w:rPr>
-          <w:b/>
-          <w:bCs/>
-        </w:rPr>
-        <w:t xml:space="preserve">theo đúng bộ lọc đang áp dụng</w:t>
-      </w:r>
-      <w:r>
-        <w:t xml:space="preserve">. File gồm các cột: Mã, Tên, Danh mục, Vị trí, Trạng thái, Mức độ, Giá mua, Giá trị còn lại.</w:t>
-      </w:r>
-    </w:p>
-    <w:p>
-      <w:pPr>
-        <w:pStyle w:val="Heading2"/>
-      </w:pPr>
-      <w:r>
-        <w:t xml:space="preserve">5.11. Các trường hợp đặc biệt</w:t>
-      </w:r>
-    </w:p>
-    <w:tbl>
-      <w:tblPr>
-        <w:tblW w:type="dxa" w:w="9360"/>
-        <w:tblBorders>
-          <w:top w:val="single" w:color="D0D5DD" w:sz="1"/>
-          <w:left w:val="single" w:color="D0D5DD" w:sz="1"/>
-          <w:bottom w:val="single" w:color="D0D5DD" w:sz="1"/>
-          <w:right w:val="single" w:color="D0D5DD" w:sz="1"/>
-          <w:insideH w:val="single" w:color="D0D5DD" w:sz="1"/>
-          <w:insideV w:val="single" w:color="D0D5DD" w:sz="1"/>
-        </w:tblBorders>
-      </w:tblPr>
-      <w:tblGrid>
-        <w:gridCol w:w="3000"/>
-        <w:gridCol w:w="6360"/>
-      </w:tblGrid>
-      <w:tr>
-        <w:trPr>
-          <w:tblHeader/>
-        </w:trPr>
-        <w:tc>
-          <w:tcPr>
-            <w:tcW w:type="dxa" w:w="3000"/>
-            <w:shd w:fill="1F5F9E" w:val="clear"/>
-            <w:tcMar>
-              <w:top w:type="dxa" w:w="70"/>
-              <w:left w:type="dxa" w:w="120"/>
-              <w:bottom w:type="dxa" w:w="70"/>
-              <w:right w:type="dxa" w:w="120"/>
-            </w:tcMar>
-            <w:vAlign w:val="center"/>
-          </w:tcPr>
-          <w:p>
-            <w:pPr>
-              <w:spacing w:after="0"/>
-            </w:pPr>
-            <w:r>
-              <w:rPr>
-                <w:b/>
-                <w:bCs/>
-                <w:color w:val="FFFFFF"/>
-              </w:rPr>
-              <w:t xml:space="preserve">Trường hợp</w:t>
-            </w:r>
-          </w:p>
-        </w:tc>
-        <w:tc>
-          <w:tcPr>
-            <w:tcW w:type="dxa" w:w="6360"/>
-            <w:shd w:fill="1F5F9E" w:val="clear"/>
-            <w:tcMar>
-              <w:top w:type="dxa" w:w="70"/>
-              <w:left w:type="dxa" w:w="120"/>
-              <w:bottom w:type="dxa" w:w="70"/>
-              <w:right w:type="dxa" w:w="120"/>
-            </w:tcMar>
-            <w:vAlign w:val="center"/>
-          </w:tcPr>
-          <w:p>
-            <w:pPr>
-              <w:spacing w:after="0"/>
-            </w:pPr>
-            <w:r>
-              <w:rPr>
-                <w:b/>
-                <w:bCs/>
-                <w:color w:val="FFFFFF"/>
-              </w:rPr>
-              <w:t xml:space="preserve">Hiển thị / cách xử lý</w:t>
-            </w:r>
-          </w:p>
-        </w:tc>
-      </w:tr>
-      <w:tr>
-        <w:trPr>
-          <w:tblHeader w:val="false"/>
-        </w:trPr>
-        <w:tc>
-          <w:tcPr>
-            <w:tcW w:type="dxa" w:w="3000"/>
-            <w:shd w:fill="FFFFFF" w:val="clear"/>
-            <w:tcMar>
-              <w:top w:type="dxa" w:w="70"/>
-              <w:left w:type="dxa" w:w="120"/>
-              <w:bottom w:type="dxa" w:w="70"/>
-              <w:right w:type="dxa" w:w="120"/>
-            </w:tcMar>
-            <w:vAlign w:val="center"/>
-          </w:tcPr>
-          <w:p>
-            <w:pPr>
-              <w:spacing w:after="0"/>
-            </w:pPr>
-            <w:r>
-              <w:t xml:space="preserve">Danh sách trống</w:t>
-            </w:r>
-          </w:p>
-        </w:tc>
-        <w:tc>
-          <w:tcPr>
-            <w:tcW w:type="dxa" w:w="6360"/>
-            <w:shd w:fill="FFFFFF" w:val="clear"/>
-            <w:tcMar>
-              <w:top w:type="dxa" w:w="70"/>
-              <w:left w:type="dxa" w:w="120"/>
-              <w:bottom w:type="dxa" w:w="70"/>
-              <w:right w:type="dxa" w:w="120"/>
-            </w:tcMar>
-            <w:vAlign w:val="center"/>
-          </w:tcPr>
-          <w:p>
-            <w:pPr>
-              <w:spacing w:after="0"/>
-            </w:pPr>
-            <w:r>
-              <w:t xml:space="preserve">Bảng hiện thông báo không có dữ liệu — hãy thêm tài sản mới.</w:t>
-            </w:r>
-          </w:p>
-        </w:tc>
-      </w:tr>
-      <w:tr>
-        <w:trPr>
-          <w:tblHeader w:val="false"/>
-        </w:trPr>
-        <w:tc>
-          <w:tcPr>
-            <w:tcW w:type="dxa" w:w="3000"/>
-            <w:shd w:fill="F3F4F6" w:val="clear"/>
-            <w:tcMar>
-              <w:top w:type="dxa" w:w="70"/>
-              <w:left w:type="dxa" w:w="120"/>
-              <w:bottom w:type="dxa" w:w="70"/>
-              <w:right w:type="dxa" w:w="120"/>
-            </w:tcMar>
-            <w:vAlign w:val="center"/>
-          </w:tcPr>
-          <w:p>
-            <w:pPr>
-              <w:spacing w:after="0"/>
-            </w:pPr>
-            <w:r>
-              <w:t xml:space="preserve">Đang tải dữ liệu</w:t>
-            </w:r>
-          </w:p>
-        </w:tc>
-        <w:tc>
-          <w:tcPr>
-            <w:tcW w:type="dxa" w:w="6360"/>
-            <w:shd w:fill="F3F4F6" w:val="clear"/>
-            <w:tcMar>
-              <w:top w:type="dxa" w:w="70"/>
-              <w:left w:type="dxa" w:w="120"/>
-              <w:bottom w:type="dxa" w:w="70"/>
-              <w:right w:type="dxa" w:w="120"/>
-            </w:tcMar>
-            <w:vAlign w:val="center"/>
-          </w:tcPr>
-          <w:p>
-            <w:pPr>
-              <w:spacing w:after="0"/>
-            </w:pPr>
-            <w:r>
-              <w:t xml:space="preserve">Bảng và thẻ thống kê hiển thị trạng thái đang tải.</w:t>
-            </w:r>
-          </w:p>
-        </w:tc>
-      </w:tr>
-      <w:tr>
-        <w:trPr>
-          <w:tblHeader w:val="false"/>
-        </w:trPr>
-        <w:tc>
-          <w:tcPr>
-            <w:tcW w:type="dxa" w:w="3000"/>
-            <w:shd w:fill="FFFFFF" w:val="clear"/>
-            <w:tcMar>
-              <w:top w:type="dxa" w:w="70"/>
-              <w:left w:type="dxa" w:w="120"/>
-              <w:bottom w:type="dxa" w:w="70"/>
-              <w:right w:type="dxa" w:w="120"/>
-            </w:tcMar>
-            <w:vAlign w:val="center"/>
-          </w:tcPr>
-          <w:p>
-            <w:pPr>
-              <w:spacing w:after="0"/>
-            </w:pPr>
-            <w:r>
-              <w:t xml:space="preserve">Lỗi tải dữ liệu</w:t>
-            </w:r>
-          </w:p>
-        </w:tc>
-        <w:tc>
-          <w:tcPr>
-            <w:tcW w:type="dxa" w:w="6360"/>
-            <w:shd w:fill="FFFFFF" w:val="clear"/>
-            <w:tcMar>
-              <w:top w:type="dxa" w:w="70"/>
-              <w:left w:type="dxa" w:w="120"/>
-              <w:bottom w:type="dxa" w:w="70"/>
-              <w:right w:type="dxa" w:w="120"/>
-            </w:tcMar>
-            <w:vAlign w:val="center"/>
-          </w:tcPr>
-          <w:p>
-            <w:pPr>
-              <w:spacing w:after="0"/>
-            </w:pPr>
-            <w:r>
-              <w:t xml:space="preserve">Hiện nút Thử lại — nhấn để tải lại.</w:t>
-            </w:r>
-          </w:p>
-        </w:tc>
-      </w:tr>
-      <w:tr>
-        <w:trPr>
-          <w:tblHeader w:val="false"/>
-        </w:trPr>
-        <w:tc>
-          <w:tcPr>
-            <w:tcW w:type="dxa" w:w="3000"/>
-            <w:shd w:fill="F3F4F6" w:val="clear"/>
-            <w:tcMar>
-              <w:top w:type="dxa" w:w="70"/>
-              <w:left w:type="dxa" w:w="120"/>
-              <w:bottom w:type="dxa" w:w="70"/>
-              <w:right w:type="dxa" w:w="120"/>
-            </w:tcMar>
-            <w:vAlign w:val="center"/>
-          </w:tcPr>
-          <w:p>
-            <w:pPr>
-              <w:spacing w:after="0"/>
-            </w:pPr>
-            <w:r>
-              <w:t xml:space="preserve">Đang dùng dữ liệu mẫu</w:t>
-            </w:r>
-          </w:p>
-        </w:tc>
-        <w:tc>
-          <w:tcPr>
-            <w:tcW w:type="dxa" w:w="6360"/>
-            <w:shd w:fill="F3F4F6" w:val="clear"/>
-            <w:tcMar>
-              <w:top w:type="dxa" w:w="70"/>
-              <w:left w:type="dxa" w:w="120"/>
-              <w:bottom w:type="dxa" w:w="70"/>
-              <w:right w:type="dxa" w:w="120"/>
-            </w:tcMar>
-            <w:vAlign w:val="center"/>
-          </w:tcPr>
-          <w:p>
-            <w:pPr>
-              <w:spacing w:after="0"/>
-            </w:pPr>
-            <w:r>
-              <w:t xml:space="preserve">Có dải băng thông báo dữ liệu mẫu (khi chưa kết nối máy chủ).</w:t>
-            </w:r>
-          </w:p>
-        </w:tc>
-      </w:tr>
-      <w:tr>
-        <w:trPr>
-          <w:tblHeader w:val="false"/>
-        </w:trPr>
-        <w:tc>
-          <w:tcPr>
-            <w:tcW w:type="dxa" w:w="3000"/>
-            <w:shd w:fill="FFFFFF" w:val="clear"/>
-            <w:tcMar>
-              <w:top w:type="dxa" w:w="70"/>
-              <w:left w:type="dxa" w:w="120"/>
-              <w:bottom w:type="dxa" w:w="70"/>
-              <w:right w:type="dxa" w:w="120"/>
-            </w:tcMar>
-            <w:vAlign w:val="center"/>
-          </w:tcPr>
-          <w:p>
-            <w:pPr>
-              <w:spacing w:after="0"/>
-            </w:pPr>
-            <w:r>
-              <w:t xml:space="preserve">Lọc không ra kết quả</w:t>
-            </w:r>
-          </w:p>
-        </w:tc>
-        <w:tc>
-          <w:tcPr>
-            <w:tcW w:type="dxa" w:w="6360"/>
-            <w:shd w:fill="FFFFFF" w:val="clear"/>
-            <w:tcMar>
-              <w:top w:type="dxa" w:w="70"/>
-              <w:left w:type="dxa" w:w="120"/>
-              <w:bottom w:type="dxa" w:w="70"/>
-              <w:right w:type="dxa" w:w="120"/>
-            </w:tcMar>
-            <w:vAlign w:val="center"/>
-          </w:tcPr>
-          <w:p>
-            <w:pPr>
-              <w:spacing w:after="0"/>
-            </w:pPr>
-            <w:r>
-              <w:t xml:space="preserve">Bảng trống — nới lỏng từ khoá hoặc đặt lại bộ lọc về 'Tất cả'.</w:t>
-            </w:r>
-          </w:p>
-        </w:tc>
-      </w:tr>
-      <w:tr>
-        <w:trPr>
-          <w:tblHeader w:val="false"/>
-        </w:trPr>
-        <w:tc>
-          <w:tcPr>
-            <w:tcW w:type="dxa" w:w="3000"/>
-            <w:shd w:fill="F3F4F6" w:val="clear"/>
-            <w:tcMar>
-              <w:top w:type="dxa" w:w="70"/>
-              <w:left w:type="dxa" w:w="120"/>
-              <w:bottom w:type="dxa" w:w="70"/>
-              <w:right w:type="dxa" w:w="120"/>
-            </w:tcMar>
-            <w:vAlign w:val="center"/>
-          </w:tcPr>
-          <w:p>
-            <w:pPr>
-              <w:spacing w:after="0"/>
-            </w:pPr>
-            <w:r>
-              <w:t xml:space="preserve">Thiếu quyền</w:t>
-            </w:r>
-          </w:p>
-        </w:tc>
-        <w:tc>
-          <w:tcPr>
-            <w:tcW w:type="dxa" w:w="6360"/>
-            <w:shd w:fill="F3F4F6" w:val="clear"/>
-            <w:tcMar>
-              <w:top w:type="dxa" w:w="70"/>
-              <w:left w:type="dxa" w:w="120"/>
-              <w:bottom w:type="dxa" w:w="70"/>
-              <w:right w:type="dxa" w:w="120"/>
-            </w:tcMar>
-            <w:vAlign w:val="center"/>
-          </w:tcPr>
-          <w:p>
-            <w:pPr>
-              <w:spacing w:after="0"/>
-            </w:pPr>
-            <w:r>
-              <w:t xml:space="preserve">Các nút Thêm/Sửa/Xoá bị ẩn hoặc thao tác bị từ chối.</w:t>
-            </w:r>
-          </w:p>
-        </w:tc>
-      </w:tr>
-    </w:tbl>
-    <w:p>
-      <w:pPr>
-        <w:pStyle w:val="Heading1"/>
-        <w:pageBreakBefore/>
-      </w:pPr>
-      <w:r>
-        <w:t xml:space="preserve">6. Màn hình "Danh mục tài sản"</w:t>
-      </w:r>
-    </w:p>
-    <w:p>
-      <w:pPr>
-        <w:pStyle w:val="Heading2"/>
-      </w:pPr>
-      <w:r>
-        <w:t xml:space="preserve">6.1. Mục đích &amp; truy cập</w:t>
-      </w:r>
-    </w:p>
-    <w:p>
-      <w:pPr>
-        <w:spacing w:after="120"/>
-      </w:pPr>
-      <w:r>
-        <w:t xml:space="preserve">Quản lý các nhóm phân loại tài sản theo cây danh mục (có danh mục cha - con). Truy cập: </w:t>
-      </w:r>
-      <w:r>
-        <w:rPr>
-          <w:b/>
-          <w:bCs/>
-        </w:rPr>
-        <w:t xml:space="preserve">Menu → Tài sản → Danh mục tài sản.</w:t>
-      </w:r>
-    </w:p>
-    <w:p>
-      <w:pPr>
-        <w:pStyle w:val="Heading2"/>
-      </w:pPr>
-      <w:r>
-        <w:t xml:space="preserve">6.2. Tổng quan màn hình</w:t>
-      </w:r>
-    </w:p>
-    <w:tbl>
-      <w:tblPr>
-        <w:tblW w:type="dxa" w:w="9360"/>
-        <w:tblBorders>
-          <w:top w:val="dashed" w:color="1F5F9E" w:sz="6"/>
-          <w:left w:val="dashed" w:color="1F5F9E" w:sz="6"/>
-          <w:bottom w:val="dashed" w:color="1F5F9E" w:sz="6"/>
-          <w:right w:val="dashed" w:color="1F5F9E" w:sz="6"/>
-          <w:insideH w:val="single" w:color="auto" w:sz="4"/>
-          <w:insideV w:val="single" w:color="auto" w:sz="4"/>
-        </w:tblBorders>
-      </w:tblPr>
-      <w:tblGrid>
-        <w:gridCol w:w="9360"/>
-      </w:tblGrid>
-      <w:tr>
-        <w:tc>
-          <w:tcPr>
-            <w:tcW w:type="dxa" w:w="9360"/>
-            <w:shd w:fill="F7F8FA" w:val="clear"/>
-            <w:tcMar>
-              <w:top w:type="dxa" w:w="360"/>
-              <w:left w:type="dxa" w:w="180"/>
-              <w:bottom w:type="dxa" w:w="360"/>
-              <w:right w:type="dxa" w:w="180"/>
-            </w:tcMar>
-          </w:tcPr>
-          <w:p>
-            <w:pPr>
-              <w:spacing w:after="40"/>
-              <w:jc w:val="center"/>
-            </w:pPr>
-            <w:r>
-              <w:rPr>
-                <w:b/>
-                <w:bCs/>
-                <w:color w:val="1F5F9E"/>
-                <w:sz w:val="26"/>
-                <w:szCs w:val="26"/>
-              </w:rPr>
-              <w:t xml:space="preserve">[ẢNH 8]</w:t>
-            </w:r>
-          </w:p>
-          <w:p>
-            <w:pPr>
-              <w:spacing w:after="40"/>
-              <w:jc w:val="center"/>
-            </w:pPr>
-            <w:r>
-              <w:rPr>
-                <w:i/>
-                <w:iCs/>
-                <w:color w:val="6B7280"/>
-              </w:rPr>
-              <w:t xml:space="preserve">Toàn cảnh màn hình Danh mục tài sản.</w:t>
-            </w:r>
-          </w:p>
-          <w:p>
-            <w:pPr>
-              <w:spacing w:after="0"/>
-              <w:jc w:val="center"/>
-            </w:pPr>
-            <w:r>
-              <w:rPr>
-                <w:color w:val="6B7280"/>
-                <w:sz w:val="18"/>
-                <w:szCs w:val="18"/>
-              </w:rPr>
-              <w:t xml:space="preserve">→ Chụp màn hình theo đặc tả bên dưới rồi dán ảnh (đã khoanh vẽ) vào khung này.</w:t>
-            </w:r>
-          </w:p>
-        </w:tc>
-      </w:tr>
-    </w:tbl>
-    <w:p>
-      <w:pPr>
-        <w:spacing w:after="40"/>
-      </w:pPr>
-    </w:p>
-    <w:tbl>
-      <w:tblPr>
-        <w:tblW w:type="dxa" w:w="9360"/>
-        <w:tblBorders>
-          <w:top w:val="single" w:color="D0D5DD" w:sz="1"/>
-          <w:left w:val="single" w:color="D0D5DD" w:sz="1"/>
-          <w:bottom w:val="single" w:color="D0D5DD" w:sz="1"/>
-          <w:right w:val="single" w:color="D0D5DD" w:sz="1"/>
-          <w:insideH w:val="single" w:color="D0D5DD" w:sz="1"/>
-          <w:insideV w:val="single" w:color="D0D5DD" w:sz="1"/>
-        </w:tblBorders>
-      </w:tblPr>
-      <w:tblGrid>
-        <w:gridCol w:w="2600"/>
-        <w:gridCol w:w="6760"/>
-      </w:tblGrid>
-      <w:tr>
-        <w:tc>
-          <w:tcPr>
-            <w:tcW w:type="dxa" w:w="9360"/>
-            <w:gridSpan w:val="2"/>
-            <w:shd w:fill="1F5F9E" w:val="clear"/>
-            <w:tcMar>
-              <w:top w:type="dxa" w:w="60"/>
-              <w:left w:type="dxa" w:w="120"/>
-              <w:bottom w:type="dxa" w:w="60"/>
-              <w:right w:type="dxa" w:w="120"/>
-            </w:tcMar>
-          </w:tcPr>
-          <w:p>
-            <w:r>
-              <w:rPr>
-                <w:b/>
-                <w:bCs/>
-                <w:color w:val="FFFFFF"/>
-                <w:sz w:val="20"/>
-                <w:szCs w:val="20"/>
-              </w:rPr>
-              <w:t xml:space="preserve">Đặc tả ảnh 8</w:t>
-            </w:r>
-          </w:p>
-        </w:tc>
-      </w:tr>
-      <w:tr>
-        <w:tc>
-          <w:tcPr>
-            <w:tcW w:type="dxa" w:w="2600"/>
-            <w:shd w:fill="F3F4F6" w:val="clear"/>
-            <w:tcMar>
-              <w:top w:type="dxa" w:w="70"/>
-              <w:left w:type="dxa" w:w="120"/>
-              <w:bottom w:type="dxa" w:w="70"/>
-              <w:right w:type="dxa" w:w="120"/>
-            </w:tcMar>
-            <w:vAlign w:val="center"/>
-          </w:tcPr>
-          <w:p>
-            <w:r>
-              <w:rPr>
-                <w:b/>
-                <w:bCs/>
-              </w:rPr>
-              <w:t xml:space="preserve">Màn hình cần chụp</w:t>
-            </w:r>
-          </w:p>
-        </w:tc>
-        <w:tc>
-          <w:tcPr>
-            <w:tcW w:type="dxa" w:w="6760"/>
-            <w:shd w:fill="FFFFFF" w:val="clear"/>
-            <w:tcMar>
-              <w:top w:type="dxa" w:w="70"/>
-              <w:left w:type="dxa" w:w="120"/>
-              <w:bottom w:type="dxa" w:w="70"/>
-              <w:right w:type="dxa" w:w="120"/>
-            </w:tcMar>
-            <w:vAlign w:val="center"/>
-          </w:tcPr>
-          <w:p>
-            <w:pPr>
-              <w:spacing w:after="0"/>
-            </w:pPr>
-            <w:r>
-              <w:t xml:space="preserve">Menu → Tài sản → Danh mục tài sản.</w:t>
-            </w:r>
-          </w:p>
-        </w:tc>
-      </w:tr>
-      <w:tr>
-        <w:tc>
-          <w:tcPr>
-            <w:tcW w:type="dxa" w:w="2600"/>
-            <w:shd w:fill="F3F4F6" w:val="clear"/>
-            <w:tcMar>
-              <w:top w:type="dxa" w:w="70"/>
-              <w:left w:type="dxa" w:w="120"/>
-              <w:bottom w:type="dxa" w:w="70"/>
-              <w:right w:type="dxa" w:w="120"/>
-            </w:tcMar>
-            <w:vAlign w:val="center"/>
-          </w:tcPr>
-          <w:p>
-            <w:r>
-              <w:rPr>
-                <w:b/>
-                <w:bCs/>
-              </w:rPr>
-              <w:t xml:space="preserve">Khoanh tròn (đỏ)</w:t>
-            </w:r>
-          </w:p>
-        </w:tc>
-        <w:tc>
-          <w:tcPr>
-            <w:tcW w:type="dxa" w:w="6760"/>
-            <w:shd w:fill="FFFFFF" w:val="clear"/>
-            <w:tcMar>
-              <w:top w:type="dxa" w:w="70"/>
-              <w:left w:type="dxa" w:w="120"/>
-              <w:bottom w:type="dxa" w:w="70"/>
-              <w:right w:type="dxa" w:w="120"/>
-            </w:tcMar>
-            <w:vAlign w:val="center"/>
-          </w:tcPr>
-          <w:p>
-            <w:pPr>
-              <w:spacing w:after="0"/>
-            </w:pPr>
-            <w:r>
-              <w:t xml:space="preserve">Khoanh nút [Thêm danh mục] và ô tìm kiếm.</w:t>
-            </w:r>
-          </w:p>
-        </w:tc>
-      </w:tr>
-      <w:tr>
-        <w:tc>
-          <w:tcPr>
-            <w:tcW w:type="dxa" w:w="2600"/>
-            <w:shd w:fill="F3F4F6" w:val="clear"/>
-            <w:tcMar>
-              <w:top w:type="dxa" w:w="70"/>
-              <w:left w:type="dxa" w:w="120"/>
-              <w:bottom w:type="dxa" w:w="70"/>
-              <w:right w:type="dxa" w:w="120"/>
-            </w:tcMar>
-            <w:vAlign w:val="center"/>
-          </w:tcPr>
-          <w:p>
-            <w:r>
-              <w:rPr>
-                <w:b/>
-                <w:bCs/>
-              </w:rPr>
-              <w:t xml:space="preserve">Mũi tên (đỏ)</w:t>
-            </w:r>
-          </w:p>
-        </w:tc>
-        <w:tc>
-          <w:tcPr>
-            <w:tcW w:type="dxa" w:w="6760"/>
-            <w:shd w:fill="FFFFFF" w:val="clear"/>
-            <w:tcMar>
-              <w:top w:type="dxa" w:w="70"/>
-              <w:left w:type="dxa" w:w="120"/>
-              <w:bottom w:type="dxa" w:w="70"/>
-              <w:right w:type="dxa" w:w="120"/>
-            </w:tcMar>
-            <w:vAlign w:val="center"/>
-          </w:tcPr>
-          <w:p>
-            <w:pPr>
-              <w:spacing w:after="0"/>
-            </w:pPr>
-            <w:r>
-              <w:t xml:space="preserve">Mũi tên chỉ vào cụm nút Sửa/Xoá trên một dòng.</w:t>
-            </w:r>
-          </w:p>
-        </w:tc>
-      </w:tr>
-      <w:tr>
-        <w:tc>
-          <w:tcPr>
-            <w:tcW w:type="dxa" w:w="2600"/>
-            <w:shd w:fill="F3F4F6" w:val="clear"/>
-            <w:tcMar>
-              <w:top w:type="dxa" w:w="70"/>
-              <w:left w:type="dxa" w:w="120"/>
-              <w:bottom w:type="dxa" w:w="70"/>
-              <w:right w:type="dxa" w:w="120"/>
-            </w:tcMar>
-            <w:vAlign w:val="center"/>
-          </w:tcPr>
-          <w:p>
-            <w:r>
-              <w:rPr>
-                <w:b/>
-                <w:bCs/>
-              </w:rPr>
-              <w:t xml:space="preserve">Chú giải số (callout)</w:t>
-            </w:r>
-          </w:p>
-        </w:tc>
-        <w:tc>
-          <w:tcPr>
-            <w:tcW w:type="dxa" w:w="6760"/>
-            <w:shd w:fill="FFFFFF" w:val="clear"/>
-            <w:tcMar>
-              <w:top w:type="dxa" w:w="70"/>
-              <w:left w:type="dxa" w:w="120"/>
-              <w:bottom w:type="dxa" w:w="70"/>
-              <w:right w:type="dxa" w:w="120"/>
-            </w:tcMar>
-            <w:vAlign w:val="center"/>
-          </w:tcPr>
-          <w:p>
-            <w:pPr>
-              <w:spacing w:after="20"/>
-            </w:pPr>
-            <w:r>
-              <w:rPr>
-                <w:b/>
-                <w:bCs/>
-                <w:color w:val="C0392B"/>
-              </w:rPr>
-              <w:t xml:space="preserve">① </w:t>
-            </w:r>
-            <w:r>
-              <w:t xml:space="preserve">Nút [Thêm danh mục]</w:t>
-            </w:r>
-          </w:p>
-          <w:p>
-            <w:pPr>
-              <w:spacing w:after="20"/>
-            </w:pPr>
-            <w:r>
-              <w:rPr>
-                <w:b/>
-                <w:bCs/>
-                <w:color w:val="C0392B"/>
-              </w:rPr>
-              <w:t xml:space="preserve">② </w:t>
-            </w:r>
-            <w:r>
-              <w:t xml:space="preserve">Ô tìm kiếm danh mục</w:t>
-            </w:r>
-          </w:p>
-          <w:p>
-            <w:pPr>
-              <w:spacing w:after="20"/>
-            </w:pPr>
-            <w:r>
-              <w:rPr>
-                <w:b/>
-                <w:bCs/>
-                <w:color w:val="C0392B"/>
-              </w:rPr>
-              <w:t xml:space="preserve">③ </w:t>
-            </w:r>
-            <w:r>
-              <w:t xml:space="preserve">Cột: Mã / Tên danh mục / Danh mục cha / Checklist mặc định</w:t>
-            </w:r>
-          </w:p>
-          <w:p>
-            <w:pPr>
-              <w:spacing w:after="20"/>
-            </w:pPr>
-            <w:r>
-              <w:rPr>
-                <w:b/>
-                <w:bCs/>
-                <w:color w:val="C0392B"/>
-              </w:rPr>
-              <w:t xml:space="preserve">④ </w:t>
-            </w:r>
-            <w:r>
-              <w:t xml:space="preserve">Nút Sửa và Xoá</w:t>
-            </w:r>
-          </w:p>
-        </w:tc>
-      </w:tr>
-    </w:tbl>
-    <w:p>
-      <w:pPr>
-        <w:spacing w:after="160"/>
-      </w:pPr>
+        <w:t xml:space="preserve">Ảnh 8 — Toàn cảnh màn hình Danh mục tài sản.</w:t>
+      </w:r>
     </w:p>
     <w:p>
       <w:pPr>
